--- a/docs/Client Onboarding — End-to-End Operations Guide.docx
+++ b/docs/Client Onboarding — End-to-End Operations Guide.docx
@@ -4,7 +4,7 @@
   <w:body>
     <w:p>
       <w:pPr>
-        <w:spacing w:before="200" w:after="60"/>
+        <w:spacing w:before="0" w:after="60"/>
         <w:jc w:val="center"/>
       </w:pPr>
       <w:r>
@@ -15,8 +15,13 @@
           <w:sz w:val="44"/>
         </w:rPr>
         <w:t>CLIENT ONBOARDING</w:t>
-        <w:br/>
       </w:r>
+    </w:p>
+    <w:p>
+      <w:pPr>
+        <w:spacing w:before="0" w:after="100"/>
+        <w:jc w:val="center"/>
+      </w:pPr>
       <w:r>
         <w:rPr>
           <w:rFonts w:ascii="Arial" w:hAnsi="Arial"/>
@@ -39,12 +44,28 @@
           <w:color w:val="1C1C1A"/>
           <w:sz w:val="22"/>
         </w:rPr>
-        <w:t>From cold outreach to live website, signed contract, and recurring payment</w:t>
+        <w:t>From cold outreach to live service, signed contract, and recurring payment</w:t>
+      </w:r>
+    </w:p>
+    <w:p>
+      <w:pPr>
+        <w:spacing w:before="300" w:after="160"/>
+        <w:pBdr>
+          <w:bottom w:val="single" w:sz="4" w:space="4" w:color="e2e0d8"/>
+        </w:pBdr>
+      </w:pPr>
+      <w:r>
+        <w:rPr>
+          <w:rFonts w:ascii="Arial" w:hAnsi="Arial"/>
+          <w:b/>
+          <w:color w:val="1A3A2A"/>
+          <w:sz w:val="28"/>
+        </w:rPr>
+        <w:t>What's inside this document</w:t>
       </w:r>
     </w:p>
     <w:tbl>
       <w:tblPr>
-        <w:tblStyle w:val="TableGrid"/>
         <w:tblW w:type="auto" w:w="0"/>
         <w:tblLook w:firstColumn="1" w:firstRow="1" w:lastColumn="0" w:lastRow="0" w:noHBand="0" w:noVBand="1" w:val="04A0"/>
         <w:tblBorders>
@@ -127,7 +148,7 @@
                 <w:color w:val="1A3A2A"/>
                 <w:sz w:val="22"/>
               </w:rPr>
-              <w:t>Part 1</w:t>
+              <w:t>Part 1 — Finding Prospects</w:t>
             </w:r>
           </w:p>
         </w:tc>
@@ -148,7 +169,7 @@
                 <w:color w:val="1C1C1A"/>
                 <w:sz w:val="22"/>
               </w:rPr>
-              <w:t>Finding prospects and cold outreach</w:t>
+              <w:t>How to find warm leads and make first contact</w:t>
             </w:r>
           </w:p>
         </w:tc>
@@ -172,7 +193,7 @@
                 <w:color w:val="1A3A2A"/>
                 <w:sz w:val="22"/>
               </w:rPr>
-              <w:t>Part 2</w:t>
+              <w:t>Part 2 — Discovery Call</w:t>
             </w:r>
           </w:p>
         </w:tc>
@@ -193,7 +214,7 @@
                 <w:color w:val="1C1C1A"/>
                 <w:sz w:val="22"/>
               </w:rPr>
-              <w:t>Discovery call — what to cover and ask</w:t>
+              <w:t>Questions to ask, what to cover, and how to determine the right service</w:t>
             </w:r>
           </w:p>
         </w:tc>
@@ -217,7 +238,7 @@
                 <w:color w:val="1A3A2A"/>
                 <w:sz w:val="22"/>
               </w:rPr>
-              <w:t>Part 3</w:t>
+              <w:t>Part 3 — Proposal, Contract, Signing</w:t>
             </w:r>
           </w:p>
         </w:tc>
@@ -238,7 +259,7 @@
                 <w:color w:val="1C1C1A"/>
                 <w:sz w:val="22"/>
               </w:rPr>
-              <w:t>Proposal, contract, and DocuSign</w:t>
+              <w:t>Sending the proposal, getting the contract signed</w:t>
             </w:r>
           </w:p>
         </w:tc>
@@ -262,7 +283,7 @@
                 <w:color w:val="1A3A2A"/>
                 <w:sz w:val="22"/>
               </w:rPr>
-              <w:t>Part 4</w:t>
+              <w:t>Part 4 — Collecting Payment</w:t>
             </w:r>
           </w:p>
         </w:tc>
@@ -283,7 +304,7 @@
                 <w:color w:val="1C1C1A"/>
                 <w:sz w:val="22"/>
               </w:rPr>
-              <w:t>Collecting payment with Stripe</w:t>
+              <w:t>Setting up setup fee and monthly subscription in Stripe</w:t>
             </w:r>
           </w:p>
         </w:tc>
@@ -307,7 +328,7 @@
                 <w:color w:val="1A3A2A"/>
                 <w:sz w:val="22"/>
               </w:rPr>
-              <w:t>Part 5</w:t>
+              <w:t>Part 5 — Website Build</w:t>
             </w:r>
           </w:p>
         </w:tc>
@@ -328,7 +349,7 @@
                 <w:color w:val="1C1C1A"/>
                 <w:sz w:val="22"/>
               </w:rPr>
-              <w:t>Building the client website</w:t>
+              <w:t>Applies to Website + Lead Management only — building and customizing the site</w:t>
             </w:r>
           </w:p>
         </w:tc>
@@ -352,7 +373,7 @@
                 <w:color w:val="1A3A2A"/>
                 <w:sz w:val="22"/>
               </w:rPr>
-              <w:t>Part 6</w:t>
+              <w:t>Part 6 — GitHub Setup</w:t>
             </w:r>
           </w:p>
         </w:tc>
@@ -373,7 +394,7 @@
                 <w:color w:val="1C1C1A"/>
                 <w:sz w:val="22"/>
               </w:rPr>
-              <w:t>GitHub — adding the client to the repo</w:t>
+              <w:t>Repo structure and pushing client files — Website + Lead Management only</w:t>
             </w:r>
           </w:p>
         </w:tc>
@@ -397,7 +418,7 @@
                 <w:color w:val="1A3A2A"/>
                 <w:sz w:val="22"/>
               </w:rPr>
-              <w:t>Part 7</w:t>
+              <w:t>Part 7 — Domain and DNS</w:t>
             </w:r>
           </w:p>
         </w:tc>
@@ -418,7 +439,7 @@
                 <w:color w:val="1C1C1A"/>
                 <w:sz w:val="22"/>
               </w:rPr>
-              <w:t>Domain purchase and DNS setup</w:t>
+              <w:t>Domain purchase, DNS records, and Netlify connection — Website + Lead Management only</w:t>
             </w:r>
           </w:p>
         </w:tc>
@@ -442,7 +463,7 @@
                 <w:color w:val="1A3A2A"/>
                 <w:sz w:val="22"/>
               </w:rPr>
-              <w:t>Part 8</w:t>
+              <w:t>Part 8 — Netlify Deployment</w:t>
             </w:r>
           </w:p>
         </w:tc>
@@ -463,7 +484,7 @@
                 <w:color w:val="1C1C1A"/>
                 <w:sz w:val="22"/>
               </w:rPr>
-              <w:t>Netlify deployment and publish directory</w:t>
+              <w:t>Deploying the client site to Netlify — Website + Lead Management only</w:t>
             </w:r>
           </w:p>
         </w:tc>
@@ -487,7 +508,7 @@
                 <w:color w:val="1A3A2A"/>
                 <w:sz w:val="22"/>
               </w:rPr>
-              <w:t>Part 9</w:t>
+              <w:t>Part 9 — Snippet Deployment</w:t>
             </w:r>
           </w:p>
         </w:tc>
@@ -508,7 +529,7 @@
                 <w:color w:val="1C1C1A"/>
                 <w:sz w:val="22"/>
               </w:rPr>
-              <w:t>Lead system setup — Google Sheets and Apps Script</w:t>
+              <w:t>Adding the lead intake form to a client's existing site — Lead Intake + Lead Management only</w:t>
             </w:r>
           </w:p>
         </w:tc>
@@ -532,7 +553,7 @@
                 <w:color w:val="1A3A2A"/>
                 <w:sz w:val="22"/>
               </w:rPr>
-              <w:t>Part 10</w:t>
+              <w:t>Part 10 — Lead System Setup</w:t>
             </w:r>
           </w:p>
         </w:tc>
@@ -553,7 +574,7 @@
                 <w:color w:val="1C1C1A"/>
                 <w:sz w:val="22"/>
               </w:rPr>
-              <w:t>Google Business Profile access</w:t>
+              <w:t>Google Sheets and Apps Script webhook — applies to both services</w:t>
             </w:r>
           </w:p>
         </w:tc>
@@ -577,7 +598,7 @@
                 <w:color w:val="1A3A2A"/>
                 <w:sz w:val="22"/>
               </w:rPr>
-              <w:t>Part 11</w:t>
+              <w:t>Part 11 — Google Business Profile</w:t>
             </w:r>
           </w:p>
         </w:tc>
@@ -598,7 +619,52 @@
                 <w:color w:val="1C1C1A"/>
                 <w:sz w:val="22"/>
               </w:rPr>
-              <w:t>Client handoff and ongoing support</w:t>
+              <w:t>Getting manager access to the client's GBP listing</w:t>
+            </w:r>
+          </w:p>
+        </w:tc>
+      </w:tr>
+      <w:tr>
+        <w:tc>
+          <w:tcPr>
+            <w:tcW w:type="dxa" w:w="2520"/>
+            <w:tcMar>
+              <w:top w:w="80" w:type="dxa"/>
+              <w:bottom w:w="80" w:type="dxa"/>
+              <w:left w:w="115" w:type="dxa"/>
+              <w:right w:w="115" w:type="dxa"/>
+            </w:tcMar>
+          </w:tcPr>
+          <w:p>
+            <w:r>
+              <w:rPr>
+                <w:rFonts w:ascii="Arial" w:hAnsi="Arial"/>
+                <w:b/>
+                <w:color w:val="1A3A2A"/>
+                <w:sz w:val="22"/>
+              </w:rPr>
+              <w:t>Part 12 — Client Handoff</w:t>
+            </w:r>
+          </w:p>
+        </w:tc>
+        <w:tc>
+          <w:tcPr>
+            <w:tcW w:type="dxa" w:w="6480"/>
+            <w:tcMar>
+              <w:top w:w="80" w:type="dxa"/>
+              <w:bottom w:w="80" w:type="dxa"/>
+              <w:left w:w="115" w:type="dxa"/>
+              <w:right w:w="115" w:type="dxa"/>
+            </w:tcMar>
+          </w:tcPr>
+          <w:p>
+            <w:r>
+              <w:rPr>
+                <w:rFonts w:ascii="Arial" w:hAnsi="Arial"/>
+                <w:color w:val="1C1C1A"/>
+                <w:sz w:val="22"/>
+              </w:rPr>
+              <w:t>Handoff email, what the client can expect, and your monthly maintenance checklist</w:t>
             </w:r>
           </w:p>
         </w:tc>
@@ -606,51 +672,8 @@
     </w:tbl>
     <w:p>
       <w:pPr>
-        <w:spacing w:before="60" w:after="60"/>
-      </w:pPr>
-    </w:p>
-    <w:p>
-      <w:pPr>
-        <w:spacing w:before="0" w:after="120"/>
-      </w:pPr>
-      <w:r>
-        <w:rPr>
-          <w:rFonts w:ascii="Arial" w:hAnsi="Arial"/>
-          <w:color w:val="1C1C1A"/>
-          <w:sz w:val="22"/>
-        </w:rPr>
-        <w:t>Work through each part in order for every new client. Parts 5–9 can be done in parallel once payment is collected.</w:t>
-      </w:r>
-    </w:p>
-    <w:p>
-      <w:pPr>
-        <w:spacing w:before="400" w:after="200"/>
-        <w:pBdr>
-          <w:bottom w:val="single" w:sz="12" w:space="4" w:color="c8a96e"/>
-        </w:pBdr>
-      </w:pPr>
-      <w:r>
-        <w:rPr>
-          <w:rFonts w:ascii="Arial" w:hAnsi="Arial"/>
-          <w:b/>
-          <w:color w:val="1A3A2A"/>
-          <w:sz w:val="36"/>
-        </w:rPr>
-        <w:t>Part 1 — Finding Prospects and Cold Outreach</w:t>
-      </w:r>
-    </w:p>
-    <w:p>
-      <w:pPr>
-        <w:spacing w:before="0" w:after="120"/>
-      </w:pPr>
-      <w:r>
-        <w:rPr>
-          <w:rFonts w:ascii="Arial" w:hAnsi="Arial"/>
-          <w:color w:val="1C1C1A"/>
-          <w:sz w:val="22"/>
-        </w:rPr>
-        <w:t>Your best prospects are small businesses that either have no website, have an outdated one, or have no Google Business Profile. Target service businesses — contractors, cleaners, landscapers, salons, repair shops.</w:t>
-      </w:r>
+        <w:spacing w:before="0" w:after="80"/>
+      </w:pPr>
     </w:p>
     <w:p>
       <w:pPr>
@@ -666,13 +689,12 @@
           <w:color w:val="1A3A2A"/>
           <w:sz w:val="28"/>
         </w:rPr>
-        <w:t>Step 1 — Finding Leads</w:t>
+        <w:t>How to use this document</w:t>
       </w:r>
     </w:p>
     <w:p>
       <w:pPr>
-        <w:pStyle w:val="ListBullet"/>
-        <w:spacing w:before="0" w:after="80"/>
+        <w:spacing w:before="0" w:after="120"/>
       </w:pPr>
       <w:r>
         <w:rPr>
@@ -680,54 +702,11 @@
           <w:color w:val="1C1C1A"/>
           <w:sz w:val="22"/>
         </w:rPr>
-        <w:t>Search Google Maps for your service category + city (e.g., 'plumber Chicago') — businesses with no website listed are your warmest leads</w:t>
-      </w:r>
-    </w:p>
-    <w:p>
-      <w:pPr>
-        <w:pStyle w:val="ListBullet"/>
-        <w:spacing w:before="0" w:after="80"/>
-      </w:pPr>
-      <w:r>
-        <w:rPr>
-          <w:rFonts w:ascii="Arial" w:hAnsi="Arial"/>
-          <w:color w:val="1C1C1A"/>
-          <w:sz w:val="22"/>
-        </w:rPr>
-        <w:t>Check Yelp listings — many small businesses are active there but have no standalone site</w:t>
-      </w:r>
-    </w:p>
-    <w:p>
-      <w:pPr>
-        <w:pStyle w:val="ListBullet"/>
-        <w:spacing w:before="0" w:after="80"/>
-      </w:pPr>
-      <w:r>
-        <w:rPr>
-          <w:rFonts w:ascii="Arial" w:hAnsi="Arial"/>
-          <w:color w:val="1C1C1A"/>
-          <w:sz w:val="22"/>
-        </w:rPr>
-        <w:t>Drive or walk local commercial areas and note businesses without web presence</w:t>
-      </w:r>
-    </w:p>
-    <w:p>
-      <w:pPr>
-        <w:pStyle w:val="ListBullet"/>
-        <w:spacing w:before="0" w:after="80"/>
-      </w:pPr>
-      <w:r>
-        <w:rPr>
-          <w:rFonts w:ascii="Arial" w:hAnsi="Arial"/>
-          <w:color w:val="1C1C1A"/>
-          <w:sz w:val="22"/>
-        </w:rPr>
-        <w:t>Ask for referrals from anyone you know who owns a small business</w:t>
+        <w:t>Work through each part in order for every new client. Once you determine which service the client is on (Part 2), follow Parts 5–9 based on that service — not both. Parts 10–12 apply to every client regardless of which service they are on.</w:t>
       </w:r>
     </w:p>
     <w:tbl>
       <w:tblPr>
-        <w:tblStyle w:val="TableGrid"/>
         <w:tblW w:type="auto" w:w="0"/>
         <w:tblLook w:firstColumn="1" w:firstRow="1" w:lastColumn="0" w:lastRow="0" w:noHBand="0" w:noVBand="1" w:val="04A0"/>
         <w:tblBorders>
@@ -763,7 +742,7 @@
                 <w:color w:val="FFFFFF"/>
                 <w:sz w:val="22"/>
               </w:rPr>
-              <w:t>Lead Source</w:t>
+              <w:t>Service</w:t>
             </w:r>
           </w:p>
         </w:tc>
@@ -786,7 +765,7 @@
                 <w:color w:val="FFFFFF"/>
                 <w:sz w:val="22"/>
               </w:rPr>
-              <w:t>Link / Location</w:t>
+              <w:t>Parts to Follow</w:t>
             </w:r>
           </w:p>
         </w:tc>
@@ -810,7 +789,9 @@
                 <w:color w:val="1A3A2A"/>
                 <w:sz w:val="22"/>
               </w:rPr>
-              <w:t>Google Maps search</w:t>
+              <w:t>Website + Lead Management</w:t>
+              <w:br/>
+              <w:t>$750 setup / $79 per month</w:t>
             </w:r>
           </w:p>
         </w:tc>
@@ -831,7 +812,7 @@
                 <w:color w:val="1C1C1A"/>
                 <w:sz w:val="22"/>
               </w:rPr>
-              <w:t>[PLACEHOLDER: maps.google.com — search your target category + city]</w:t>
+              <w:t>Parts 1–8, then Part 10–12. Skip Part 9.</w:t>
             </w:r>
           </w:p>
         </w:tc>
@@ -855,7 +836,9 @@
                 <w:color w:val="1A3A2A"/>
                 <w:sz w:val="22"/>
               </w:rPr>
-              <w:t>Yelp business search</w:t>
+              <w:t>Lead Intake + Lead Management</w:t>
+              <w:br/>
+              <w:t>$400 setup / $59 per month</w:t>
             </w:r>
           </w:p>
         </w:tc>
@@ -876,52 +859,7 @@
                 <w:color w:val="1C1C1A"/>
                 <w:sz w:val="22"/>
               </w:rPr>
-              <w:t>[PLACEHOLDER: yelp.com/search — filter by no website]</w:t>
-            </w:r>
-          </w:p>
-        </w:tc>
-      </w:tr>
-      <w:tr>
-        <w:tc>
-          <w:tcPr>
-            <w:tcW w:type="dxa" w:w="2520"/>
-            <w:tcMar>
-              <w:top w:w="80" w:type="dxa"/>
-              <w:bottom w:w="80" w:type="dxa"/>
-              <w:left w:w="115" w:type="dxa"/>
-              <w:right w:w="115" w:type="dxa"/>
-            </w:tcMar>
-          </w:tcPr>
-          <w:p>
-            <w:r>
-              <w:rPr>
-                <w:rFonts w:ascii="Arial" w:hAnsi="Arial"/>
-                <w:b/>
-                <w:color w:val="1A3A2A"/>
-                <w:sz w:val="22"/>
-              </w:rPr>
-              <w:t>Cold call prospect list</w:t>
-            </w:r>
-          </w:p>
-        </w:tc>
-        <w:tc>
-          <w:tcPr>
-            <w:tcW w:type="dxa" w:w="6480"/>
-            <w:tcMar>
-              <w:top w:w="80" w:type="dxa"/>
-              <w:bottom w:w="80" w:type="dxa"/>
-              <w:left w:w="115" w:type="dxa"/>
-              <w:right w:w="115" w:type="dxa"/>
-            </w:tcMar>
-          </w:tcPr>
-          <w:p>
-            <w:r>
-              <w:rPr>
-                <w:rFonts w:ascii="Arial" w:hAnsi="Arial"/>
-                <w:color w:val="1C1C1A"/>
-                <w:sz w:val="22"/>
-              </w:rPr>
-              <w:t>[PLACEHOLDER: link to your prospect tracking spreadsheet]</w:t>
+              <w:t>Parts 1–4, then Part 9–12. Skip Parts 5–8.</w:t>
             </w:r>
           </w:p>
         </w:tc>
@@ -929,8 +867,111 @@
     </w:tbl>
     <w:p>
       <w:pPr>
-        <w:spacing w:before="60" w:after="60"/>
-      </w:pPr>
+        <w:spacing w:before="0" w:after="80"/>
+      </w:pPr>
+    </w:p>
+    <w:p>
+      <w:pPr>
+        <w:spacing w:before="400" w:after="200"/>
+        <w:pBdr>
+          <w:bottom w:val="single" w:sz="12" w:space="4" w:color="c8a96e"/>
+        </w:pBdr>
+      </w:pPr>
+      <w:r>
+        <w:rPr>
+          <w:rFonts w:ascii="Arial" w:hAnsi="Arial"/>
+          <w:b/>
+          <w:color w:val="1A3A2A"/>
+          <w:sz w:val="36"/>
+        </w:rPr>
+        <w:t>Part 1 — Finding Prospects and Cold Outreach</w:t>
+      </w:r>
+    </w:p>
+    <w:p>
+      <w:pPr>
+        <w:spacing w:before="0" w:after="120"/>
+      </w:pPr>
+      <w:r>
+        <w:rPr>
+          <w:rFonts w:ascii="Arial" w:hAnsi="Arial"/>
+          <w:color w:val="1C1C1A"/>
+          <w:sz w:val="22"/>
+        </w:rPr>
+        <w:t>Your best prospects are small businesses that either have no website, have an outdated one, or have no Google Business Profile. Target service businesses — contractors, cleaners, landscapers, salons, repair shops.</w:t>
+      </w:r>
+    </w:p>
+    <w:p>
+      <w:pPr>
+        <w:spacing w:before="300" w:after="160"/>
+        <w:pBdr>
+          <w:bottom w:val="single" w:sz="4" w:space="4" w:color="e2e0d8"/>
+        </w:pBdr>
+      </w:pPr>
+      <w:r>
+        <w:rPr>
+          <w:rFonts w:ascii="Arial" w:hAnsi="Arial"/>
+          <w:b/>
+          <w:color w:val="1A3A2A"/>
+          <w:sz w:val="28"/>
+        </w:rPr>
+        <w:t>Step 1 — Finding Leads</w:t>
+      </w:r>
+    </w:p>
+    <w:p>
+      <w:pPr>
+        <w:pStyle w:val="ListBullet"/>
+        <w:spacing w:before="0" w:after="80"/>
+      </w:pPr>
+      <w:r>
+        <w:rPr>
+          <w:rFonts w:ascii="Arial" w:hAnsi="Arial"/>
+          <w:color w:val="1C1C1A"/>
+          <w:sz w:val="22"/>
+        </w:rPr>
+        <w:t>Search Google Maps for your service category + city (e.g., 'plumber Chicago') — businesses with no website listed are your warmest leads</w:t>
+      </w:r>
+    </w:p>
+    <w:p>
+      <w:pPr>
+        <w:pStyle w:val="ListBullet"/>
+        <w:spacing w:before="0" w:after="80"/>
+      </w:pPr>
+      <w:r>
+        <w:rPr>
+          <w:rFonts w:ascii="Arial" w:hAnsi="Arial"/>
+          <w:color w:val="1C1C1A"/>
+          <w:sz w:val="22"/>
+        </w:rPr>
+        <w:t>Check Yelp listings — many small businesses are active there but have no standalone site</w:t>
+      </w:r>
+    </w:p>
+    <w:p>
+      <w:pPr>
+        <w:pStyle w:val="ListBullet"/>
+        <w:spacing w:before="0" w:after="80"/>
+      </w:pPr>
+      <w:r>
+        <w:rPr>
+          <w:rFonts w:ascii="Arial" w:hAnsi="Arial"/>
+          <w:color w:val="1C1C1A"/>
+          <w:sz w:val="22"/>
+        </w:rPr>
+        <w:t>Drive or walk local commercial areas and note businesses without web presence</w:t>
+      </w:r>
+    </w:p>
+    <w:p>
+      <w:pPr>
+        <w:pStyle w:val="ListBullet"/>
+        <w:spacing w:before="0" w:after="80"/>
+      </w:pPr>
+      <w:r>
+        <w:rPr>
+          <w:rFonts w:ascii="Arial" w:hAnsi="Arial"/>
+          <w:color w:val="1C1C1A"/>
+          <w:sz w:val="22"/>
+        </w:rPr>
+        <w:t>Ask for referrals from anyone you know who owns a small business</w:t>
+      </w:r>
     </w:p>
     <w:p>
       <w:pPr>
@@ -1105,7 +1146,7 @@
           <w:color w:val="1C1C1A"/>
           <w:sz w:val="22"/>
         </w:rPr>
-        <w:t>This is a 20–30 minute call or screen share. Your goal is to understand the business, confirm fit, and set up a follow-up with a proposal.</w:t>
+        <w:t>This is a 20–30 minute call or screen share. Your goal is to understand the business, confirm fit, determine which service is the right match, and set up a follow-up with a proposal.</w:t>
       </w:r>
     </w:p>
     <w:p>
@@ -1167,9 +1208,139 @@
         <w:t>Use your Google Workspace email for all scheduling so it looks professional</w:t>
       </w:r>
     </w:p>
+    <w:p>
+      <w:pPr>
+        <w:spacing w:before="300" w:after="160"/>
+        <w:pBdr>
+          <w:bottom w:val="single" w:sz="4" w:space="4" w:color="e2e0d8"/>
+        </w:pBdr>
+      </w:pPr>
+      <w:r>
+        <w:rPr>
+          <w:rFonts w:ascii="Arial" w:hAnsi="Arial"/>
+          <w:b/>
+          <w:color w:val="1A3A2A"/>
+          <w:sz w:val="28"/>
+        </w:rPr>
+        <w:t>Step 2 — Questions to Ask</w:t>
+      </w:r>
+    </w:p>
+    <w:p>
+      <w:pPr>
+        <w:pStyle w:val="ListBullet"/>
+        <w:spacing w:before="0" w:after="80"/>
+      </w:pPr>
+      <w:r>
+        <w:rPr>
+          <w:rFonts w:ascii="Arial" w:hAnsi="Arial"/>
+          <w:color w:val="1C1C1A"/>
+          <w:sz w:val="22"/>
+        </w:rPr>
+        <w:t>What does your business do and who are your best customers?</w:t>
+      </w:r>
+    </w:p>
+    <w:p>
+      <w:pPr>
+        <w:pStyle w:val="ListBullet"/>
+        <w:spacing w:before="0" w:after="80"/>
+      </w:pPr>
+      <w:r>
+        <w:rPr>
+          <w:rFonts w:ascii="Arial" w:hAnsi="Arial"/>
+          <w:color w:val="1C1C1A"/>
+          <w:sz w:val="22"/>
+        </w:rPr>
+        <w:t>How do people currently find you? (word of mouth, Google, Yelp, referrals?)</w:t>
+      </w:r>
+    </w:p>
+    <w:p>
+      <w:pPr>
+        <w:pStyle w:val="ListBullet"/>
+        <w:spacing w:before="0" w:after="80"/>
+      </w:pPr>
+      <w:r>
+        <w:rPr>
+          <w:rFonts w:ascii="Arial" w:hAnsi="Arial"/>
+          <w:color w:val="1C1C1A"/>
+          <w:sz w:val="22"/>
+        </w:rPr>
+        <w:t>Do you have a website or Google Business Profile today?</w:t>
+      </w:r>
+    </w:p>
+    <w:p>
+      <w:pPr>
+        <w:pStyle w:val="ListBullet"/>
+        <w:spacing w:before="0" w:after="80"/>
+      </w:pPr>
+      <w:r>
+        <w:rPr>
+          <w:rFonts w:ascii="Arial" w:hAnsi="Arial"/>
+          <w:color w:val="1C1C1A"/>
+          <w:sz w:val="22"/>
+        </w:rPr>
+        <w:t>When someone contacts you — how do they reach you and how do you track that?</w:t>
+      </w:r>
+    </w:p>
+    <w:p>
+      <w:pPr>
+        <w:pStyle w:val="ListBullet"/>
+        <w:spacing w:before="0" w:after="80"/>
+      </w:pPr>
+      <w:r>
+        <w:rPr>
+          <w:rFonts w:ascii="Arial" w:hAnsi="Arial"/>
+          <w:color w:val="1C1C1A"/>
+          <w:sz w:val="22"/>
+        </w:rPr>
+        <w:t>What would a lead management system do for your business?</w:t>
+      </w:r>
+    </w:p>
+    <w:p>
+      <w:pPr>
+        <w:pStyle w:val="ListBullet"/>
+        <w:spacing w:before="0" w:after="80"/>
+      </w:pPr>
+      <w:r>
+        <w:rPr>
+          <w:rFonts w:ascii="Arial" w:hAnsi="Arial"/>
+          <w:color w:val="1C1C1A"/>
+          <w:sz w:val="22"/>
+        </w:rPr>
+        <w:t>What's your timeline — are you looking to move quickly or just exploring?</w:t>
+      </w:r>
+    </w:p>
+    <w:p>
+      <w:pPr>
+        <w:spacing w:before="300" w:after="160"/>
+        <w:pBdr>
+          <w:bottom w:val="single" w:sz="4" w:space="4" w:color="e2e0d8"/>
+        </w:pBdr>
+      </w:pPr>
+      <w:r>
+        <w:rPr>
+          <w:rFonts w:ascii="Arial" w:hAnsi="Arial"/>
+          <w:b/>
+          <w:color w:val="1A3A2A"/>
+          <w:sz w:val="28"/>
+        </w:rPr>
+        <w:t>Step 3 — Determine the Right Service</w:t>
+      </w:r>
+    </w:p>
+    <w:p>
+      <w:pPr>
+        <w:spacing w:before="0" w:after="120"/>
+      </w:pPr>
+      <w:r>
+        <w:rPr>
+          <w:rFonts w:ascii="Arial" w:hAnsi="Arial"/>
+          <w:color w:val="1C1C1A"/>
+          <w:sz w:val="22"/>
+        </w:rPr>
+        <w:t>The discovery call is where you figure out which service fits. Use these signals to guide the recommendation — then present it as a clear suggestion, not a menu of options.</w:t>
+      </w:r>
+    </w:p>
     <w:tbl>
       <w:tblPr>
-        <w:tblStyle w:val="TableGrid"/>
         <w:tblW w:type="auto" w:w="0"/>
         <w:tblLook w:firstColumn="1" w:firstRow="1" w:lastColumn="0" w:lastRow="0" w:noHBand="0" w:noVBand="1" w:val="04A0"/>
         <w:tblBorders>
@@ -1205,7 +1376,7 @@
                 <w:color w:val="FFFFFF"/>
                 <w:sz w:val="22"/>
               </w:rPr>
-              <w:t>Meeting Tool</w:t>
+              <w:t>Signal</w:t>
             </w:r>
           </w:p>
         </w:tc>
@@ -1228,7 +1399,7 @@
                 <w:color w:val="FFFFFF"/>
                 <w:sz w:val="22"/>
               </w:rPr>
-              <w:t>Link / Notes</w:t>
+              <w:t>Right Service</w:t>
             </w:r>
           </w:p>
         </w:tc>
@@ -1252,7 +1423,7 @@
                 <w:color w:val="1A3A2A"/>
                 <w:sz w:val="22"/>
               </w:rPr>
-              <w:t>Google Meet</w:t>
+              <w:t>No website, weak website, or outdated site</w:t>
             </w:r>
           </w:p>
         </w:tc>
@@ -1273,7 +1444,7 @@
                 <w:color w:val="1C1C1A"/>
                 <w:sz w:val="22"/>
               </w:rPr>
-              <w:t>[PLACEHOLDER: meet.google.com — free, no time limit for 1-on-1]</w:t>
+              <w:t>Website + Lead Management — they need a full rebuild and the lead system together</w:t>
             </w:r>
           </w:p>
         </w:tc>
@@ -1297,7 +1468,7 @@
                 <w:color w:val="1A3A2A"/>
                 <w:sz w:val="22"/>
               </w:rPr>
-              <w:t>Zoom (if preferred)</w:t>
+              <w:t>Decent website already in place</w:t>
             </w:r>
           </w:p>
         </w:tc>
@@ -1318,7 +1489,7 @@
                 <w:color w:val="1C1C1A"/>
                 <w:sz w:val="22"/>
               </w:rPr>
-              <w:t>[PLACEHOLDER: zoom.us/start — free tier has 40-min limit]</w:t>
+              <w:t>Lead Intake + Lead Management — add the form and notification system to what they have</w:t>
             </w:r>
           </w:p>
         </w:tc>
@@ -1342,7 +1513,7 @@
                 <w:color w:val="1A3A2A"/>
                 <w:sz w:val="22"/>
               </w:rPr>
-              <w:t>Calendar invite</w:t>
+              <w:t>On the fence about rebuilding their site</w:t>
             </w:r>
           </w:p>
         </w:tc>
@@ -1363,362 +1534,7 @@
                 <w:color w:val="1C1C1A"/>
                 <w:sz w:val="22"/>
               </w:rPr>
-              <w:t>Send from your Google Workspace account</w:t>
-            </w:r>
-          </w:p>
-        </w:tc>
-      </w:tr>
-    </w:tbl>
-    <w:p>
-      <w:pPr>
-        <w:spacing w:before="60" w:after="60"/>
-      </w:pPr>
-    </w:p>
-    <w:p>
-      <w:pPr>
-        <w:spacing w:before="300" w:after="160"/>
-        <w:pBdr>
-          <w:bottom w:val="single" w:sz="4" w:space="4" w:color="e2e0d8"/>
-        </w:pBdr>
-      </w:pPr>
-      <w:r>
-        <w:rPr>
-          <w:rFonts w:ascii="Arial" w:hAnsi="Arial"/>
-          <w:b/>
-          <w:color w:val="1A3A2A"/>
-          <w:sz w:val="28"/>
-        </w:rPr>
-        <w:t>Step 2 — Questions to Ask</w:t>
-      </w:r>
-    </w:p>
-    <w:p>
-      <w:pPr>
-        <w:pStyle w:val="ListBullet"/>
-        <w:spacing w:before="0" w:after="80"/>
-      </w:pPr>
-      <w:r>
-        <w:rPr>
-          <w:rFonts w:ascii="Arial" w:hAnsi="Arial"/>
-          <w:color w:val="1C1C1A"/>
-          <w:sz w:val="22"/>
-        </w:rPr>
-        <w:t>What does your business do and who are your best customers?</w:t>
-      </w:r>
-    </w:p>
-    <w:p>
-      <w:pPr>
-        <w:pStyle w:val="ListBullet"/>
-        <w:spacing w:before="0" w:after="80"/>
-      </w:pPr>
-      <w:r>
-        <w:rPr>
-          <w:rFonts w:ascii="Arial" w:hAnsi="Arial"/>
-          <w:color w:val="1C1C1A"/>
-          <w:sz w:val="22"/>
-        </w:rPr>
-        <w:t>How do people currently find you? (word of mouth, Google, Yelp, referrals?)</w:t>
-      </w:r>
-    </w:p>
-    <w:p>
-      <w:pPr>
-        <w:pStyle w:val="ListBullet"/>
-        <w:spacing w:before="0" w:after="80"/>
-      </w:pPr>
-      <w:r>
-        <w:rPr>
-          <w:rFonts w:ascii="Arial" w:hAnsi="Arial"/>
-          <w:color w:val="1C1C1A"/>
-          <w:sz w:val="22"/>
-        </w:rPr>
-        <w:t>Do you have a website or Google Business Profile today?</w:t>
-      </w:r>
-    </w:p>
-    <w:p>
-      <w:pPr>
-        <w:pStyle w:val="ListBullet"/>
-        <w:spacing w:before="0" w:after="80"/>
-      </w:pPr>
-      <w:r>
-        <w:rPr>
-          <w:rFonts w:ascii="Arial" w:hAnsi="Arial"/>
-          <w:color w:val="1C1C1A"/>
-          <w:sz w:val="22"/>
-        </w:rPr>
-        <w:t>When someone contacts you — how do they reach you and how do you track that?</w:t>
-      </w:r>
-    </w:p>
-    <w:p>
-      <w:pPr>
-        <w:pStyle w:val="ListBullet"/>
-        <w:spacing w:before="0" w:after="80"/>
-      </w:pPr>
-      <w:r>
-        <w:rPr>
-          <w:rFonts w:ascii="Arial" w:hAnsi="Arial"/>
-          <w:color w:val="1C1C1A"/>
-          <w:sz w:val="22"/>
-        </w:rPr>
-        <w:t>What would a successful website do for your business?</w:t>
-      </w:r>
-    </w:p>
-    <w:p>
-      <w:pPr>
-        <w:pStyle w:val="ListBullet"/>
-        <w:spacing w:before="0" w:after="80"/>
-      </w:pPr>
-      <w:r>
-        <w:rPr>
-          <w:rFonts w:ascii="Arial" w:hAnsi="Arial"/>
-          <w:color w:val="1C1C1A"/>
-          <w:sz w:val="22"/>
-        </w:rPr>
-        <w:t>What's your timeline — are you looking to move quickly or just exploring?</w:t>
-      </w:r>
-    </w:p>
-    <w:p>
-      <w:pPr>
-        <w:spacing w:before="300" w:after="160"/>
-        <w:pBdr>
-          <w:bottom w:val="single" w:sz="4" w:space="4" w:color="e2e0d8"/>
-        </w:pBdr>
-      </w:pPr>
-      <w:r>
-        <w:rPr>
-          <w:rFonts w:ascii="Arial" w:hAnsi="Arial"/>
-          <w:b/>
-          <w:color w:val="1A3A2A"/>
-          <w:sz w:val="28"/>
-        </w:rPr>
-        <w:t>Step 3 — What to Cover on Your End</w:t>
-      </w:r>
-    </w:p>
-    <w:p>
-      <w:pPr>
-        <w:pStyle w:val="ListBullet"/>
-        <w:spacing w:before="0" w:after="80"/>
-      </w:pPr>
-      <w:r>
-        <w:rPr>
-          <w:rFonts w:ascii="Arial" w:hAnsi="Arial"/>
-          <w:color w:val="1C1C1A"/>
-          <w:sz w:val="22"/>
-        </w:rPr>
-        <w:t>Show your own website briefly — walk them through what you build</w:t>
-      </w:r>
-    </w:p>
-    <w:p>
-      <w:pPr>
-        <w:pStyle w:val="ListBullet"/>
-        <w:spacing w:before="0" w:after="80"/>
-      </w:pPr>
-      <w:r>
-        <w:rPr>
-          <w:rFonts w:ascii="Arial" w:hAnsi="Arial"/>
-          <w:color w:val="1C1C1A"/>
-          <w:sz w:val="22"/>
-        </w:rPr>
-        <w:t>Explain the two deliverables: (1) professional website, (2) lead notification system</w:t>
-      </w:r>
-    </w:p>
-    <w:p>
-      <w:pPr>
-        <w:pStyle w:val="ListBullet"/>
-        <w:spacing w:before="0" w:after="80"/>
-      </w:pPr>
-      <w:r>
-        <w:rPr>
-          <w:rFonts w:ascii="Arial" w:hAnsi="Arial"/>
-          <w:color w:val="1C1C1A"/>
-          <w:sz w:val="22"/>
-        </w:rPr>
-        <w:t>Give a rough timeline: live in under a week once you have their info</w:t>
-      </w:r>
-    </w:p>
-    <w:p>
-      <w:pPr>
-        <w:pStyle w:val="ListBullet"/>
-        <w:spacing w:before="0" w:after="80"/>
-      </w:pPr>
-      <w:r>
-        <w:rPr>
-          <w:rFonts w:ascii="Arial" w:hAnsi="Arial"/>
-          <w:color w:val="1C1C1A"/>
-          <w:sz w:val="22"/>
-        </w:rPr>
-        <w:t>Tell them you will send a proposal with package options after the call</w:t>
-      </w:r>
-    </w:p>
-    <w:p>
-      <w:pPr>
-        <w:pStyle w:val="ListBullet"/>
-        <w:spacing w:before="0" w:after="80"/>
-      </w:pPr>
-      <w:r>
-        <w:rPr>
-          <w:rFonts w:ascii="Arial" w:hAnsi="Arial"/>
-          <w:color w:val="1C1C1A"/>
-          <w:sz w:val="22"/>
-        </w:rPr>
-        <w:t>Do NOT close on price during this call — send a written proposal instead</w:t>
-      </w:r>
-    </w:p>
-    <w:p>
-      <w:pPr>
-        <w:spacing w:before="400" w:after="200"/>
-        <w:pBdr>
-          <w:bottom w:val="single" w:sz="12" w:space="4" w:color="c8a96e"/>
-        </w:pBdr>
-      </w:pPr>
-      <w:r>
-        <w:rPr>
-          <w:rFonts w:ascii="Arial" w:hAnsi="Arial"/>
-          <w:b/>
-          <w:color w:val="1A3A2A"/>
-          <w:sz w:val="36"/>
-        </w:rPr>
-        <w:t>Part 3 — Proposal, Contract, and Signing</w:t>
-      </w:r>
-    </w:p>
-    <w:p>
-      <w:pPr>
-        <w:spacing w:before="300" w:after="160"/>
-        <w:pBdr>
-          <w:bottom w:val="single" w:sz="4" w:space="4" w:color="e2e0d8"/>
-        </w:pBdr>
-      </w:pPr>
-      <w:r>
-        <w:rPr>
-          <w:rFonts w:ascii="Arial" w:hAnsi="Arial"/>
-          <w:b/>
-          <w:color w:val="1A3A2A"/>
-          <w:sz w:val="28"/>
-        </w:rPr>
-        <w:t>Step 1 — Send the Proposal</w:t>
-      </w:r>
-    </w:p>
-    <w:p>
-      <w:pPr>
-        <w:spacing w:before="0" w:after="120"/>
-      </w:pPr>
-      <w:r>
-        <w:rPr>
-          <w:rFonts w:ascii="Arial" w:hAnsi="Arial"/>
-          <w:color w:val="1C1C1A"/>
-          <w:sz w:val="22"/>
-        </w:rPr>
-        <w:t>Send a simple proposal via email within 24 hours of the discovery call. Include the package they are best suited for, what is included, and next steps.</w:t>
-      </w:r>
-    </w:p>
-    <w:tbl>
-      <w:tblPr>
-        <w:tblStyle w:val="TableGrid"/>
-        <w:tblW w:type="auto" w:w="0"/>
-        <w:tblLook w:firstColumn="1" w:firstRow="1" w:lastColumn="0" w:lastRow="0" w:noHBand="0" w:noVBand="1" w:val="04A0"/>
-        <w:tblBorders>
-          <w:top w:val="single" w:sz="4" w:space="0" w:color="D0CEC6"/>
-          <w:left w:val="single" w:sz="4" w:space="0" w:color="D0CEC6"/>
-          <w:bottom w:val="single" w:sz="4" w:space="0" w:color="D0CEC6"/>
-          <w:right w:val="single" w:sz="4" w:space="0" w:color="D0CEC6"/>
-          <w:insideH w:val="single" w:sz="4" w:space="0" w:color="D0CEC6"/>
-          <w:insideV w:val="single" w:sz="4" w:space="0" w:color="D0CEC6"/>
-        </w:tblBorders>
-      </w:tblPr>
-      <w:tblGrid>
-        <w:gridCol w:w="2268"/>
-        <w:gridCol w:w="2268"/>
-        <w:gridCol w:w="2268"/>
-        <w:gridCol w:w="2268"/>
-      </w:tblGrid>
-      <w:tr>
-        <w:tc>
-          <w:tcPr>
-            <w:tcW w:type="dxa" w:w="1872"/>
-            <w:tcMar>
-              <w:top w:w="80" w:type="dxa"/>
-              <w:bottom w:w="80" w:type="dxa"/>
-              <w:left w:w="115" w:type="dxa"/>
-              <w:right w:w="115" w:type="dxa"/>
-            </w:tcMar>
-            <w:shd w:val="clear" w:color="auto" w:fill="2c1f0e"/>
-          </w:tcPr>
-          <w:p>
-            <w:r>
-              <w:rPr>
-                <w:rFonts w:ascii="Arial" w:hAnsi="Arial"/>
-                <w:b/>
-                <w:color w:val="FFFFFF"/>
-                <w:sz w:val="22"/>
-              </w:rPr>
-              <w:t>Package</w:t>
-            </w:r>
-          </w:p>
-        </w:tc>
-        <w:tc>
-          <w:tcPr>
-            <w:tcW w:type="dxa" w:w="1584"/>
-            <w:tcMar>
-              <w:top w:w="80" w:type="dxa"/>
-              <w:bottom w:w="80" w:type="dxa"/>
-              <w:left w:w="115" w:type="dxa"/>
-              <w:right w:w="115" w:type="dxa"/>
-            </w:tcMar>
-            <w:shd w:val="clear" w:color="auto" w:fill="2c1f0e"/>
-          </w:tcPr>
-          <w:p>
-            <w:r>
-              <w:rPr>
-                <w:rFonts w:ascii="Arial" w:hAnsi="Arial"/>
-                <w:b/>
-                <w:color w:val="FFFFFF"/>
-                <w:sz w:val="22"/>
-              </w:rPr>
-              <w:t>Setup Fee</w:t>
-            </w:r>
-          </w:p>
-        </w:tc>
-        <w:tc>
-          <w:tcPr>
-            <w:tcW w:type="dxa" w:w="1584"/>
-            <w:tcMar>
-              <w:top w:w="80" w:type="dxa"/>
-              <w:bottom w:w="80" w:type="dxa"/>
-              <w:left w:w="115" w:type="dxa"/>
-              <w:right w:w="115" w:type="dxa"/>
-            </w:tcMar>
-            <w:shd w:val="clear" w:color="auto" w:fill="2c1f0e"/>
-          </w:tcPr>
-          <w:p>
-            <w:r>
-              <w:rPr>
-                <w:rFonts w:ascii="Arial" w:hAnsi="Arial"/>
-                <w:b/>
-                <w:color w:val="FFFFFF"/>
-                <w:sz w:val="22"/>
-              </w:rPr>
-              <w:t>Monthly Fee</w:t>
-            </w:r>
-          </w:p>
-        </w:tc>
-        <w:tc>
-          <w:tcPr>
-            <w:tcW w:type="dxa" w:w="3960"/>
-            <w:tcMar>
-              <w:top w:w="80" w:type="dxa"/>
-              <w:bottom w:w="80" w:type="dxa"/>
-              <w:left w:w="115" w:type="dxa"/>
-              <w:right w:w="115" w:type="dxa"/>
-            </w:tcMar>
-            <w:shd w:val="clear" w:color="auto" w:fill="2c1f0e"/>
-          </w:tcPr>
-          <w:p>
-            <w:r>
-              <w:rPr>
-                <w:rFonts w:ascii="Arial" w:hAnsi="Arial"/>
-                <w:b/>
-                <w:color w:val="FFFFFF"/>
-                <w:sz w:val="22"/>
-              </w:rPr>
-              <w:t>Best For</w:t>
+              <w:t>Lead Intake + Lead Management — lower commitment, solve the immediate problem first</w:t>
             </w:r>
           </w:p>
         </w:tc>
@@ -1726,7 +1542,7 @@
       <w:tr>
         <w:tc>
           <w:tcPr>
-            <w:tcW w:type="dxa" w:w="1872"/>
+            <w:tcW w:type="dxa" w:w="2520"/>
             <w:tcMar>
               <w:top w:w="80" w:type="dxa"/>
               <w:bottom w:w="80" w:type="dxa"/>
@@ -1742,13 +1558,13 @@
                 <w:color w:val="1A3A2A"/>
                 <w:sz w:val="22"/>
               </w:rPr>
-              <w:t>Starter</w:t>
+              <w:t>Specifically asking for a new website</w:t>
             </w:r>
           </w:p>
         </w:tc>
         <w:tc>
           <w:tcPr>
-            <w:tcW w:type="dxa" w:w="1584"/>
+            <w:tcW w:type="dxa" w:w="6480"/>
             <w:tcMar>
               <w:top w:w="80" w:type="dxa"/>
               <w:bottom w:w="80" w:type="dxa"/>
@@ -1763,223 +1579,7 @@
                 <w:color w:val="1C1C1A"/>
                 <w:sz w:val="22"/>
               </w:rPr>
-              <w:t>$800</w:t>
-            </w:r>
-          </w:p>
-        </w:tc>
-        <w:tc>
-          <w:tcPr>
-            <w:tcW w:type="dxa" w:w="1584"/>
-            <w:tcMar>
-              <w:top w:w="80" w:type="dxa"/>
-              <w:bottom w:w="80" w:type="dxa"/>
-              <w:left w:w="115" w:type="dxa"/>
-              <w:right w:w="115" w:type="dxa"/>
-            </w:tcMar>
-          </w:tcPr>
-          <w:p>
-            <w:r>
-              <w:rPr>
-                <w:rFonts w:ascii="Arial" w:hAnsi="Arial"/>
-                <w:color w:val="1C1C1A"/>
-                <w:sz w:val="22"/>
-              </w:rPr>
-              <w:t>$49/month</w:t>
-            </w:r>
-          </w:p>
-        </w:tc>
-        <w:tc>
-          <w:tcPr>
-            <w:tcW w:type="dxa" w:w="3960"/>
-            <w:tcMar>
-              <w:top w:w="80" w:type="dxa"/>
-              <w:bottom w:w="80" w:type="dxa"/>
-              <w:left w:w="115" w:type="dxa"/>
-              <w:right w:w="115" w:type="dxa"/>
-            </w:tcMar>
-          </w:tcPr>
-          <w:p>
-            <w:r>
-              <w:rPr>
-                <w:rFonts w:ascii="Arial" w:hAnsi="Arial"/>
-                <w:color w:val="1C1C1A"/>
-                <w:sz w:val="22"/>
-              </w:rPr>
-              <w:t>Business with no web presence, minimal updates needed</w:t>
-            </w:r>
-          </w:p>
-        </w:tc>
-      </w:tr>
-      <w:tr>
-        <w:tc>
-          <w:tcPr>
-            <w:tcW w:type="dxa" w:w="1872"/>
-            <w:tcMar>
-              <w:top w:w="80" w:type="dxa"/>
-              <w:bottom w:w="80" w:type="dxa"/>
-              <w:left w:w="115" w:type="dxa"/>
-              <w:right w:w="115" w:type="dxa"/>
-            </w:tcMar>
-          </w:tcPr>
-          <w:p>
-            <w:r>
-              <w:rPr>
-                <w:rFonts w:ascii="Arial" w:hAnsi="Arial"/>
-                <w:b/>
-                <w:color w:val="1A3A2A"/>
-                <w:sz w:val="22"/>
-              </w:rPr>
-              <w:t>Growth</w:t>
-            </w:r>
-          </w:p>
-        </w:tc>
-        <w:tc>
-          <w:tcPr>
-            <w:tcW w:type="dxa" w:w="1584"/>
-            <w:tcMar>
-              <w:top w:w="80" w:type="dxa"/>
-              <w:bottom w:w="80" w:type="dxa"/>
-              <w:left w:w="115" w:type="dxa"/>
-              <w:right w:w="115" w:type="dxa"/>
-            </w:tcMar>
-          </w:tcPr>
-          <w:p>
-            <w:r>
-              <w:rPr>
-                <w:rFonts w:ascii="Arial" w:hAnsi="Arial"/>
-                <w:color w:val="1C1C1A"/>
-                <w:sz w:val="22"/>
-              </w:rPr>
-              <w:t>$1,200</w:t>
-            </w:r>
-          </w:p>
-        </w:tc>
-        <w:tc>
-          <w:tcPr>
-            <w:tcW w:type="dxa" w:w="1584"/>
-            <w:tcMar>
-              <w:top w:w="80" w:type="dxa"/>
-              <w:bottom w:w="80" w:type="dxa"/>
-              <w:left w:w="115" w:type="dxa"/>
-              <w:right w:w="115" w:type="dxa"/>
-            </w:tcMar>
-          </w:tcPr>
-          <w:p>
-            <w:r>
-              <w:rPr>
-                <w:rFonts w:ascii="Arial" w:hAnsi="Arial"/>
-                <w:color w:val="1C1C1A"/>
-                <w:sz w:val="22"/>
-              </w:rPr>
-              <w:t>$99/month</w:t>
-            </w:r>
-          </w:p>
-        </w:tc>
-        <w:tc>
-          <w:tcPr>
-            <w:tcW w:type="dxa" w:w="3960"/>
-            <w:tcMar>
-              <w:top w:w="80" w:type="dxa"/>
-              <w:bottom w:w="80" w:type="dxa"/>
-              <w:left w:w="115" w:type="dxa"/>
-              <w:right w:w="115" w:type="dxa"/>
-            </w:tcMar>
-          </w:tcPr>
-          <w:p>
-            <w:r>
-              <w:rPr>
-                <w:rFonts w:ascii="Arial" w:hAnsi="Arial"/>
-                <w:color w:val="1C1C1A"/>
-                <w:sz w:val="22"/>
-              </w:rPr>
-              <w:t>Business that wants content updates and lead tracking</w:t>
-            </w:r>
-          </w:p>
-        </w:tc>
-      </w:tr>
-      <w:tr>
-        <w:tc>
-          <w:tcPr>
-            <w:tcW w:type="dxa" w:w="1872"/>
-            <w:tcMar>
-              <w:top w:w="80" w:type="dxa"/>
-              <w:bottom w:w="80" w:type="dxa"/>
-              <w:left w:w="115" w:type="dxa"/>
-              <w:right w:w="115" w:type="dxa"/>
-            </w:tcMar>
-          </w:tcPr>
-          <w:p>
-            <w:r>
-              <w:rPr>
-                <w:rFonts w:ascii="Arial" w:hAnsi="Arial"/>
-                <w:b/>
-                <w:color w:val="1A3A2A"/>
-                <w:sz w:val="22"/>
-              </w:rPr>
-              <w:t>Pro</w:t>
-            </w:r>
-          </w:p>
-        </w:tc>
-        <w:tc>
-          <w:tcPr>
-            <w:tcW w:type="dxa" w:w="1584"/>
-            <w:tcMar>
-              <w:top w:w="80" w:type="dxa"/>
-              <w:bottom w:w="80" w:type="dxa"/>
-              <w:left w:w="115" w:type="dxa"/>
-              <w:right w:w="115" w:type="dxa"/>
-            </w:tcMar>
-          </w:tcPr>
-          <w:p>
-            <w:r>
-              <w:rPr>
-                <w:rFonts w:ascii="Arial" w:hAnsi="Arial"/>
-                <w:color w:val="1C1C1A"/>
-                <w:sz w:val="22"/>
-              </w:rPr>
-              <w:t>$1,500</w:t>
-            </w:r>
-          </w:p>
-        </w:tc>
-        <w:tc>
-          <w:tcPr>
-            <w:tcW w:type="dxa" w:w="1584"/>
-            <w:tcMar>
-              <w:top w:w="80" w:type="dxa"/>
-              <w:bottom w:w="80" w:type="dxa"/>
-              <w:left w:w="115" w:type="dxa"/>
-              <w:right w:w="115" w:type="dxa"/>
-            </w:tcMar>
-          </w:tcPr>
-          <w:p>
-            <w:r>
-              <w:rPr>
-                <w:rFonts w:ascii="Arial" w:hAnsi="Arial"/>
-                <w:color w:val="1C1C1A"/>
-                <w:sz w:val="22"/>
-              </w:rPr>
-              <w:t>$139/month</w:t>
-            </w:r>
-          </w:p>
-        </w:tc>
-        <w:tc>
-          <w:tcPr>
-            <w:tcW w:type="dxa" w:w="3960"/>
-            <w:tcMar>
-              <w:top w:w="80" w:type="dxa"/>
-              <w:bottom w:w="80" w:type="dxa"/>
-              <w:left w:w="115" w:type="dxa"/>
-              <w:right w:w="115" w:type="dxa"/>
-            </w:tcMar>
-          </w:tcPr>
-          <w:p>
-            <w:r>
-              <w:rPr>
-                <w:rFonts w:ascii="Arial" w:hAnsi="Arial"/>
-                <w:color w:val="1C1C1A"/>
-                <w:sz w:val="22"/>
-              </w:rPr>
-              <w:t>Business that wants full support and Google Business management</w:t>
+              <w:t>Website + Lead Management — confirm scope and set timeline expectations</w:t>
             </w:r>
           </w:p>
         </w:tc>
@@ -1987,12 +1587,30 @@
     </w:tbl>
     <w:p>
       <w:pPr>
-        <w:spacing w:before="60" w:after="60"/>
+        <w:spacing w:before="0" w:after="80"/>
       </w:pPr>
     </w:p>
     <w:p>
       <w:pPr>
-        <w:spacing w:before="0" w:after="120"/>
+        <w:spacing w:before="300" w:after="160"/>
+        <w:pBdr>
+          <w:bottom w:val="single" w:sz="4" w:space="4" w:color="e2e0d8"/>
+        </w:pBdr>
+      </w:pPr>
+      <w:r>
+        <w:rPr>
+          <w:rFonts w:ascii="Arial" w:hAnsi="Arial"/>
+          <w:b/>
+          <w:color w:val="1A3A2A"/>
+          <w:sz w:val="28"/>
+        </w:rPr>
+        <w:t>Step 4 — What to Cover on Your End</w:t>
+      </w:r>
+    </w:p>
+    <w:p>
+      <w:pPr>
+        <w:pStyle w:val="ListBullet"/>
+        <w:spacing w:before="0" w:after="80"/>
       </w:pPr>
       <w:r>
         <w:rPr>
@@ -2000,7 +1618,164 @@
           <w:color w:val="1C1C1A"/>
           <w:sz w:val="22"/>
         </w:rPr>
-        <w:t>[PLACEHOLDER: Link your proposal email template or Google Doc here]</w:t>
+        <w:t>Show your own website briefly — walk them through what you build</w:t>
+      </w:r>
+    </w:p>
+    <w:p>
+      <w:pPr>
+        <w:pStyle w:val="ListBullet"/>
+        <w:spacing w:before="0" w:after="80"/>
+      </w:pPr>
+      <w:r>
+        <w:rPr>
+          <w:rFonts w:ascii="Arial" w:hAnsi="Arial"/>
+          <w:color w:val="1C1C1A"/>
+          <w:sz w:val="22"/>
+        </w:rPr>
+        <w:t>Explain the two services and which one you are recommending and why</w:t>
+      </w:r>
+    </w:p>
+    <w:p>
+      <w:pPr>
+        <w:pStyle w:val="ListBullet"/>
+        <w:spacing w:before="0" w:after="80"/>
+      </w:pPr>
+      <w:r>
+        <w:rPr>
+          <w:rFonts w:ascii="Arial" w:hAnsi="Arial"/>
+          <w:color w:val="1C1C1A"/>
+          <w:sz w:val="22"/>
+        </w:rPr>
+        <w:t>Walk through what the lead system does — instant email + text alerts, Google Sheets log, monthly report, GBP audit</w:t>
+      </w:r>
+    </w:p>
+    <w:p>
+      <w:pPr>
+        <w:pStyle w:val="ListBullet"/>
+        <w:spacing w:before="0" w:after="80"/>
+      </w:pPr>
+      <w:r>
+        <w:rPr>
+          <w:rFonts w:ascii="Arial" w:hAnsi="Arial"/>
+          <w:color w:val="1C1C1A"/>
+          <w:sz w:val="22"/>
+        </w:rPr>
+        <w:t>Give a rough timeline: live in under a week once you have their info</w:t>
+      </w:r>
+    </w:p>
+    <w:p>
+      <w:pPr>
+        <w:pStyle w:val="ListBullet"/>
+        <w:spacing w:before="0" w:after="80"/>
+      </w:pPr>
+      <w:r>
+        <w:rPr>
+          <w:rFonts w:ascii="Arial" w:hAnsi="Arial"/>
+          <w:color w:val="1C1C1A"/>
+          <w:sz w:val="22"/>
+        </w:rPr>
+        <w:t>Tell them you will send a proposal after the call</w:t>
+      </w:r>
+    </w:p>
+    <w:p>
+      <w:pPr>
+        <w:pStyle w:val="ListBullet"/>
+        <w:spacing w:before="0" w:after="80"/>
+      </w:pPr>
+      <w:r>
+        <w:rPr>
+          <w:rFonts w:ascii="Arial" w:hAnsi="Arial"/>
+          <w:color w:val="1C1C1A"/>
+          <w:sz w:val="22"/>
+        </w:rPr>
+        <w:t>Do NOT close on price during this call — send a written proposal instead</w:t>
+      </w:r>
+    </w:p>
+    <w:p>
+      <w:pPr>
+        <w:spacing w:before="400" w:after="200"/>
+        <w:pBdr>
+          <w:bottom w:val="single" w:sz="12" w:space="4" w:color="c8a96e"/>
+        </w:pBdr>
+      </w:pPr>
+      <w:r>
+        <w:rPr>
+          <w:rFonts w:ascii="Arial" w:hAnsi="Arial"/>
+          <w:b/>
+          <w:color w:val="1A3A2A"/>
+          <w:sz w:val="36"/>
+        </w:rPr>
+        <w:t>Part 3 — Proposal, Contract, and Signing</w:t>
+      </w:r>
+    </w:p>
+    <w:p>
+      <w:pPr>
+        <w:spacing w:before="300" w:after="160"/>
+        <w:pBdr>
+          <w:bottom w:val="single" w:sz="4" w:space="4" w:color="e2e0d8"/>
+        </w:pBdr>
+      </w:pPr>
+      <w:r>
+        <w:rPr>
+          <w:rFonts w:ascii="Arial" w:hAnsi="Arial"/>
+          <w:b/>
+          <w:color w:val="1A3A2A"/>
+          <w:sz w:val="28"/>
+        </w:rPr>
+        <w:t>Step 1 — Send the Proposal</w:t>
+      </w:r>
+    </w:p>
+    <w:p>
+      <w:pPr>
+        <w:spacing w:before="0" w:after="120"/>
+      </w:pPr>
+      <w:r>
+        <w:rPr>
+          <w:rFonts w:ascii="Arial" w:hAnsi="Arial"/>
+          <w:color w:val="1C1C1A"/>
+          <w:sz w:val="22"/>
+        </w:rPr>
+        <w:t>Send a simple proposal via email within 24 hours of the discovery call. Name the specific service you are recommending, what is included, and next steps. Do not present both services as options — recommend one based on what you learned on the call.</w:t>
+      </w:r>
+    </w:p>
+    <w:p>
+      <w:pPr>
+        <w:spacing w:before="60" w:after="60"/>
+        <w:shd w:val="clear" w:color="auto" w:fill="F2F2F2"/>
+      </w:pPr>
+      <w:r>
+        <w:rPr>
+          <w:rFonts w:ascii="Courier New" w:hAnsi="Courier New"/>
+          <w:color w:val="1C1C1A"/>
+          <w:sz w:val="18"/>
+        </w:rPr>
+        <w:t>Subject: Proposal for [BUSINESS NAME] — [Service Name]</w:t>
+        <w:br/>
+        <w:br/>
+        <w:t>Hi [NAME],</w:t>
+        <w:br/>
+        <w:br/>
+        <w:t>Great talking with you. Based on what you shared, I'd recommend the</w:t>
+        <w:br/>
+        <w:t>[Website + Lead Management / Lead Intake + Lead Management] service.</w:t>
+        <w:br/>
+        <w:br/>
+        <w:t>Here's what's included:</w:t>
+        <w:br/>
+        <w:t xml:space="preserve">  [list the features for the service]</w:t>
+        <w:br/>
+        <w:br/>
+        <w:t>Setup fee: $[750 or 400] (50% due on signing, balance at go-live)</w:t>
+        <w:br/>
+        <w:t>Monthly: $[69 or 59]/month — billed on the 1st via Stripe</w:t>
+        <w:br/>
+        <w:t>Timeline: live in 3–5 business days from when I have your info</w:t>
+        <w:br/>
+        <w:br/>
+        <w:t>I'll send the service agreement next — let me know if you have any questions.</w:t>
+        <w:br/>
+        <w:br/>
+        <w:t>[YOUR NAME]</w:t>
       </w:r>
     </w:p>
     <w:p>
@@ -2022,7 +1797,8 @@
     </w:p>
     <w:p>
       <w:pPr>
-        <w:spacing w:before="0" w:after="120"/>
+        <w:pStyle w:val="ListBullet"/>
+        <w:spacing w:before="0" w:after="80"/>
       </w:pPr>
       <w:r>
         <w:rPr>
@@ -2030,7 +1806,7 @@
           <w:color w:val="1C1C1A"/>
           <w:sz w:val="22"/>
         </w:rPr>
-        <w:t>A signed contract protects both you and the client. At minimum it should cover: scope of work, payment terms, what happens if they cancel, and that they own their domain and content.</w:t>
+        <w:t>Use the Client Service Agreement — Template.docx from your docs folder</w:t>
       </w:r>
     </w:p>
     <w:p>
@@ -2044,7 +1820,7 @@
           <w:color w:val="1C1C1A"/>
           <w:sz w:val="22"/>
         </w:rPr>
-        <w:t>Use Google Docs to start — create a simple service agreement template</w:t>
+        <w:t>Fill in both parties' information, the service name, setup fee, and monthly amount</w:t>
       </w:r>
     </w:p>
     <w:p>
@@ -2058,7 +1834,7 @@
           <w:color w:val="1C1C1A"/>
           <w:sz w:val="22"/>
         </w:rPr>
-        <w:t>When ready to professionalize, move to DocuSign ($10/month) for e-signature</w:t>
+        <w:t>Send as a PDF — or use DocuSign ($10/month) for e-signature</w:t>
       </w:r>
     </w:p>
     <w:p>
@@ -2075,9 +1851,804 @@
         <w:t>Send the contract before collecting any payment</w:t>
       </w:r>
     </w:p>
+    <w:p>
+      <w:pPr>
+        <w:spacing w:before="300" w:after="160"/>
+        <w:pBdr>
+          <w:bottom w:val="single" w:sz="4" w:space="4" w:color="e2e0d8"/>
+        </w:pBdr>
+      </w:pPr>
+      <w:r>
+        <w:rPr>
+          <w:rFonts w:ascii="Arial" w:hAnsi="Arial"/>
+          <w:b/>
+          <w:color w:val="1A3A2A"/>
+          <w:sz w:val="28"/>
+        </w:rPr>
+        <w:t>Step 3 — Get the Signed Contract Back</w:t>
+      </w:r>
+    </w:p>
+    <w:p>
+      <w:pPr>
+        <w:pStyle w:val="ListBullet"/>
+        <w:spacing w:before="0" w:after="80"/>
+      </w:pPr>
+      <w:r>
+        <w:rPr>
+          <w:rFonts w:ascii="Arial" w:hAnsi="Arial"/>
+          <w:color w:val="1C1C1A"/>
+          <w:sz w:val="22"/>
+        </w:rPr>
+        <w:t>Client signs and returns the contract (PDF or DocuSign completion email)</w:t>
+      </w:r>
+    </w:p>
+    <w:p>
+      <w:pPr>
+        <w:pStyle w:val="ListBullet"/>
+        <w:spacing w:before="0" w:after="80"/>
+      </w:pPr>
+      <w:r>
+        <w:rPr>
+          <w:rFonts w:ascii="Arial" w:hAnsi="Arial"/>
+          <w:color w:val="1C1C1A"/>
+          <w:sz w:val="22"/>
+        </w:rPr>
+        <w:t>Save a copy to your client folder — create one folder per client in Google Drive</w:t>
+      </w:r>
+    </w:p>
+    <w:p>
+      <w:pPr>
+        <w:pStyle w:val="ListBullet"/>
+        <w:spacing w:before="0" w:after="80"/>
+      </w:pPr>
+      <w:r>
+        <w:rPr>
+          <w:rFonts w:ascii="Arial" w:hAnsi="Arial"/>
+          <w:color w:val="1C1C1A"/>
+          <w:sz w:val="22"/>
+        </w:rPr>
+        <w:t>Do not begin work until contract is signed</w:t>
+      </w:r>
+    </w:p>
+    <w:p>
+      <w:pPr>
+        <w:spacing w:before="400" w:after="200"/>
+        <w:pBdr>
+          <w:bottom w:val="single" w:sz="12" w:space="4" w:color="c8a96e"/>
+        </w:pBdr>
+      </w:pPr>
+      <w:r>
+        <w:rPr>
+          <w:rFonts w:ascii="Arial" w:hAnsi="Arial"/>
+          <w:b/>
+          <w:color w:val="1A3A2A"/>
+          <w:sz w:val="36"/>
+        </w:rPr>
+        <w:t>Part 4 — Collecting Payment with Stripe</w:t>
+      </w:r>
+    </w:p>
+    <w:p>
+      <w:pPr>
+        <w:spacing w:before="0" w:after="120"/>
+      </w:pPr>
+      <w:r>
+        <w:rPr>
+          <w:rFonts w:ascii="Arial" w:hAnsi="Arial"/>
+          <w:color w:val="1C1C1A"/>
+          <w:sz w:val="22"/>
+        </w:rPr>
+        <w:t>Collect the one-time setup fee before starting work. Set up the recurring monthly subscription at the same time so the client only has to enter their card once.</w:t>
+      </w:r>
+    </w:p>
+    <w:p>
+      <w:pPr>
+        <w:spacing w:before="300" w:after="160"/>
+        <w:pBdr>
+          <w:bottom w:val="single" w:sz="4" w:space="4" w:color="e2e0d8"/>
+        </w:pBdr>
+      </w:pPr>
+      <w:r>
+        <w:rPr>
+          <w:rFonts w:ascii="Arial" w:hAnsi="Arial"/>
+          <w:b/>
+          <w:color w:val="1A3A2A"/>
+          <w:sz w:val="28"/>
+        </w:rPr>
+        <w:t>Step 1 — Create a Payment Link for the Setup Fee</w:t>
+      </w:r>
+    </w:p>
+    <w:p>
+      <w:pPr>
+        <w:pStyle w:val="ListBullet"/>
+        <w:spacing w:before="0" w:after="80"/>
+      </w:pPr>
+      <w:r>
+        <w:rPr>
+          <w:rFonts w:ascii="Arial" w:hAnsi="Arial"/>
+          <w:color w:val="1C1C1A"/>
+          <w:sz w:val="22"/>
+        </w:rPr>
+        <w:t>Log into Stripe Dashboard → Payment Links → Create new link</w:t>
+      </w:r>
+    </w:p>
+    <w:p>
+      <w:pPr>
+        <w:pStyle w:val="ListBullet"/>
+        <w:spacing w:before="0" w:after="80"/>
+      </w:pPr>
+      <w:r>
+        <w:rPr>
+          <w:rFonts w:ascii="Arial" w:hAnsi="Arial"/>
+          <w:color w:val="1C1C1A"/>
+          <w:sz w:val="22"/>
+        </w:rPr>
+        <w:t>Set the product name to match the service — e.g., 'Website + Lead Management — Setup Fee' or 'Lead Intake + Lead Management — Setup Fee'</w:t>
+      </w:r>
+    </w:p>
+    <w:p>
+      <w:pPr>
+        <w:pStyle w:val="ListBullet"/>
+        <w:spacing w:before="0" w:after="80"/>
+      </w:pPr>
+      <w:r>
+        <w:rPr>
+          <w:rFonts w:ascii="Arial" w:hAnsi="Arial"/>
+          <w:color w:val="1C1C1A"/>
+          <w:sz w:val="22"/>
+        </w:rPr>
+        <w:t>Set the price ($750 or $400) and quantity to 1</w:t>
+      </w:r>
+    </w:p>
+    <w:p>
+      <w:pPr>
+        <w:pStyle w:val="ListBullet"/>
+        <w:spacing w:before="0" w:after="80"/>
+      </w:pPr>
+      <w:r>
+        <w:rPr>
+          <w:rFonts w:ascii="Arial" w:hAnsi="Arial"/>
+          <w:color w:val="1C1C1A"/>
+          <w:sz w:val="22"/>
+        </w:rPr>
+        <w:t>Copy the payment link and paste it into your proposal or a follow-up email</w:t>
+      </w:r>
+    </w:p>
+    <w:p>
+      <w:pPr>
+        <w:pStyle w:val="ListBullet"/>
+        <w:spacing w:before="0" w:after="80"/>
+      </w:pPr>
+      <w:r>
+        <w:rPr>
+          <w:rFonts w:ascii="Arial" w:hAnsi="Arial"/>
+          <w:color w:val="1C1C1A"/>
+          <w:sz w:val="22"/>
+        </w:rPr>
+        <w:t>The client clicks the link, enters their card, and you receive a confirmation email</w:t>
+      </w:r>
+    </w:p>
+    <w:p>
+      <w:pPr>
+        <w:spacing w:before="300" w:after="160"/>
+        <w:pBdr>
+          <w:bottom w:val="single" w:sz="4" w:space="4" w:color="e2e0d8"/>
+        </w:pBdr>
+      </w:pPr>
+      <w:r>
+        <w:rPr>
+          <w:rFonts w:ascii="Arial" w:hAnsi="Arial"/>
+          <w:b/>
+          <w:color w:val="1A3A2A"/>
+          <w:sz w:val="28"/>
+        </w:rPr>
+        <w:t>Step 2 — Set Up the Monthly Subscription</w:t>
+      </w:r>
+    </w:p>
+    <w:p>
+      <w:pPr>
+        <w:pStyle w:val="ListBullet"/>
+        <w:spacing w:before="0" w:after="80"/>
+      </w:pPr>
+      <w:r>
+        <w:rPr>
+          <w:rFonts w:ascii="Arial" w:hAnsi="Arial"/>
+          <w:color w:val="1C1C1A"/>
+          <w:sz w:val="22"/>
+        </w:rPr>
+        <w:t>In Stripe Dashboard → Subscriptions → + New subscription</w:t>
+      </w:r>
+    </w:p>
+    <w:p>
+      <w:pPr>
+        <w:pStyle w:val="ListBullet"/>
+        <w:spacing w:before="0" w:after="80"/>
+      </w:pPr>
+      <w:r>
+        <w:rPr>
+          <w:rFonts w:ascii="Arial" w:hAnsi="Arial"/>
+          <w:color w:val="1C1C1A"/>
+          <w:sz w:val="22"/>
+        </w:rPr>
+        <w:t>Enter the client's email — Stripe will send them a hosted invoice to add their card</w:t>
+      </w:r>
+    </w:p>
+    <w:p>
+      <w:pPr>
+        <w:pStyle w:val="ListBullet"/>
+        <w:spacing w:before="0" w:after="80"/>
+      </w:pPr>
+      <w:r>
+        <w:rPr>
+          <w:rFonts w:ascii="Arial" w:hAnsi="Arial"/>
+          <w:color w:val="1C1C1A"/>
+          <w:sz w:val="22"/>
+        </w:rPr>
+        <w:t>Set the product name — e.g., 'Website + Lead Management — Monthly' or 'Lead Intake + Lead Management — Monthly'</w:t>
+      </w:r>
+    </w:p>
+    <w:p>
+      <w:pPr>
+        <w:pStyle w:val="ListBullet"/>
+        <w:spacing w:before="0" w:after="80"/>
+      </w:pPr>
+      <w:r>
+        <w:rPr>
+          <w:rFonts w:ascii="Arial" w:hAnsi="Arial"/>
+          <w:color w:val="1C1C1A"/>
+          <w:sz w:val="22"/>
+        </w:rPr>
+        <w:t>Set the monthly amount ($79 or $59), billing cycle to monthly, starting on the 1st of next month</w:t>
+      </w:r>
+    </w:p>
+    <w:p>
+      <w:pPr>
+        <w:pStyle w:val="ListBullet"/>
+        <w:spacing w:before="0" w:after="80"/>
+      </w:pPr>
+      <w:r>
+        <w:rPr>
+          <w:rFonts w:ascii="Arial" w:hAnsi="Arial"/>
+          <w:color w:val="1C1C1A"/>
+          <w:sz w:val="22"/>
+        </w:rPr>
+        <w:t>Stripe will automatically charge and send receipts each month</w:t>
+      </w:r>
+    </w:p>
+    <w:p>
+      <w:pPr>
+        <w:spacing w:before="300" w:after="160"/>
+        <w:pBdr>
+          <w:bottom w:val="single" w:sz="4" w:space="4" w:color="e2e0d8"/>
+        </w:pBdr>
+      </w:pPr>
+      <w:r>
+        <w:rPr>
+          <w:rFonts w:ascii="Arial" w:hAnsi="Arial"/>
+          <w:b/>
+          <w:color w:val="1A3A2A"/>
+          <w:sz w:val="28"/>
+        </w:rPr>
+        <w:t>Step 3 — Confirm Payment Before Starting Work</w:t>
+      </w:r>
+    </w:p>
+    <w:p>
+      <w:pPr>
+        <w:pStyle w:val="ListBullet"/>
+        <w:spacing w:before="0" w:after="80"/>
+      </w:pPr>
+      <w:r>
+        <w:rPr>
+          <w:rFonts w:ascii="Arial" w:hAnsi="Arial"/>
+          <w:color w:val="1C1C1A"/>
+          <w:sz w:val="22"/>
+        </w:rPr>
+        <w:t>Check Stripe Dashboard to confirm setup fee payment has cleared</w:t>
+      </w:r>
+    </w:p>
+    <w:p>
+      <w:pPr>
+        <w:pStyle w:val="ListBullet"/>
+        <w:spacing w:before="0" w:after="80"/>
+      </w:pPr>
+      <w:r>
+        <w:rPr>
+          <w:rFonts w:ascii="Arial" w:hAnsi="Arial"/>
+          <w:color w:val="1C1C1A"/>
+          <w:sz w:val="22"/>
+        </w:rPr>
+        <w:t>Stripe payouts typically land in your bank account within 2 business days</w:t>
+      </w:r>
+    </w:p>
+    <w:p>
+      <w:pPr>
+        <w:pStyle w:val="ListBullet"/>
+        <w:spacing w:before="0" w:after="80"/>
+      </w:pPr>
+      <w:r>
+        <w:rPr>
+          <w:rFonts w:ascii="Arial" w:hAnsi="Arial"/>
+          <w:color w:val="1C1C1A"/>
+          <w:sz w:val="22"/>
+        </w:rPr>
+        <w:t>Once setup fee is confirmed — begin the build</w:t>
+      </w:r>
+    </w:p>
+    <w:p>
+      <w:pPr>
+        <w:spacing w:before="400" w:after="200"/>
+        <w:pBdr>
+          <w:bottom w:val="single" w:sz="12" w:space="4" w:color="c8a96e"/>
+        </w:pBdr>
+      </w:pPr>
+      <w:r>
+        <w:rPr>
+          <w:rFonts w:ascii="Arial" w:hAnsi="Arial"/>
+          <w:b/>
+          <w:color w:val="1A3A2A"/>
+          <w:sz w:val="36"/>
+        </w:rPr>
+        <w:t>Part 5 — Building the Client Website</w:t>
+      </w:r>
+    </w:p>
+    <w:p>
+      <w:pPr>
+        <w:spacing w:before="0" w:after="120"/>
+      </w:pPr>
+      <w:r>
+        <w:rPr>
+          <w:rFonts w:ascii="Arial" w:hAnsi="Arial"/>
+          <w:color w:val="1C1C1A"/>
+          <w:sz w:val="22"/>
+        </w:rPr>
+        <w:t>Applies to: Website + Lead Management only. If the client is on Lead Intake + Lead Management, skip to Part 9.</w:t>
+      </w:r>
+    </w:p>
+    <w:p>
+      <w:pPr>
+        <w:spacing w:before="300" w:after="160"/>
+        <w:pBdr>
+          <w:bottom w:val="single" w:sz="4" w:space="4" w:color="e2e0d8"/>
+        </w:pBdr>
+      </w:pPr>
+      <w:r>
+        <w:rPr>
+          <w:rFonts w:ascii="Arial" w:hAnsi="Arial"/>
+          <w:b/>
+          <w:color w:val="1A3A2A"/>
+          <w:sz w:val="28"/>
+        </w:rPr>
+        <w:t>Step 1 — Gather Client Information</w:t>
+      </w:r>
+    </w:p>
+    <w:p>
+      <w:pPr>
+        <w:pStyle w:val="ListBullet"/>
+        <w:spacing w:before="0" w:after="80"/>
+      </w:pPr>
+      <w:r>
+        <w:rPr>
+          <w:rFonts w:ascii="Arial" w:hAnsi="Arial"/>
+          <w:color w:val="1C1C1A"/>
+          <w:sz w:val="22"/>
+        </w:rPr>
+        <w:t>Business name, tagline, and a one-sentence description of what they do</w:t>
+      </w:r>
+    </w:p>
+    <w:p>
+      <w:pPr>
+        <w:pStyle w:val="ListBullet"/>
+        <w:spacing w:before="0" w:after="80"/>
+      </w:pPr>
+      <w:r>
+        <w:rPr>
+          <w:rFonts w:ascii="Arial" w:hAnsi="Arial"/>
+          <w:color w:val="1C1C1A"/>
+          <w:sz w:val="22"/>
+        </w:rPr>
+        <w:t>Phone number, email, and service area or address</w:t>
+      </w:r>
+    </w:p>
+    <w:p>
+      <w:pPr>
+        <w:pStyle w:val="ListBullet"/>
+        <w:spacing w:before="0" w:after="80"/>
+      </w:pPr>
+      <w:r>
+        <w:rPr>
+          <w:rFonts w:ascii="Arial" w:hAnsi="Arial"/>
+          <w:color w:val="1C1C1A"/>
+          <w:sz w:val="22"/>
+        </w:rPr>
+        <w:t>Services offered — get at least 3–5 specific services to list on the site</w:t>
+      </w:r>
+    </w:p>
+    <w:p>
+      <w:pPr>
+        <w:pStyle w:val="ListBullet"/>
+        <w:spacing w:before="0" w:after="80"/>
+      </w:pPr>
+      <w:r>
+        <w:rPr>
+          <w:rFonts w:ascii="Arial" w:hAnsi="Arial"/>
+          <w:color w:val="1C1C1A"/>
+          <w:sz w:val="22"/>
+        </w:rPr>
+        <w:t>Any brand colors, logo files, or photos they want to use</w:t>
+      </w:r>
+    </w:p>
+    <w:p>
+      <w:pPr>
+        <w:pStyle w:val="ListBullet"/>
+        <w:spacing w:before="0" w:after="80"/>
+      </w:pPr>
+      <w:r>
+        <w:rPr>
+          <w:rFonts w:ascii="Arial" w:hAnsi="Arial"/>
+          <w:color w:val="1C1C1A"/>
+          <w:sz w:val="22"/>
+        </w:rPr>
+        <w:t>Their domain name (purchased in Part 7) or the domain they want</w:t>
+      </w:r>
+    </w:p>
+    <w:p>
+      <w:pPr>
+        <w:spacing w:before="300" w:after="160"/>
+        <w:pBdr>
+          <w:bottom w:val="single" w:sz="4" w:space="4" w:color="e2e0d8"/>
+        </w:pBdr>
+      </w:pPr>
+      <w:r>
+        <w:rPr>
+          <w:rFonts w:ascii="Arial" w:hAnsi="Arial"/>
+          <w:b/>
+          <w:color w:val="1A3A2A"/>
+          <w:sz w:val="28"/>
+        </w:rPr>
+        <w:t>Step 2 — Customize the HTML Template</w:t>
+      </w:r>
+    </w:p>
+    <w:p>
+      <w:pPr>
+        <w:pStyle w:val="ListBullet"/>
+        <w:spacing w:before="0" w:after="80"/>
+      </w:pPr>
+      <w:r>
+        <w:rPr>
+          <w:rFonts w:ascii="Arial" w:hAnsi="Arial"/>
+          <w:color w:val="1C1C1A"/>
+          <w:sz w:val="22"/>
+        </w:rPr>
+        <w:t>Open the Website + Lead Management base template from your clients/templates/ folder in the GitHub repo</w:t>
+      </w:r>
+    </w:p>
+    <w:p>
+      <w:pPr>
+        <w:pStyle w:val="ListBullet"/>
+        <w:spacing w:before="0" w:after="80"/>
+      </w:pPr>
+      <w:r>
+        <w:rPr>
+          <w:rFonts w:ascii="Arial" w:hAnsi="Arial"/>
+          <w:color w:val="1C1C1A"/>
+          <w:sz w:val="22"/>
+        </w:rPr>
+        <w:t>Find and replace all placeholders: [CLIENT_NAME], [CLIENT_PHONE], [CLIENT_EMAIL], [CLIENT_CITY], [CLIENT_SERVICES]</w:t>
+      </w:r>
+    </w:p>
+    <w:p>
+      <w:pPr>
+        <w:pStyle w:val="ListBullet"/>
+        <w:spacing w:before="0" w:after="80"/>
+      </w:pPr>
+      <w:r>
+        <w:rPr>
+          <w:rFonts w:ascii="Arial" w:hAnsi="Arial"/>
+          <w:color w:val="1C1C1A"/>
+          <w:sz w:val="22"/>
+        </w:rPr>
+        <w:t>Update the WEBHOOK_URL constant at the top with the Apps Script URL (set up in Part 10)</w:t>
+      </w:r>
+    </w:p>
+    <w:p>
+      <w:pPr>
+        <w:pStyle w:val="ListBullet"/>
+        <w:spacing w:before="0" w:after="80"/>
+      </w:pPr>
+      <w:r>
+        <w:rPr>
+          <w:rFonts w:ascii="Arial" w:hAnsi="Arial"/>
+          <w:color w:val="1C1C1A"/>
+          <w:sz w:val="22"/>
+        </w:rPr>
+        <w:t>Adjust colors in the :root CSS block if the client has brand colors</w:t>
+      </w:r>
+    </w:p>
+    <w:p>
+      <w:pPr>
+        <w:pStyle w:val="ListBullet"/>
+        <w:spacing w:before="0" w:after="80"/>
+      </w:pPr>
+      <w:r>
+        <w:rPr>
+          <w:rFonts w:ascii="Arial" w:hAnsi="Arial"/>
+          <w:color w:val="1C1C1A"/>
+          <w:sz w:val="22"/>
+        </w:rPr>
+        <w:t>Update the page title and meta description with the client's business name</w:t>
+      </w:r>
+    </w:p>
+    <w:p>
+      <w:pPr>
+        <w:pStyle w:val="ListBullet"/>
+        <w:spacing w:before="0" w:after="80"/>
+      </w:pPr>
+      <w:r>
+        <w:rPr>
+          <w:rFonts w:ascii="Arial" w:hAnsi="Arial"/>
+          <w:color w:val="1C1C1A"/>
+          <w:sz w:val="22"/>
+        </w:rPr>
+        <w:t>Preview in a browser before pushing to GitHub</w:t>
+      </w:r>
+    </w:p>
+    <w:p>
+      <w:pPr>
+        <w:spacing w:before="400" w:after="200"/>
+        <w:pBdr>
+          <w:bottom w:val="single" w:sz="12" w:space="4" w:color="c8a96e"/>
+        </w:pBdr>
+      </w:pPr>
+      <w:r>
+        <w:rPr>
+          <w:rFonts w:ascii="Arial" w:hAnsi="Arial"/>
+          <w:b/>
+          <w:color w:val="1A3A2A"/>
+          <w:sz w:val="36"/>
+        </w:rPr>
+        <w:t>Part 6 — GitHub Setup</w:t>
+      </w:r>
+    </w:p>
+    <w:p>
+      <w:pPr>
+        <w:spacing w:before="0" w:after="120"/>
+      </w:pPr>
+      <w:r>
+        <w:rPr>
+          <w:rFonts w:ascii="Arial" w:hAnsi="Arial"/>
+          <w:color w:val="1C1C1A"/>
+          <w:sz w:val="22"/>
+        </w:rPr>
+        <w:t>Applies to: Website + Lead Management only. All client websites live in one GitHub repository under a clients/ folder. Each client gets their own subfolder. This keeps everything organized and makes Netlify deployment per-client simple.</w:t>
+      </w:r>
+    </w:p>
+    <w:p>
+      <w:pPr>
+        <w:spacing w:before="300" w:after="160"/>
+        <w:pBdr>
+          <w:bottom w:val="single" w:sz="4" w:space="4" w:color="e2e0d8"/>
+        </w:pBdr>
+      </w:pPr>
+      <w:r>
+        <w:rPr>
+          <w:rFonts w:ascii="Arial" w:hAnsi="Arial"/>
+          <w:b/>
+          <w:color w:val="1A3A2A"/>
+          <w:sz w:val="28"/>
+        </w:rPr>
+        <w:t>Step 1 — Repo Structure</w:t>
+      </w:r>
+    </w:p>
+    <w:p>
+      <w:pPr>
+        <w:spacing w:before="60" w:after="60"/>
+        <w:shd w:val="clear" w:color="auto" w:fill="F2F2F2"/>
+      </w:pPr>
+      <w:r>
+        <w:rPr>
+          <w:rFonts w:ascii="Courier New" w:hAnsi="Courier New"/>
+          <w:color w:val="1C1C1A"/>
+          <w:sz w:val="18"/>
+        </w:rPr>
+        <w:t>LeadManagement/</w:t>
+        <w:br/>
+        <w:t xml:space="preserve">  my-site/</w:t>
+        <w:br/>
+        <w:t xml:space="preserve">    index.html          ← your own business website</w:t>
+        <w:br/>
+        <w:t xml:space="preserve">  clients/</w:t>
+        <w:br/>
+        <w:t xml:space="preserve">    client-name/</w:t>
+        <w:br/>
+        <w:t xml:space="preserve">      index.html        ← each client's site</w:t>
+        <w:br/>
+        <w:t xml:space="preserve">    another-client/</w:t>
+        <w:br/>
+        <w:t xml:space="preserve">      index.html</w:t>
+      </w:r>
+    </w:p>
+    <w:p>
+      <w:pPr>
+        <w:spacing w:before="300" w:after="160"/>
+        <w:pBdr>
+          <w:bottom w:val="single" w:sz="4" w:space="4" w:color="e2e0d8"/>
+        </w:pBdr>
+      </w:pPr>
+      <w:r>
+        <w:rPr>
+          <w:rFonts w:ascii="Arial" w:hAnsi="Arial"/>
+          <w:b/>
+          <w:color w:val="1A3A2A"/>
+          <w:sz w:val="28"/>
+        </w:rPr>
+        <w:t>Step 2 — Add the Client Folder</w:t>
+      </w:r>
+    </w:p>
+    <w:p>
+      <w:pPr>
+        <w:pStyle w:val="ListBullet"/>
+        <w:spacing w:before="0" w:after="80"/>
+      </w:pPr>
+      <w:r>
+        <w:rPr>
+          <w:rFonts w:ascii="Arial" w:hAnsi="Arial"/>
+          <w:color w:val="1C1C1A"/>
+          <w:sz w:val="22"/>
+        </w:rPr>
+        <w:t>Open your LeadManagement repo folder on your computer</w:t>
+      </w:r>
+    </w:p>
+    <w:p>
+      <w:pPr>
+        <w:pStyle w:val="ListBullet"/>
+        <w:spacing w:before="0" w:after="80"/>
+      </w:pPr>
+      <w:r>
+        <w:rPr>
+          <w:rFonts w:ascii="Arial" w:hAnsi="Arial"/>
+          <w:color w:val="1C1C1A"/>
+          <w:sz w:val="22"/>
+        </w:rPr>
+        <w:t>Inside the clients/ folder, create a new folder named after the client (lowercase, no spaces — e.g., rivera-plumbing)</w:t>
+      </w:r>
+    </w:p>
+    <w:p>
+      <w:pPr>
+        <w:pStyle w:val="ListBullet"/>
+        <w:spacing w:before="0" w:after="80"/>
+      </w:pPr>
+      <w:r>
+        <w:rPr>
+          <w:rFonts w:ascii="Arial" w:hAnsi="Arial"/>
+          <w:color w:val="1C1C1A"/>
+          <w:sz w:val="22"/>
+        </w:rPr>
+        <w:t>Copy your base index.html template into that folder</w:t>
+      </w:r>
+    </w:p>
+    <w:p>
+      <w:pPr>
+        <w:pStyle w:val="ListBullet"/>
+        <w:spacing w:before="0" w:after="80"/>
+      </w:pPr>
+      <w:r>
+        <w:rPr>
+          <w:rFonts w:ascii="Arial" w:hAnsi="Arial"/>
+          <w:color w:val="1C1C1A"/>
+          <w:sz w:val="22"/>
+        </w:rPr>
+        <w:t>Make your customizations (see Part 5)</w:t>
+      </w:r>
+    </w:p>
+    <w:p>
+      <w:pPr>
+        <w:spacing w:before="300" w:after="160"/>
+        <w:pBdr>
+          <w:bottom w:val="single" w:sz="4" w:space="4" w:color="e2e0d8"/>
+        </w:pBdr>
+      </w:pPr>
+      <w:r>
+        <w:rPr>
+          <w:rFonts w:ascii="Arial" w:hAnsi="Arial"/>
+          <w:b/>
+          <w:color w:val="1A3A2A"/>
+          <w:sz w:val="28"/>
+        </w:rPr>
+        <w:t>Step 3 — Push to GitHub</w:t>
+      </w:r>
+    </w:p>
+    <w:p>
+      <w:pPr>
+        <w:spacing w:before="60" w:after="60"/>
+        <w:shd w:val="clear" w:color="auto" w:fill="F2F2F2"/>
+      </w:pPr>
+      <w:r>
+        <w:rPr>
+          <w:rFonts w:ascii="Courier New" w:hAnsi="Courier New"/>
+          <w:color w:val="1C1C1A"/>
+          <w:sz w:val="18"/>
+        </w:rPr>
+        <w:t># In terminal from your LeadManagement folder:</w:t>
+        <w:br/>
+        <w:t>git add clients/rivera-plumbing/index.html</w:t>
+        <w:br/>
+        <w:t>git commit -m "Add Rivera Plumbing client site"</w:t>
+        <w:br/>
+        <w:t>git push</w:t>
+      </w:r>
+    </w:p>
+    <w:p>
+      <w:pPr>
+        <w:pStyle w:val="ListBullet"/>
+        <w:spacing w:before="0" w:after="80"/>
+      </w:pPr>
+      <w:r>
+        <w:rPr>
+          <w:rFonts w:ascii="Arial" w:hAnsi="Arial"/>
+          <w:color w:val="1C1C1A"/>
+          <w:sz w:val="22"/>
+        </w:rPr>
+        <w:t>Or use GitHub Desktop: stage the new file, write a commit message, click Commit, then Push</w:t>
+      </w:r>
+    </w:p>
+    <w:p>
+      <w:pPr>
+        <w:pStyle w:val="ListBullet"/>
+        <w:spacing w:before="0" w:after="80"/>
+      </w:pPr>
+      <w:r>
+        <w:rPr>
+          <w:rFonts w:ascii="Arial" w:hAnsi="Arial"/>
+          <w:color w:val="1C1C1A"/>
+          <w:sz w:val="22"/>
+        </w:rPr>
+        <w:t>Verify the file appears in the GitHub repo before moving to Netlify setup</w:t>
+      </w:r>
+    </w:p>
+    <w:p>
+      <w:pPr>
+        <w:spacing w:before="400" w:after="200"/>
+        <w:pBdr>
+          <w:bottom w:val="single" w:sz="12" w:space="4" w:color="c8a96e"/>
+        </w:pBdr>
+      </w:pPr>
+      <w:r>
+        <w:rPr>
+          <w:rFonts w:ascii="Arial" w:hAnsi="Arial"/>
+          <w:b/>
+          <w:color w:val="1A3A2A"/>
+          <w:sz w:val="36"/>
+        </w:rPr>
+        <w:t>Part 7 — Domain Purchase and DNS Setup</w:t>
+      </w:r>
+    </w:p>
+    <w:p>
+      <w:pPr>
+        <w:spacing w:before="0" w:after="120"/>
+      </w:pPr>
+      <w:r>
+        <w:rPr>
+          <w:rFonts w:ascii="Arial" w:hAnsi="Arial"/>
+          <w:color w:val="1C1C1A"/>
+          <w:sz w:val="22"/>
+        </w:rPr>
+        <w:t>Applies to: Website + Lead Management only. The client purchases and owns their own domain. You help them pick it and walk them through the DNS settings needed to point it at Netlify.</w:t>
+      </w:r>
+    </w:p>
+    <w:p>
+      <w:pPr>
+        <w:spacing w:before="0" w:after="120"/>
+      </w:pPr>
+      <w:r>
+        <w:rPr>
+          <w:rFonts w:ascii="Arial" w:hAnsi="Arial"/>
+          <w:color w:val="1C1C1A"/>
+          <w:sz w:val="22"/>
+        </w:rPr>
+        <w:t>There are two domain options — both are included at no extra cost. Ask the client on the discovery call which they prefer. Either way, you handle all the technical setup.</w:t>
+      </w:r>
+    </w:p>
     <w:tbl>
       <w:tblPr>
-        <w:tblStyle w:val="TableGrid"/>
         <w:tblW w:type="auto" w:w="0"/>
         <w:tblLook w:firstColumn="1" w:firstRow="1" w:lastColumn="0" w:lastRow="0" w:noHBand="0" w:noVBand="1" w:val="04A0"/>
         <w:tblBorders>
@@ -2113,7 +2684,7 @@
                 <w:color w:val="FFFFFF"/>
                 <w:sz w:val="22"/>
               </w:rPr>
-              <w:t>Contract Item</w:t>
+              <w:t>Option</w:t>
             </w:r>
           </w:p>
         </w:tc>
@@ -2136,7 +2707,7 @@
                 <w:color w:val="FFFFFF"/>
                 <w:sz w:val="22"/>
               </w:rPr>
-              <w:t>What to Include</w:t>
+              <w:t>How It Works</w:t>
             </w:r>
           </w:p>
         </w:tc>
@@ -2160,7 +2731,7 @@
                 <w:color w:val="1A3A2A"/>
                 <w:sz w:val="22"/>
               </w:rPr>
-              <w:t>Scope of work</w:t>
+              <w:t>Option A — Client Owns the Domain</w:t>
             </w:r>
           </w:p>
         </w:tc>
@@ -2181,7 +2752,7 @@
                 <w:color w:val="1C1C1A"/>
                 <w:sz w:val="22"/>
               </w:rPr>
-              <w:t>Exactly what you are building — pages, features, lead form, notifications</w:t>
+              <w:t>Client purchases their own domain before the onboarding call. You connect it to Netlify on the call. They own and control it at all times. If they cancel, nothing to transfer.</w:t>
             </w:r>
           </w:p>
         </w:tc>
@@ -2205,7 +2776,7 @@
                 <w:color w:val="1A3A2A"/>
                 <w:sz w:val="22"/>
               </w:rPr>
-              <w:t>Payment terms</w:t>
+              <w:t>Option B — Fully Managed (You Own the Domain)</w:t>
             </w:r>
           </w:p>
         </w:tc>
@@ -2226,142 +2797,7 @@
                 <w:color w:val="1C1C1A"/>
                 <w:sz w:val="22"/>
               </w:rPr>
-              <w:t>Setup fee due before work begins — monthly fee billed on 1st of month</w:t>
-            </w:r>
-          </w:p>
-        </w:tc>
-      </w:tr>
-      <w:tr>
-        <w:tc>
-          <w:tcPr>
-            <w:tcW w:type="dxa" w:w="2520"/>
-            <w:tcMar>
-              <w:top w:w="80" w:type="dxa"/>
-              <w:bottom w:w="80" w:type="dxa"/>
-              <w:left w:w="115" w:type="dxa"/>
-              <w:right w:w="115" w:type="dxa"/>
-            </w:tcMar>
-          </w:tcPr>
-          <w:p>
-            <w:r>
-              <w:rPr>
-                <w:rFonts w:ascii="Arial" w:hAnsi="Arial"/>
-                <w:b/>
-                <w:color w:val="1A3A2A"/>
-                <w:sz w:val="22"/>
-              </w:rPr>
-              <w:t>Cancellation policy</w:t>
-            </w:r>
-          </w:p>
-        </w:tc>
-        <w:tc>
-          <w:tcPr>
-            <w:tcW w:type="dxa" w:w="6480"/>
-            <w:tcMar>
-              <w:top w:w="80" w:type="dxa"/>
-              <w:bottom w:w="80" w:type="dxa"/>
-              <w:left w:w="115" w:type="dxa"/>
-              <w:right w:w="115" w:type="dxa"/>
-            </w:tcMar>
-          </w:tcPr>
-          <w:p>
-            <w:r>
-              <w:rPr>
-                <w:rFonts w:ascii="Arial" w:hAnsi="Arial"/>
-                <w:color w:val="1C1C1A"/>
-                <w:sz w:val="22"/>
-              </w:rPr>
-              <w:t>30-day written notice to cancel monthly service</w:t>
-            </w:r>
-          </w:p>
-        </w:tc>
-      </w:tr>
-      <w:tr>
-        <w:tc>
-          <w:tcPr>
-            <w:tcW w:type="dxa" w:w="2520"/>
-            <w:tcMar>
-              <w:top w:w="80" w:type="dxa"/>
-              <w:bottom w:w="80" w:type="dxa"/>
-              <w:left w:w="115" w:type="dxa"/>
-              <w:right w:w="115" w:type="dxa"/>
-            </w:tcMar>
-          </w:tcPr>
-          <w:p>
-            <w:r>
-              <w:rPr>
-                <w:rFonts w:ascii="Arial" w:hAnsi="Arial"/>
-                <w:b/>
-                <w:color w:val="1A3A2A"/>
-                <w:sz w:val="22"/>
-              </w:rPr>
-              <w:t>Ownership</w:t>
-            </w:r>
-          </w:p>
-        </w:tc>
-        <w:tc>
-          <w:tcPr>
-            <w:tcW w:type="dxa" w:w="6480"/>
-            <w:tcMar>
-              <w:top w:w="80" w:type="dxa"/>
-              <w:bottom w:w="80" w:type="dxa"/>
-              <w:left w:w="115" w:type="dxa"/>
-              <w:right w:w="115" w:type="dxa"/>
-            </w:tcMar>
-          </w:tcPr>
-          <w:p>
-            <w:r>
-              <w:rPr>
-                <w:rFonts w:ascii="Arial" w:hAnsi="Arial"/>
-                <w:color w:val="1C1C1A"/>
-                <w:sz w:val="22"/>
-              </w:rPr>
-              <w:t>Client owns their domain and all content — you own the code template</w:t>
-            </w:r>
-          </w:p>
-        </w:tc>
-      </w:tr>
-      <w:tr>
-        <w:tc>
-          <w:tcPr>
-            <w:tcW w:type="dxa" w:w="2520"/>
-            <w:tcMar>
-              <w:top w:w="80" w:type="dxa"/>
-              <w:bottom w:w="80" w:type="dxa"/>
-              <w:left w:w="115" w:type="dxa"/>
-              <w:right w:w="115" w:type="dxa"/>
-            </w:tcMar>
-          </w:tcPr>
-          <w:p>
-            <w:r>
-              <w:rPr>
-                <w:rFonts w:ascii="Arial" w:hAnsi="Arial"/>
-                <w:b/>
-                <w:color w:val="1A3A2A"/>
-                <w:sz w:val="22"/>
-              </w:rPr>
-              <w:t>Guarantee</w:t>
-            </w:r>
-          </w:p>
-        </w:tc>
-        <w:tc>
-          <w:tcPr>
-            <w:tcW w:type="dxa" w:w="6480"/>
-            <w:tcMar>
-              <w:top w:w="80" w:type="dxa"/>
-              <w:bottom w:w="80" w:type="dxa"/>
-              <w:left w:w="115" w:type="dxa"/>
-              <w:right w:w="115" w:type="dxa"/>
-            </w:tcMar>
-          </w:tcPr>
-          <w:p>
-            <w:r>
-              <w:rPr>
-                <w:rFonts w:ascii="Arial" w:hAnsi="Arial"/>
-                <w:color w:val="1C1C1A"/>
-                <w:sz w:val="22"/>
-              </w:rPr>
-              <w:t>60-day money-back on monthly fees if system is not working as described</w:t>
+              <w:t>Client provides nothing — just their email and phone. You purchase and manage the domain on their behalf. No action required from the client at onboarding. If they cancel, you transfer the domain to them.</w:t>
             </w:r>
           </w:p>
         </w:tc>
@@ -2369,12 +2805,581 @@
     </w:tbl>
     <w:p>
       <w:pPr>
+        <w:spacing w:before="0" w:after="80"/>
+      </w:pPr>
+    </w:p>
+    <w:p>
+      <w:pPr>
+        <w:spacing w:before="300" w:after="160"/>
+        <w:pBdr>
+          <w:bottom w:val="single" w:sz="4" w:space="4" w:color="e2e0d8"/>
+        </w:pBdr>
+      </w:pPr>
+      <w:r>
+        <w:rPr>
+          <w:rFonts w:ascii="Arial" w:hAnsi="Arial"/>
+          <w:b/>
+          <w:color w:val="1A3A2A"/>
+          <w:sz w:val="28"/>
+        </w:rPr>
+        <w:t>Step 1 — Option A: Client Owns the Domain</w:t>
+      </w:r>
+    </w:p>
+    <w:p>
+      <w:pPr>
+        <w:spacing w:before="220" w:after="120"/>
+      </w:pPr>
+      <w:r>
+        <w:rPr>
+          <w:rFonts w:ascii="Arial" w:hAnsi="Arial"/>
+          <w:b/>
+          <w:color w:val="1A3A2A"/>
+          <w:sz w:val="24"/>
+        </w:rPr>
+        <w:t>What to Send the Client Before the Onboarding Call</w:t>
+      </w:r>
+    </w:p>
+    <w:p>
+      <w:pPr>
         <w:spacing w:before="60" w:after="60"/>
-      </w:pPr>
+        <w:shd w:val="clear" w:color="auto" w:fill="F2F2F2"/>
+      </w:pPr>
+      <w:r>
+        <w:rPr>
+          <w:rFonts w:ascii="Courier New" w:hAnsi="Courier New"/>
+          <w:color w:val="1C1C1A"/>
+          <w:sz w:val="18"/>
+        </w:rPr>
+        <w:t>Before our call, go to Namecheap.com, create a free account, and search for</w:t>
+        <w:br/>
+        <w:t>[yourbusinessname].com. If it's available, purchase it — it's about $12 for the year.</w:t>
+        <w:br/>
+        <w:t>Keep your login handy. I'll take care of everything else on our call.</w:t>
+      </w:r>
+    </w:p>
+    <w:p>
+      <w:pPr>
+        <w:spacing w:before="220" w:after="120"/>
+      </w:pPr>
+      <w:r>
+        <w:rPr>
+          <w:rFonts w:ascii="Arial" w:hAnsi="Arial"/>
+          <w:b/>
+          <w:color w:val="1A3A2A"/>
+          <w:sz w:val="24"/>
+        </w:rPr>
+        <w:t>Client Does (Before the Call)</w:t>
+      </w:r>
+    </w:p>
+    <w:p>
+      <w:pPr>
+        <w:pStyle w:val="ListBullet"/>
+        <w:spacing w:before="0" w:after="80"/>
+      </w:pPr>
+      <w:r>
+        <w:rPr>
+          <w:rFonts w:ascii="Arial" w:hAnsi="Arial"/>
+          <w:color w:val="1C1C1A"/>
+          <w:sz w:val="22"/>
+        </w:rPr>
+        <w:t>Create a Namecheap account at namecheap.com</w:t>
+      </w:r>
+    </w:p>
+    <w:p>
+      <w:pPr>
+        <w:pStyle w:val="ListBullet"/>
+        <w:spacing w:before="0" w:after="80"/>
+      </w:pPr>
+      <w:r>
+        <w:rPr>
+          <w:rFonts w:ascii="Arial" w:hAnsi="Arial"/>
+          <w:color w:val="1C1C1A"/>
+          <w:sz w:val="22"/>
+        </w:rPr>
+        <w:t>Search for and purchase their domain — ideal format: businessname.com or businessnamecity.com</w:t>
+      </w:r>
+    </w:p>
+    <w:p>
+      <w:pPr>
+        <w:pStyle w:val="ListBullet"/>
+        <w:spacing w:before="0" w:after="80"/>
+      </w:pPr>
+      <w:r>
+        <w:rPr>
+          <w:rFonts w:ascii="Arial" w:hAnsi="Arial"/>
+          <w:color w:val="1C1C1A"/>
+          <w:sz w:val="22"/>
+        </w:rPr>
+        <w:t>Avoid hyphens and numbers — hard to say on the phone</w:t>
+      </w:r>
+    </w:p>
+    <w:p>
+      <w:pPr>
+        <w:pStyle w:val="ListBullet"/>
+        <w:spacing w:before="0" w:after="80"/>
+      </w:pPr>
+      <w:r>
+        <w:rPr>
+          <w:rFonts w:ascii="Arial" w:hAnsi="Arial"/>
+          <w:color w:val="1C1C1A"/>
+          <w:sz w:val="22"/>
+        </w:rPr>
+        <w:t>Have their Namecheap login ready for the onboarding call</w:t>
+      </w:r>
+    </w:p>
+    <w:p>
+      <w:pPr>
+        <w:spacing w:before="220" w:after="120"/>
+      </w:pPr>
+      <w:r>
+        <w:rPr>
+          <w:rFonts w:ascii="Arial" w:hAnsi="Arial"/>
+          <w:b/>
+          <w:color w:val="1A3A2A"/>
+          <w:sz w:val="24"/>
+        </w:rPr>
+        <w:t>You Do (On the Onboarding Call — Screen Share)</w:t>
+      </w:r>
+    </w:p>
+    <w:p>
+      <w:pPr>
+        <w:pStyle w:val="ListBullet"/>
+        <w:spacing w:before="0" w:after="80"/>
+      </w:pPr>
+      <w:r>
+        <w:rPr>
+          <w:rFonts w:ascii="Arial" w:hAnsi="Arial"/>
+          <w:color w:val="1C1C1A"/>
+          <w:sz w:val="22"/>
+        </w:rPr>
+        <w:t>Ask the client to log into Namecheap and share their screen, or log in for them if they hand over credentials</w:t>
+      </w:r>
+    </w:p>
+    <w:p>
+      <w:pPr>
+        <w:pStyle w:val="ListBullet"/>
+        <w:spacing w:before="0" w:after="80"/>
+      </w:pPr>
+      <w:r>
+        <w:rPr>
+          <w:rFonts w:ascii="Arial" w:hAnsi="Arial"/>
+          <w:color w:val="1C1C1A"/>
+          <w:sz w:val="22"/>
+        </w:rPr>
+        <w:t>Go to Domain List → Manage → Advanced DNS tab</w:t>
+      </w:r>
+    </w:p>
+    <w:p>
+      <w:pPr>
+        <w:pStyle w:val="ListBullet"/>
+        <w:spacing w:before="0" w:after="80"/>
+      </w:pPr>
+      <w:r>
+        <w:rPr>
+          <w:rFonts w:ascii="Arial" w:hAnsi="Arial"/>
+          <w:color w:val="1C1C1A"/>
+          <w:sz w:val="22"/>
+        </w:rPr>
+        <w:t>Delete any default A records or CNAME records Namecheap added — they will conflict</w:t>
+      </w:r>
+    </w:p>
+    <w:p>
+      <w:pPr>
+        <w:pStyle w:val="ListBullet"/>
+        <w:spacing w:before="0" w:after="80"/>
+      </w:pPr>
+      <w:r>
+        <w:rPr>
+          <w:rFonts w:ascii="Arial" w:hAnsi="Arial"/>
+          <w:color w:val="1C1C1A"/>
+          <w:sz w:val="22"/>
+        </w:rPr>
+        <w:t>Add A Record: Host = @  |  Value = 75.2.60.5  |  TTL = Automatic</w:t>
+      </w:r>
+    </w:p>
+    <w:p>
+      <w:pPr>
+        <w:pStyle w:val="ListBullet"/>
+        <w:spacing w:before="0" w:after="80"/>
+      </w:pPr>
+      <w:r>
+        <w:rPr>
+          <w:rFonts w:ascii="Arial" w:hAnsi="Arial"/>
+          <w:color w:val="1C1C1A"/>
+          <w:sz w:val="22"/>
+        </w:rPr>
+        <w:t>Add CNAME Record: Host = www  |  Value = [their-netlify-site].netlify.app  |  TTL = Automatic</w:t>
+      </w:r>
+    </w:p>
+    <w:p>
+      <w:pPr>
+        <w:pStyle w:val="ListBullet"/>
+        <w:spacing w:before="0" w:after="80"/>
+      </w:pPr>
+      <w:r>
+        <w:rPr>
+          <w:rFonts w:ascii="Arial" w:hAnsi="Arial"/>
+          <w:color w:val="1C1C1A"/>
+          <w:sz w:val="22"/>
+        </w:rPr>
+        <w:t>In Netlify → Site Settings → Domain Management → Add custom domain → enter their .com → Verify</w:t>
+      </w:r>
+    </w:p>
+    <w:p>
+      <w:pPr>
+        <w:pStyle w:val="ListBullet"/>
+        <w:spacing w:before="0" w:after="80"/>
+      </w:pPr>
+      <w:r>
+        <w:rPr>
+          <w:rFonts w:ascii="Arial" w:hAnsi="Arial"/>
+          <w:color w:val="1C1C1A"/>
+          <w:sz w:val="22"/>
+        </w:rPr>
+        <w:t>Click Provision certificate — Netlify provisions HTTPS automatically (Let's Encrypt)</w:t>
+      </w:r>
+    </w:p>
+    <w:p>
+      <w:pPr>
+        <w:pStyle w:val="ListBullet"/>
+        <w:spacing w:before="0" w:after="80"/>
+      </w:pPr>
+      <w:r>
+        <w:rPr>
+          <w:rFonts w:ascii="Arial" w:hAnsi="Arial"/>
+          <w:color w:val="1C1C1A"/>
+          <w:sz w:val="22"/>
+        </w:rPr>
+        <w:t>Site is fully live once the green padlock appears — usually within minutes to a few hours</w:t>
+      </w:r>
+    </w:p>
+    <w:p>
+      <w:pPr>
+        <w:spacing w:before="300" w:after="160"/>
+        <w:pBdr>
+          <w:bottom w:val="single" w:sz="4" w:space="4" w:color="e2e0d8"/>
+        </w:pBdr>
+      </w:pPr>
+      <w:r>
+        <w:rPr>
+          <w:rFonts w:ascii="Arial" w:hAnsi="Arial"/>
+          <w:b/>
+          <w:color w:val="1A3A2A"/>
+          <w:sz w:val="28"/>
+        </w:rPr>
+        <w:t>Step 2 — Option B: Fully Managed — You Own the Domain</w:t>
+      </w:r>
+    </w:p>
+    <w:p>
+      <w:pPr>
+        <w:spacing w:before="220" w:after="120"/>
+      </w:pPr>
+      <w:r>
+        <w:rPr>
+          <w:rFonts w:ascii="Arial" w:hAnsi="Arial"/>
+          <w:b/>
+          <w:color w:val="1A3A2A"/>
+          <w:sz w:val="24"/>
+        </w:rPr>
+        <w:t>Client Does</w:t>
+      </w:r>
+    </w:p>
+    <w:p>
+      <w:pPr>
+        <w:pStyle w:val="ListBullet"/>
+        <w:spacing w:before="0" w:after="80"/>
+      </w:pPr>
+      <w:r>
+        <w:rPr>
+          <w:rFonts w:ascii="Arial" w:hAnsi="Arial"/>
+          <w:color w:val="1C1C1A"/>
+          <w:sz w:val="22"/>
+        </w:rPr>
+        <w:t>Nothing — just provide their business name, phone number, and email address</w:t>
+      </w:r>
+    </w:p>
+    <w:p>
+      <w:pPr>
+        <w:pStyle w:val="ListBullet"/>
+        <w:spacing w:before="0" w:after="80"/>
+      </w:pPr>
+      <w:r>
+        <w:rPr>
+          <w:rFonts w:ascii="Arial" w:hAnsi="Arial"/>
+          <w:color w:val="1C1C1A"/>
+          <w:sz w:val="22"/>
+        </w:rPr>
+        <w:t>No Namecheap account, no DNS settings, no action required at all</w:t>
+      </w:r>
+    </w:p>
+    <w:p>
+      <w:pPr>
+        <w:spacing w:before="220" w:after="120"/>
+      </w:pPr>
+      <w:r>
+        <w:rPr>
+          <w:rFonts w:ascii="Arial" w:hAnsi="Arial"/>
+          <w:b/>
+          <w:color w:val="1A3A2A"/>
+          <w:sz w:val="24"/>
+        </w:rPr>
+        <w:t>You Do (Before the Onboarding Call)</w:t>
+      </w:r>
+    </w:p>
+    <w:p>
+      <w:pPr>
+        <w:pStyle w:val="ListBullet"/>
+        <w:spacing w:before="0" w:after="80"/>
+      </w:pPr>
+      <w:r>
+        <w:rPr>
+          <w:rFonts w:ascii="Arial" w:hAnsi="Arial"/>
+          <w:color w:val="1C1C1A"/>
+          <w:sz w:val="22"/>
+        </w:rPr>
+        <w:t>Search Namecheap for the best available domain for their business — businessname.com preferred</w:t>
+      </w:r>
+    </w:p>
+    <w:p>
+      <w:pPr>
+        <w:pStyle w:val="ListBullet"/>
+        <w:spacing w:before="0" w:after="80"/>
+      </w:pPr>
+      <w:r>
+        <w:rPr>
+          <w:rFonts w:ascii="Arial" w:hAnsi="Arial"/>
+          <w:color w:val="1C1C1A"/>
+          <w:sz w:val="22"/>
+        </w:rPr>
+        <w:t>Purchase the domain from your own Namecheap account (~$12/year) — keep it in your account</w:t>
+      </w:r>
+    </w:p>
+    <w:p>
+      <w:pPr>
+        <w:pStyle w:val="ListBullet"/>
+        <w:spacing w:before="0" w:after="80"/>
+      </w:pPr>
+      <w:r>
+        <w:rPr>
+          <w:rFonts w:ascii="Arial" w:hAnsi="Arial"/>
+          <w:color w:val="1C1C1A"/>
+          <w:sz w:val="22"/>
+        </w:rPr>
+        <w:t>Enable auto-renewal on the domain so it never accidentally expires</w:t>
+      </w:r>
+    </w:p>
+    <w:p>
+      <w:pPr>
+        <w:pStyle w:val="ListBullet"/>
+        <w:spacing w:before="0" w:after="80"/>
+      </w:pPr>
+      <w:r>
+        <w:rPr>
+          <w:rFonts w:ascii="Arial" w:hAnsi="Arial"/>
+          <w:color w:val="1C1C1A"/>
+          <w:sz w:val="22"/>
+        </w:rPr>
+        <w:t>Add a recurring annual reminder in your calendar: '[Client] domain renewal — [month/year]'</w:t>
+      </w:r>
+    </w:p>
+    <w:p>
+      <w:pPr>
+        <w:pStyle w:val="ListBullet"/>
+        <w:spacing w:before="0" w:after="80"/>
+      </w:pPr>
+      <w:r>
+        <w:rPr>
+          <w:rFonts w:ascii="Arial" w:hAnsi="Arial"/>
+          <w:color w:val="1C1C1A"/>
+          <w:sz w:val="22"/>
+        </w:rPr>
+        <w:t>Note the domain in the client's folder in Google Drive</w:t>
+      </w:r>
+    </w:p>
+    <w:p>
+      <w:pPr>
+        <w:spacing w:before="220" w:after="120"/>
+      </w:pPr>
+      <w:r>
+        <w:rPr>
+          <w:rFonts w:ascii="Arial" w:hAnsi="Arial"/>
+          <w:b/>
+          <w:color w:val="1A3A2A"/>
+          <w:sz w:val="24"/>
+        </w:rPr>
+        <w:t>You Do (DNS — Same as Option A, Just From Your Account)</w:t>
+      </w:r>
+    </w:p>
+    <w:p>
+      <w:pPr>
+        <w:pStyle w:val="ListBullet"/>
+        <w:spacing w:before="0" w:after="80"/>
+      </w:pPr>
+      <w:r>
+        <w:rPr>
+          <w:rFonts w:ascii="Arial" w:hAnsi="Arial"/>
+          <w:color w:val="1C1C1A"/>
+          <w:sz w:val="22"/>
+        </w:rPr>
+        <w:t>In your Namecheap account → Domain List → Manage → Advanced DNS tab</w:t>
+      </w:r>
+    </w:p>
+    <w:p>
+      <w:pPr>
+        <w:pStyle w:val="ListBullet"/>
+        <w:spacing w:before="0" w:after="80"/>
+      </w:pPr>
+      <w:r>
+        <w:rPr>
+          <w:rFonts w:ascii="Arial" w:hAnsi="Arial"/>
+          <w:color w:val="1C1C1A"/>
+          <w:sz w:val="22"/>
+        </w:rPr>
+        <w:t>Delete any default records Namecheap added</w:t>
+      </w:r>
+    </w:p>
+    <w:p>
+      <w:pPr>
+        <w:pStyle w:val="ListBullet"/>
+        <w:spacing w:before="0" w:after="80"/>
+      </w:pPr>
+      <w:r>
+        <w:rPr>
+          <w:rFonts w:ascii="Arial" w:hAnsi="Arial"/>
+          <w:color w:val="1C1C1A"/>
+          <w:sz w:val="22"/>
+        </w:rPr>
+        <w:t>Add A Record: Host = @  |  Value = 75.2.60.5  |  TTL = Automatic</w:t>
+      </w:r>
+    </w:p>
+    <w:p>
+      <w:pPr>
+        <w:pStyle w:val="ListBullet"/>
+        <w:spacing w:before="0" w:after="80"/>
+      </w:pPr>
+      <w:r>
+        <w:rPr>
+          <w:rFonts w:ascii="Arial" w:hAnsi="Arial"/>
+          <w:color w:val="1C1C1A"/>
+          <w:sz w:val="22"/>
+        </w:rPr>
+        <w:t>Add CNAME Record: Host = www  |  Value = [their-netlify-site].netlify.app  |  TTL = Automatic</w:t>
+      </w:r>
+    </w:p>
+    <w:p>
+      <w:pPr>
+        <w:pStyle w:val="ListBullet"/>
+        <w:spacing w:before="0" w:after="80"/>
+      </w:pPr>
+      <w:r>
+        <w:rPr>
+          <w:rFonts w:ascii="Arial" w:hAnsi="Arial"/>
+          <w:color w:val="1C1C1A"/>
+          <w:sz w:val="22"/>
+        </w:rPr>
+        <w:t>In Netlify → add the custom domain, verify, and provision the SSL certificate</w:t>
+      </w:r>
+    </w:p>
+    <w:p>
+      <w:pPr>
+        <w:spacing w:before="220" w:after="120"/>
+      </w:pPr>
+      <w:r>
+        <w:rPr>
+          <w:rFonts w:ascii="Arial" w:hAnsi="Arial"/>
+          <w:b/>
+          <w:color w:val="1A3A2A"/>
+          <w:sz w:val="24"/>
+        </w:rPr>
+        <w:t>If the Client Cancels — Domain Transfer</w:t>
+      </w:r>
+    </w:p>
+    <w:p>
+      <w:pPr>
+        <w:pStyle w:val="ListBullet"/>
+        <w:spacing w:before="0" w:after="80"/>
+      </w:pPr>
+      <w:r>
+        <w:rPr>
+          <w:rFonts w:ascii="Arial" w:hAnsi="Arial"/>
+          <w:color w:val="1C1C1A"/>
+          <w:sz w:val="22"/>
+        </w:rPr>
+        <w:t>Ask the client to create a Namecheap account (or any registrar they prefer)</w:t>
+      </w:r>
+    </w:p>
+    <w:p>
+      <w:pPr>
+        <w:pStyle w:val="ListBullet"/>
+        <w:spacing w:before="0" w:after="80"/>
+      </w:pPr>
+      <w:r>
+        <w:rPr>
+          <w:rFonts w:ascii="Arial" w:hAnsi="Arial"/>
+          <w:color w:val="1C1C1A"/>
+          <w:sz w:val="22"/>
+        </w:rPr>
+        <w:t>In your Namecheap account → Domain List → Manage → Sharing &amp; Transfer → Transfer to another user</w:t>
+      </w:r>
+    </w:p>
+    <w:p>
+      <w:pPr>
+        <w:pStyle w:val="ListBullet"/>
+        <w:spacing w:before="0" w:after="80"/>
+      </w:pPr>
+      <w:r>
+        <w:rPr>
+          <w:rFonts w:ascii="Arial" w:hAnsi="Arial"/>
+          <w:color w:val="1C1C1A"/>
+          <w:sz w:val="22"/>
+        </w:rPr>
+        <w:t>Enter the client's Namecheap username — they accept the transfer and the domain is theirs</w:t>
+      </w:r>
+    </w:p>
+    <w:p>
+      <w:pPr>
+        <w:pStyle w:val="ListBullet"/>
+        <w:spacing w:before="0" w:after="80"/>
+      </w:pPr>
+      <w:r>
+        <w:rPr>
+          <w:rFonts w:ascii="Arial" w:hAnsi="Arial"/>
+          <w:color w:val="1C1C1A"/>
+          <w:sz w:val="22"/>
+        </w:rPr>
+        <w:t>The transfer is free and takes just a few minutes — no cost to the client</w:t>
+      </w:r>
+    </w:p>
+    <w:p>
+      <w:pPr>
+        <w:pStyle w:val="ListBullet"/>
+        <w:spacing w:before="0" w:after="80"/>
+      </w:pPr>
+      <w:r>
+        <w:rPr>
+          <w:rFonts w:ascii="Arial" w:hAnsi="Arial"/>
+          <w:color w:val="1C1C1A"/>
+          <w:sz w:val="22"/>
+        </w:rPr>
+        <w:t>Confirm the transfer is complete before closing out the client account</w:t>
+      </w:r>
+    </w:p>
+    <w:p>
+      <w:pPr>
+        <w:spacing w:before="220" w:after="120"/>
+      </w:pPr>
+      <w:r>
+        <w:rPr>
+          <w:rFonts w:ascii="Arial" w:hAnsi="Arial"/>
+          <w:b/>
+          <w:color w:val="1A3A2A"/>
+          <w:sz w:val="24"/>
+        </w:rPr>
+        <w:t>DNS Reference — Exact Records for Both Options</w:t>
+      </w:r>
     </w:p>
     <w:tbl>
       <w:tblPr>
-        <w:tblStyle w:val="TableGrid"/>
         <w:tblW w:type="auto" w:w="0"/>
         <w:tblLook w:firstColumn="1" w:firstRow="1" w:lastColumn="0" w:lastRow="0" w:noHBand="0" w:noVBand="1" w:val="04A0"/>
         <w:tblBorders>
@@ -2410,821 +3415,7 @@
                 <w:color w:val="FFFFFF"/>
                 <w:sz w:val="22"/>
               </w:rPr>
-              <w:t>Signing Tool</w:t>
-            </w:r>
-          </w:p>
-        </w:tc>
-        <w:tc>
-          <w:tcPr>
-            <w:tcW w:type="dxa" w:w="6480"/>
-            <w:tcMar>
-              <w:top w:w="80" w:type="dxa"/>
-              <w:bottom w:w="80" w:type="dxa"/>
-              <w:left w:w="115" w:type="dxa"/>
-              <w:right w:w="115" w:type="dxa"/>
-            </w:tcMar>
-            <w:shd w:val="clear" w:color="auto" w:fill="2c1f0e"/>
-          </w:tcPr>
-          <w:p>
-            <w:r>
-              <w:rPr>
-                <w:rFonts w:ascii="Arial" w:hAnsi="Arial"/>
-                <w:b/>
-                <w:color w:val="FFFFFF"/>
-                <w:sz w:val="22"/>
-              </w:rPr>
-              <w:t>Link / Notes</w:t>
-            </w:r>
-          </w:p>
-        </w:tc>
-      </w:tr>
-      <w:tr>
-        <w:tc>
-          <w:tcPr>
-            <w:tcW w:type="dxa" w:w="2520"/>
-            <w:tcMar>
-              <w:top w:w="80" w:type="dxa"/>
-              <w:bottom w:w="80" w:type="dxa"/>
-              <w:left w:w="115" w:type="dxa"/>
-              <w:right w:w="115" w:type="dxa"/>
-            </w:tcMar>
-          </w:tcPr>
-          <w:p>
-            <w:r>
-              <w:rPr>
-                <w:rFonts w:ascii="Arial" w:hAnsi="Arial"/>
-                <w:b/>
-                <w:color w:val="1A3A2A"/>
-                <w:sz w:val="22"/>
-              </w:rPr>
-              <w:t>Google Docs (free)</w:t>
-            </w:r>
-          </w:p>
-        </w:tc>
-        <w:tc>
-          <w:tcPr>
-            <w:tcW w:type="dxa" w:w="6480"/>
-            <w:tcMar>
-              <w:top w:w="80" w:type="dxa"/>
-              <w:bottom w:w="80" w:type="dxa"/>
-              <w:left w:w="115" w:type="dxa"/>
-              <w:right w:w="115" w:type="dxa"/>
-            </w:tcMar>
-          </w:tcPr>
-          <w:p>
-            <w:r>
-              <w:rPr>
-                <w:rFonts w:ascii="Arial" w:hAnsi="Arial"/>
-                <w:color w:val="1C1C1A"/>
-                <w:sz w:val="22"/>
-              </w:rPr>
-              <w:t>[PLACEHOLDER: link to your contract Google Doc template]</w:t>
-            </w:r>
-          </w:p>
-        </w:tc>
-      </w:tr>
-      <w:tr>
-        <w:tc>
-          <w:tcPr>
-            <w:tcW w:type="dxa" w:w="2520"/>
-            <w:tcMar>
-              <w:top w:w="80" w:type="dxa"/>
-              <w:bottom w:w="80" w:type="dxa"/>
-              <w:left w:w="115" w:type="dxa"/>
-              <w:right w:w="115" w:type="dxa"/>
-            </w:tcMar>
-          </w:tcPr>
-          <w:p>
-            <w:r>
-              <w:rPr>
-                <w:rFonts w:ascii="Arial" w:hAnsi="Arial"/>
-                <w:b/>
-                <w:color w:val="1A3A2A"/>
-                <w:sz w:val="22"/>
-              </w:rPr>
-              <w:t>DocuSign (paid)</w:t>
-            </w:r>
-          </w:p>
-        </w:tc>
-        <w:tc>
-          <w:tcPr>
-            <w:tcW w:type="dxa" w:w="6480"/>
-            <w:tcMar>
-              <w:top w:w="80" w:type="dxa"/>
-              <w:bottom w:w="80" w:type="dxa"/>
-              <w:left w:w="115" w:type="dxa"/>
-              <w:right w:w="115" w:type="dxa"/>
-            </w:tcMar>
-          </w:tcPr>
-          <w:p>
-            <w:r>
-              <w:rPr>
-                <w:rFonts w:ascii="Arial" w:hAnsi="Arial"/>
-                <w:color w:val="1C1C1A"/>
-                <w:sz w:val="22"/>
-              </w:rPr>
-              <w:t>[PLACEHOLDER: docusign.com — $10/month when ready to upgrade]</w:t>
-            </w:r>
-          </w:p>
-        </w:tc>
-      </w:tr>
-    </w:tbl>
-    <w:p>
-      <w:pPr>
-        <w:spacing w:before="60" w:after="60"/>
-      </w:pPr>
-    </w:p>
-    <w:p>
-      <w:pPr>
-        <w:spacing w:before="300" w:after="160"/>
-        <w:pBdr>
-          <w:bottom w:val="single" w:sz="4" w:space="4" w:color="e2e0d8"/>
-        </w:pBdr>
-      </w:pPr>
-      <w:r>
-        <w:rPr>
-          <w:rFonts w:ascii="Arial" w:hAnsi="Arial"/>
-          <w:b/>
-          <w:color w:val="1A3A2A"/>
-          <w:sz w:val="28"/>
-        </w:rPr>
-        <w:t>Step 3 — Get the Signed Contract Back</w:t>
-      </w:r>
-    </w:p>
-    <w:p>
-      <w:pPr>
-        <w:pStyle w:val="ListBullet"/>
-        <w:spacing w:before="0" w:after="80"/>
-      </w:pPr>
-      <w:r>
-        <w:rPr>
-          <w:rFonts w:ascii="Arial" w:hAnsi="Arial"/>
-          <w:color w:val="1C1C1A"/>
-          <w:sz w:val="22"/>
-        </w:rPr>
-        <w:t>Client signs and returns the contract (PDF or DocuSign completion email)</w:t>
-      </w:r>
-    </w:p>
-    <w:p>
-      <w:pPr>
-        <w:pStyle w:val="ListBullet"/>
-        <w:spacing w:before="0" w:after="80"/>
-      </w:pPr>
-      <w:r>
-        <w:rPr>
-          <w:rFonts w:ascii="Arial" w:hAnsi="Arial"/>
-          <w:color w:val="1C1C1A"/>
-          <w:sz w:val="22"/>
-        </w:rPr>
-        <w:t>Save a copy to your client folder — create one folder per client in Google Drive</w:t>
-      </w:r>
-    </w:p>
-    <w:p>
-      <w:pPr>
-        <w:pStyle w:val="ListBullet"/>
-        <w:spacing w:before="0" w:after="80"/>
-      </w:pPr>
-      <w:r>
-        <w:rPr>
-          <w:rFonts w:ascii="Arial" w:hAnsi="Arial"/>
-          <w:color w:val="1C1C1A"/>
-          <w:sz w:val="22"/>
-        </w:rPr>
-        <w:t>Do not begin work until contract is signed</w:t>
-      </w:r>
-    </w:p>
-    <w:p>
-      <w:pPr>
-        <w:spacing w:before="400" w:after="200"/>
-        <w:pBdr>
-          <w:bottom w:val="single" w:sz="12" w:space="4" w:color="c8a96e"/>
-        </w:pBdr>
-      </w:pPr>
-      <w:r>
-        <w:rPr>
-          <w:rFonts w:ascii="Arial" w:hAnsi="Arial"/>
-          <w:b/>
-          <w:color w:val="1A3A2A"/>
-          <w:sz w:val="36"/>
-        </w:rPr>
-        <w:t>Part 4 — Collecting Payment with Stripe</w:t>
-      </w:r>
-    </w:p>
-    <w:p>
-      <w:pPr>
-        <w:spacing w:before="0" w:after="120"/>
-      </w:pPr>
-      <w:r>
-        <w:rPr>
-          <w:rFonts w:ascii="Arial" w:hAnsi="Arial"/>
-          <w:color w:val="1C1C1A"/>
-          <w:sz w:val="22"/>
-        </w:rPr>
-        <w:t>Collect the one-time setup fee before starting work. Set up the recurring monthly subscription at the same time so the client only has to enter their card once.</w:t>
-      </w:r>
-    </w:p>
-    <w:p>
-      <w:pPr>
-        <w:spacing w:before="300" w:after="160"/>
-        <w:pBdr>
-          <w:bottom w:val="single" w:sz="4" w:space="4" w:color="e2e0d8"/>
-        </w:pBdr>
-      </w:pPr>
-      <w:r>
-        <w:rPr>
-          <w:rFonts w:ascii="Arial" w:hAnsi="Arial"/>
-          <w:b/>
-          <w:color w:val="1A3A2A"/>
-          <w:sz w:val="28"/>
-        </w:rPr>
-        <w:t>Step 1 — Create a Payment Link for the Setup Fee</w:t>
-      </w:r>
-    </w:p>
-    <w:p>
-      <w:pPr>
-        <w:pStyle w:val="ListBullet"/>
-        <w:spacing w:before="0" w:after="80"/>
-      </w:pPr>
-      <w:r>
-        <w:rPr>
-          <w:rFonts w:ascii="Arial" w:hAnsi="Arial"/>
-          <w:color w:val="1C1C1A"/>
-          <w:sz w:val="22"/>
-        </w:rPr>
-        <w:t>Log into Stripe Dashboard → Payment Links → Create new link</w:t>
-      </w:r>
-    </w:p>
-    <w:p>
-      <w:pPr>
-        <w:pStyle w:val="ListBullet"/>
-        <w:spacing w:before="0" w:after="80"/>
-      </w:pPr>
-      <w:r>
-        <w:rPr>
-          <w:rFonts w:ascii="Arial" w:hAnsi="Arial"/>
-          <w:color w:val="1C1C1A"/>
-          <w:sz w:val="22"/>
-        </w:rPr>
-        <w:t>Set the product name (e.g., 'Website Setup — Growth Package'), price, and quantity</w:t>
-      </w:r>
-    </w:p>
-    <w:p>
-      <w:pPr>
-        <w:pStyle w:val="ListBullet"/>
-        <w:spacing w:before="0" w:after="80"/>
-      </w:pPr>
-      <w:r>
-        <w:rPr>
-          <w:rFonts w:ascii="Arial" w:hAnsi="Arial"/>
-          <w:color w:val="1C1C1A"/>
-          <w:sz w:val="22"/>
-        </w:rPr>
-        <w:t>Copy the payment link and paste it into your proposal or a follow-up email</w:t>
-      </w:r>
-    </w:p>
-    <w:p>
-      <w:pPr>
-        <w:pStyle w:val="ListBullet"/>
-        <w:spacing w:before="0" w:after="80"/>
-      </w:pPr>
-      <w:r>
-        <w:rPr>
-          <w:rFonts w:ascii="Arial" w:hAnsi="Arial"/>
-          <w:color w:val="1C1C1A"/>
-          <w:sz w:val="22"/>
-        </w:rPr>
-        <w:t>The client clicks the link, enters their card, and you receive a confirmation email</w:t>
-      </w:r>
-    </w:p>
-    <w:tbl>
-      <w:tblPr>
-        <w:tblStyle w:val="TableGrid"/>
-        <w:tblW w:type="auto" w:w="0"/>
-        <w:tblLook w:firstColumn="1" w:firstRow="1" w:lastColumn="0" w:lastRow="0" w:noHBand="0" w:noVBand="1" w:val="04A0"/>
-        <w:tblBorders>
-          <w:top w:val="single" w:sz="4" w:space="0" w:color="D0CEC6"/>
-          <w:left w:val="single" w:sz="4" w:space="0" w:color="D0CEC6"/>
-          <w:bottom w:val="single" w:sz="4" w:space="0" w:color="D0CEC6"/>
-          <w:right w:val="single" w:sz="4" w:space="0" w:color="D0CEC6"/>
-          <w:insideH w:val="single" w:sz="4" w:space="0" w:color="D0CEC6"/>
-          <w:insideV w:val="single" w:sz="4" w:space="0" w:color="D0CEC6"/>
-        </w:tblBorders>
-      </w:tblPr>
-      <w:tblGrid>
-        <w:gridCol w:w="4536"/>
-        <w:gridCol w:w="4536"/>
-      </w:tblGrid>
-      <w:tr>
-        <w:tc>
-          <w:tcPr>
-            <w:tcW w:type="dxa" w:w="2520"/>
-            <w:tcMar>
-              <w:top w:w="80" w:type="dxa"/>
-              <w:bottom w:w="80" w:type="dxa"/>
-              <w:left w:w="115" w:type="dxa"/>
-              <w:right w:w="115" w:type="dxa"/>
-            </w:tcMar>
-            <w:shd w:val="clear" w:color="auto" w:fill="2c1f0e"/>
-          </w:tcPr>
-          <w:p>
-            <w:r>
-              <w:rPr>
-                <w:rFonts w:ascii="Arial" w:hAnsi="Arial"/>
-                <w:b/>
-                <w:color w:val="FFFFFF"/>
-                <w:sz w:val="22"/>
-              </w:rPr>
-              <w:t>Stripe Action</w:t>
-            </w:r>
-          </w:p>
-        </w:tc>
-        <w:tc>
-          <w:tcPr>
-            <w:tcW w:type="dxa" w:w="6480"/>
-            <w:tcMar>
-              <w:top w:w="80" w:type="dxa"/>
-              <w:bottom w:w="80" w:type="dxa"/>
-              <w:left w:w="115" w:type="dxa"/>
-              <w:right w:w="115" w:type="dxa"/>
-            </w:tcMar>
-            <w:shd w:val="clear" w:color="auto" w:fill="2c1f0e"/>
-          </w:tcPr>
-          <w:p>
-            <w:r>
-              <w:rPr>
-                <w:rFonts w:ascii="Arial" w:hAnsi="Arial"/>
-                <w:b/>
-                <w:color w:val="FFFFFF"/>
-                <w:sz w:val="22"/>
-              </w:rPr>
-              <w:t>Where to Find It</w:t>
-            </w:r>
-          </w:p>
-        </w:tc>
-      </w:tr>
-      <w:tr>
-        <w:tc>
-          <w:tcPr>
-            <w:tcW w:type="dxa" w:w="2520"/>
-            <w:tcMar>
-              <w:top w:w="80" w:type="dxa"/>
-              <w:bottom w:w="80" w:type="dxa"/>
-              <w:left w:w="115" w:type="dxa"/>
-              <w:right w:w="115" w:type="dxa"/>
-            </w:tcMar>
-          </w:tcPr>
-          <w:p>
-            <w:r>
-              <w:rPr>
-                <w:rFonts w:ascii="Arial" w:hAnsi="Arial"/>
-                <w:b/>
-                <w:color w:val="1A3A2A"/>
-                <w:sz w:val="22"/>
-              </w:rPr>
-              <w:t>Stripe Dashboard</w:t>
-            </w:r>
-          </w:p>
-        </w:tc>
-        <w:tc>
-          <w:tcPr>
-            <w:tcW w:type="dxa" w:w="6480"/>
-            <w:tcMar>
-              <w:top w:w="80" w:type="dxa"/>
-              <w:bottom w:w="80" w:type="dxa"/>
-              <w:left w:w="115" w:type="dxa"/>
-              <w:right w:w="115" w:type="dxa"/>
-            </w:tcMar>
-          </w:tcPr>
-          <w:p>
-            <w:r>
-              <w:rPr>
-                <w:rFonts w:ascii="Arial" w:hAnsi="Arial"/>
-                <w:color w:val="1C1C1A"/>
-                <w:sz w:val="22"/>
-              </w:rPr>
-              <w:t>[PLACEHOLDER: dashboard.stripe.com]</w:t>
-            </w:r>
-          </w:p>
-        </w:tc>
-      </w:tr>
-      <w:tr>
-        <w:tc>
-          <w:tcPr>
-            <w:tcW w:type="dxa" w:w="2520"/>
-            <w:tcMar>
-              <w:top w:w="80" w:type="dxa"/>
-              <w:bottom w:w="80" w:type="dxa"/>
-              <w:left w:w="115" w:type="dxa"/>
-              <w:right w:w="115" w:type="dxa"/>
-            </w:tcMar>
-          </w:tcPr>
-          <w:p>
-            <w:r>
-              <w:rPr>
-                <w:rFonts w:ascii="Arial" w:hAnsi="Arial"/>
-                <w:b/>
-                <w:color w:val="1A3A2A"/>
-                <w:sz w:val="22"/>
-              </w:rPr>
-              <w:t>Create Payment Link</w:t>
-            </w:r>
-          </w:p>
-        </w:tc>
-        <w:tc>
-          <w:tcPr>
-            <w:tcW w:type="dxa" w:w="6480"/>
-            <w:tcMar>
-              <w:top w:w="80" w:type="dxa"/>
-              <w:bottom w:w="80" w:type="dxa"/>
-              <w:left w:w="115" w:type="dxa"/>
-              <w:right w:w="115" w:type="dxa"/>
-            </w:tcMar>
-          </w:tcPr>
-          <w:p>
-            <w:r>
-              <w:rPr>
-                <w:rFonts w:ascii="Arial" w:hAnsi="Arial"/>
-                <w:color w:val="1C1C1A"/>
-                <w:sz w:val="22"/>
-              </w:rPr>
-              <w:t>Dashboard → Payment Links → + New</w:t>
-            </w:r>
-          </w:p>
-        </w:tc>
-      </w:tr>
-      <w:tr>
-        <w:tc>
-          <w:tcPr>
-            <w:tcW w:type="dxa" w:w="2520"/>
-            <w:tcMar>
-              <w:top w:w="80" w:type="dxa"/>
-              <w:bottom w:w="80" w:type="dxa"/>
-              <w:left w:w="115" w:type="dxa"/>
-              <w:right w:w="115" w:type="dxa"/>
-            </w:tcMar>
-          </w:tcPr>
-          <w:p>
-            <w:r>
-              <w:rPr>
-                <w:rFonts w:ascii="Arial" w:hAnsi="Arial"/>
-                <w:b/>
-                <w:color w:val="1A3A2A"/>
-                <w:sz w:val="22"/>
-              </w:rPr>
-              <w:t>Create Subscription</w:t>
-            </w:r>
-          </w:p>
-        </w:tc>
-        <w:tc>
-          <w:tcPr>
-            <w:tcW w:type="dxa" w:w="6480"/>
-            <w:tcMar>
-              <w:top w:w="80" w:type="dxa"/>
-              <w:bottom w:w="80" w:type="dxa"/>
-              <w:left w:w="115" w:type="dxa"/>
-              <w:right w:w="115" w:type="dxa"/>
-            </w:tcMar>
-          </w:tcPr>
-          <w:p>
-            <w:r>
-              <w:rPr>
-                <w:rFonts w:ascii="Arial" w:hAnsi="Arial"/>
-                <w:color w:val="1C1C1A"/>
-                <w:sz w:val="22"/>
-              </w:rPr>
-              <w:t>Dashboard → Subscriptions → + New</w:t>
-            </w:r>
-          </w:p>
-        </w:tc>
-      </w:tr>
-      <w:tr>
-        <w:tc>
-          <w:tcPr>
-            <w:tcW w:type="dxa" w:w="2520"/>
-            <w:tcMar>
-              <w:top w:w="80" w:type="dxa"/>
-              <w:bottom w:w="80" w:type="dxa"/>
-              <w:left w:w="115" w:type="dxa"/>
-              <w:right w:w="115" w:type="dxa"/>
-            </w:tcMar>
-          </w:tcPr>
-          <w:p>
-            <w:r>
-              <w:rPr>
-                <w:rFonts w:ascii="Arial" w:hAnsi="Arial"/>
-                <w:b/>
-                <w:color w:val="1A3A2A"/>
-                <w:sz w:val="22"/>
-              </w:rPr>
-              <w:t>View Payouts</w:t>
-            </w:r>
-          </w:p>
-        </w:tc>
-        <w:tc>
-          <w:tcPr>
-            <w:tcW w:type="dxa" w:w="6480"/>
-            <w:tcMar>
-              <w:top w:w="80" w:type="dxa"/>
-              <w:bottom w:w="80" w:type="dxa"/>
-              <w:left w:w="115" w:type="dxa"/>
-              <w:right w:w="115" w:type="dxa"/>
-            </w:tcMar>
-          </w:tcPr>
-          <w:p>
-            <w:r>
-              <w:rPr>
-                <w:rFonts w:ascii="Arial" w:hAnsi="Arial"/>
-                <w:color w:val="1C1C1A"/>
-                <w:sz w:val="22"/>
-              </w:rPr>
-              <w:t>Dashboard → Balances → Payouts</w:t>
-            </w:r>
-          </w:p>
-        </w:tc>
-      </w:tr>
-      <w:tr>
-        <w:tc>
-          <w:tcPr>
-            <w:tcW w:type="dxa" w:w="2520"/>
-            <w:tcMar>
-              <w:top w:w="80" w:type="dxa"/>
-              <w:bottom w:w="80" w:type="dxa"/>
-              <w:left w:w="115" w:type="dxa"/>
-              <w:right w:w="115" w:type="dxa"/>
-            </w:tcMar>
-          </w:tcPr>
-          <w:p>
-            <w:r>
-              <w:rPr>
-                <w:rFonts w:ascii="Arial" w:hAnsi="Arial"/>
-                <w:b/>
-                <w:color w:val="1A3A2A"/>
-                <w:sz w:val="22"/>
-              </w:rPr>
-              <w:t>Download Tax Report</w:t>
-            </w:r>
-          </w:p>
-        </w:tc>
-        <w:tc>
-          <w:tcPr>
-            <w:tcW w:type="dxa" w:w="6480"/>
-            <w:tcMar>
-              <w:top w:w="80" w:type="dxa"/>
-              <w:bottom w:w="80" w:type="dxa"/>
-              <w:left w:w="115" w:type="dxa"/>
-              <w:right w:w="115" w:type="dxa"/>
-            </w:tcMar>
-          </w:tcPr>
-          <w:p>
-            <w:r>
-              <w:rPr>
-                <w:rFonts w:ascii="Arial" w:hAnsi="Arial"/>
-                <w:color w:val="1C1C1A"/>
-                <w:sz w:val="22"/>
-              </w:rPr>
-              <w:t>Dashboard → Reports → Revenue recognition or Exports</w:t>
-            </w:r>
-          </w:p>
-        </w:tc>
-      </w:tr>
-    </w:tbl>
-    <w:p>
-      <w:pPr>
-        <w:spacing w:before="60" w:after="60"/>
-      </w:pPr>
-    </w:p>
-    <w:p>
-      <w:pPr>
-        <w:spacing w:before="300" w:after="160"/>
-        <w:pBdr>
-          <w:bottom w:val="single" w:sz="4" w:space="4" w:color="e2e0d8"/>
-        </w:pBdr>
-      </w:pPr>
-      <w:r>
-        <w:rPr>
-          <w:rFonts w:ascii="Arial" w:hAnsi="Arial"/>
-          <w:b/>
-          <w:color w:val="1A3A2A"/>
-          <w:sz w:val="28"/>
-        </w:rPr>
-        <w:t>Step 2 — Set Up the Monthly Subscription</w:t>
-      </w:r>
-    </w:p>
-    <w:p>
-      <w:pPr>
-        <w:pStyle w:val="ListBullet"/>
-        <w:spacing w:before="0" w:after="80"/>
-      </w:pPr>
-      <w:r>
-        <w:rPr>
-          <w:rFonts w:ascii="Arial" w:hAnsi="Arial"/>
-          <w:color w:val="1C1C1A"/>
-          <w:sz w:val="22"/>
-        </w:rPr>
-        <w:t>In Stripe Dashboard → Subscriptions → + New subscription</w:t>
-      </w:r>
-    </w:p>
-    <w:p>
-      <w:pPr>
-        <w:pStyle w:val="ListBullet"/>
-        <w:spacing w:before="0" w:after="80"/>
-      </w:pPr>
-      <w:r>
-        <w:rPr>
-          <w:rFonts w:ascii="Arial" w:hAnsi="Arial"/>
-          <w:color w:val="1C1C1A"/>
-          <w:sz w:val="22"/>
-        </w:rPr>
-        <w:t>Enter the client's email — Stripe will send them a hosted invoice to add their card</w:t>
-      </w:r>
-    </w:p>
-    <w:p>
-      <w:pPr>
-        <w:pStyle w:val="ListBullet"/>
-        <w:spacing w:before="0" w:after="80"/>
-      </w:pPr>
-      <w:r>
-        <w:rPr>
-          <w:rFonts w:ascii="Arial" w:hAnsi="Arial"/>
-          <w:color w:val="1C1C1A"/>
-          <w:sz w:val="22"/>
-        </w:rPr>
-        <w:t>Set the product name (e.g., 'Monthly Management — Growth Package') and price</w:t>
-      </w:r>
-    </w:p>
-    <w:p>
-      <w:pPr>
-        <w:pStyle w:val="ListBullet"/>
-        <w:spacing w:before="0" w:after="80"/>
-      </w:pPr>
-      <w:r>
-        <w:rPr>
-          <w:rFonts w:ascii="Arial" w:hAnsi="Arial"/>
-          <w:color w:val="1C1C1A"/>
-          <w:sz w:val="22"/>
-        </w:rPr>
-        <w:t>Set billing cycle to monthly, starting on the 1st of next month</w:t>
-      </w:r>
-    </w:p>
-    <w:p>
-      <w:pPr>
-        <w:pStyle w:val="ListBullet"/>
-        <w:spacing w:before="0" w:after="80"/>
-      </w:pPr>
-      <w:r>
-        <w:rPr>
-          <w:rFonts w:ascii="Arial" w:hAnsi="Arial"/>
-          <w:color w:val="1C1C1A"/>
-          <w:sz w:val="22"/>
-        </w:rPr>
-        <w:t>Stripe will automatically charge and send receipts each month</w:t>
-      </w:r>
-    </w:p>
-    <w:p>
-      <w:pPr>
-        <w:spacing w:before="300" w:after="160"/>
-        <w:pBdr>
-          <w:bottom w:val="single" w:sz="4" w:space="4" w:color="e2e0d8"/>
-        </w:pBdr>
-      </w:pPr>
-      <w:r>
-        <w:rPr>
-          <w:rFonts w:ascii="Arial" w:hAnsi="Arial"/>
-          <w:b/>
-          <w:color w:val="1A3A2A"/>
-          <w:sz w:val="28"/>
-        </w:rPr>
-        <w:t>Step 3 — Confirm Payment Before Starting Work</w:t>
-      </w:r>
-    </w:p>
-    <w:p>
-      <w:pPr>
-        <w:pStyle w:val="ListBullet"/>
-        <w:spacing w:before="0" w:after="80"/>
-      </w:pPr>
-      <w:r>
-        <w:rPr>
-          <w:rFonts w:ascii="Arial" w:hAnsi="Arial"/>
-          <w:color w:val="1C1C1A"/>
-          <w:sz w:val="22"/>
-        </w:rPr>
-        <w:t>Check Stripe Dashboard to confirm setup fee payment has cleared</w:t>
-      </w:r>
-    </w:p>
-    <w:p>
-      <w:pPr>
-        <w:pStyle w:val="ListBullet"/>
-        <w:spacing w:before="0" w:after="80"/>
-      </w:pPr>
-      <w:r>
-        <w:rPr>
-          <w:rFonts w:ascii="Arial" w:hAnsi="Arial"/>
-          <w:color w:val="1C1C1A"/>
-          <w:sz w:val="22"/>
-        </w:rPr>
-        <w:t>Stripe payouts typically land in your bank account within 2 business days</w:t>
-      </w:r>
-    </w:p>
-    <w:p>
-      <w:pPr>
-        <w:pStyle w:val="ListBullet"/>
-        <w:spacing w:before="0" w:after="80"/>
-      </w:pPr>
-      <w:r>
-        <w:rPr>
-          <w:rFonts w:ascii="Arial" w:hAnsi="Arial"/>
-          <w:color w:val="1C1C1A"/>
-          <w:sz w:val="22"/>
-        </w:rPr>
-        <w:t>Once setup fee is confirmed — begin the site build</w:t>
-      </w:r>
-    </w:p>
-    <w:p>
-      <w:pPr>
-        <w:spacing w:before="400" w:after="200"/>
-        <w:pBdr>
-          <w:bottom w:val="single" w:sz="12" w:space="4" w:color="c8a96e"/>
-        </w:pBdr>
-      </w:pPr>
-      <w:r>
-        <w:rPr>
-          <w:rFonts w:ascii="Arial" w:hAnsi="Arial"/>
-          <w:b/>
-          <w:color w:val="1A3A2A"/>
-          <w:sz w:val="36"/>
-        </w:rPr>
-        <w:t>Part 5 — Building the Client Website</w:t>
-      </w:r>
-    </w:p>
-    <w:p>
-      <w:pPr>
-        <w:spacing w:before="0" w:after="120"/>
-      </w:pPr>
-      <w:r>
-        <w:rPr>
-          <w:rFonts w:ascii="Arial" w:hAnsi="Arial"/>
-          <w:color w:val="1C1C1A"/>
-          <w:sz w:val="22"/>
-        </w:rPr>
-        <w:t>Each client gets their own folder inside the GitHub repo. You customize the base HTML template with their business name, colors, copy, and contact info.</w:t>
-      </w:r>
-    </w:p>
-    <w:p>
-      <w:pPr>
-        <w:spacing w:before="300" w:after="160"/>
-        <w:pBdr>
-          <w:bottom w:val="single" w:sz="4" w:space="4" w:color="e2e0d8"/>
-        </w:pBdr>
-      </w:pPr>
-      <w:r>
-        <w:rPr>
-          <w:rFonts w:ascii="Arial" w:hAnsi="Arial"/>
-          <w:b/>
-          <w:color w:val="1A3A2A"/>
-          <w:sz w:val="28"/>
-        </w:rPr>
-        <w:t>Step 1 — Gather Client Information</w:t>
-      </w:r>
-    </w:p>
-    <w:tbl>
-      <w:tblPr>
-        <w:tblStyle w:val="TableGrid"/>
-        <w:tblW w:type="auto" w:w="0"/>
-        <w:tblLook w:firstColumn="1" w:firstRow="1" w:lastColumn="0" w:lastRow="0" w:noHBand="0" w:noVBand="1" w:val="04A0"/>
-        <w:tblBorders>
-          <w:top w:val="single" w:sz="4" w:space="0" w:color="D0CEC6"/>
-          <w:left w:val="single" w:sz="4" w:space="0" w:color="D0CEC6"/>
-          <w:bottom w:val="single" w:sz="4" w:space="0" w:color="D0CEC6"/>
-          <w:right w:val="single" w:sz="4" w:space="0" w:color="D0CEC6"/>
-          <w:insideH w:val="single" w:sz="4" w:space="0" w:color="D0CEC6"/>
-          <w:insideV w:val="single" w:sz="4" w:space="0" w:color="D0CEC6"/>
-        </w:tblBorders>
-      </w:tblPr>
-      <w:tblGrid>
-        <w:gridCol w:w="4536"/>
-        <w:gridCol w:w="4536"/>
-      </w:tblGrid>
-      <w:tr>
-        <w:tc>
-          <w:tcPr>
-            <w:tcW w:type="dxa" w:w="2520"/>
-            <w:tcMar>
-              <w:top w:w="80" w:type="dxa"/>
-              <w:bottom w:w="80" w:type="dxa"/>
-              <w:left w:w="115" w:type="dxa"/>
-              <w:right w:w="115" w:type="dxa"/>
-            </w:tcMar>
-            <w:shd w:val="clear" w:color="auto" w:fill="2c1f0e"/>
-          </w:tcPr>
-          <w:p>
-            <w:r>
-              <w:rPr>
-                <w:rFonts w:ascii="Arial" w:hAnsi="Arial"/>
-                <w:b/>
-                <w:color w:val="FFFFFF"/>
-                <w:sz w:val="22"/>
-              </w:rPr>
-              <w:t>Info Needed</w:t>
+              <w:t>Record</w:t>
             </w:r>
           </w:p>
         </w:tc>
@@ -3271,7 +3462,7 @@
                 <w:color w:val="1A3A2A"/>
                 <w:sz w:val="22"/>
               </w:rPr>
-              <w:t>Business name</w:t>
+              <w:t>A Record</w:t>
             </w:r>
           </w:p>
         </w:tc>
@@ -3292,7 +3483,7 @@
                 <w:color w:val="1C1C1A"/>
                 <w:sz w:val="22"/>
               </w:rPr>
-              <w:t>Exact name as they use it publicly</w:t>
+              <w:t>Host: @  |  Value: 75.2.60.5  |  TTL: Automatic</w:t>
             </w:r>
           </w:p>
         </w:tc>
@@ -3316,7 +3507,7 @@
                 <w:color w:val="1A3A2A"/>
                 <w:sz w:val="22"/>
               </w:rPr>
-              <w:t>Tagline / description</w:t>
+              <w:t>CNAME Record</w:t>
             </w:r>
           </w:p>
         </w:tc>
@@ -3337,277 +3528,7 @@
                 <w:color w:val="1C1C1A"/>
                 <w:sz w:val="22"/>
               </w:rPr>
-              <w:t>What they do and who they serve — use their words</w:t>
-            </w:r>
-          </w:p>
-        </w:tc>
-      </w:tr>
-      <w:tr>
-        <w:tc>
-          <w:tcPr>
-            <w:tcW w:type="dxa" w:w="2520"/>
-            <w:tcMar>
-              <w:top w:w="80" w:type="dxa"/>
-              <w:bottom w:w="80" w:type="dxa"/>
-              <w:left w:w="115" w:type="dxa"/>
-              <w:right w:w="115" w:type="dxa"/>
-            </w:tcMar>
-          </w:tcPr>
-          <w:p>
-            <w:r>
-              <w:rPr>
-                <w:rFonts w:ascii="Arial" w:hAnsi="Arial"/>
-                <w:b/>
-                <w:color w:val="1A3A2A"/>
-                <w:sz w:val="22"/>
-              </w:rPr>
-              <w:t>Services list</w:t>
-            </w:r>
-          </w:p>
-        </w:tc>
-        <w:tc>
-          <w:tcPr>
-            <w:tcW w:type="dxa" w:w="6480"/>
-            <w:tcMar>
-              <w:top w:w="80" w:type="dxa"/>
-              <w:bottom w:w="80" w:type="dxa"/>
-              <w:left w:w="115" w:type="dxa"/>
-              <w:right w:w="115" w:type="dxa"/>
-            </w:tcMar>
-          </w:tcPr>
-          <w:p>
-            <w:r>
-              <w:rPr>
-                <w:rFonts w:ascii="Arial" w:hAnsi="Arial"/>
-                <w:color w:val="1C1C1A"/>
-                <w:sz w:val="22"/>
-              </w:rPr>
-              <w:t>What they offer — 3 to 6 items is ideal</w:t>
-            </w:r>
-          </w:p>
-        </w:tc>
-      </w:tr>
-      <w:tr>
-        <w:tc>
-          <w:tcPr>
-            <w:tcW w:type="dxa" w:w="2520"/>
-            <w:tcMar>
-              <w:top w:w="80" w:type="dxa"/>
-              <w:bottom w:w="80" w:type="dxa"/>
-              <w:left w:w="115" w:type="dxa"/>
-              <w:right w:w="115" w:type="dxa"/>
-            </w:tcMar>
-          </w:tcPr>
-          <w:p>
-            <w:r>
-              <w:rPr>
-                <w:rFonts w:ascii="Arial" w:hAnsi="Arial"/>
-                <w:b/>
-                <w:color w:val="1A3A2A"/>
-                <w:sz w:val="22"/>
-              </w:rPr>
-              <w:t>Phone number</w:t>
-            </w:r>
-          </w:p>
-        </w:tc>
-        <w:tc>
-          <w:tcPr>
-            <w:tcW w:type="dxa" w:w="6480"/>
-            <w:tcMar>
-              <w:top w:w="80" w:type="dxa"/>
-              <w:bottom w:w="80" w:type="dxa"/>
-              <w:left w:w="115" w:type="dxa"/>
-              <w:right w:w="115" w:type="dxa"/>
-            </w:tcMar>
-          </w:tcPr>
-          <w:p>
-            <w:r>
-              <w:rPr>
-                <w:rFonts w:ascii="Arial" w:hAnsi="Arial"/>
-                <w:color w:val="1C1C1A"/>
-                <w:sz w:val="22"/>
-              </w:rPr>
-              <w:t>The number they want leads to call — can be Google Voice</w:t>
-            </w:r>
-          </w:p>
-        </w:tc>
-      </w:tr>
-      <w:tr>
-        <w:tc>
-          <w:tcPr>
-            <w:tcW w:type="dxa" w:w="2520"/>
-            <w:tcMar>
-              <w:top w:w="80" w:type="dxa"/>
-              <w:bottom w:w="80" w:type="dxa"/>
-              <w:left w:w="115" w:type="dxa"/>
-              <w:right w:w="115" w:type="dxa"/>
-            </w:tcMar>
-          </w:tcPr>
-          <w:p>
-            <w:r>
-              <w:rPr>
-                <w:rFonts w:ascii="Arial" w:hAnsi="Arial"/>
-                <w:b/>
-                <w:color w:val="1A3A2A"/>
-                <w:sz w:val="22"/>
-              </w:rPr>
-              <w:t>Email address</w:t>
-            </w:r>
-          </w:p>
-        </w:tc>
-        <w:tc>
-          <w:tcPr>
-            <w:tcW w:type="dxa" w:w="6480"/>
-            <w:tcMar>
-              <w:top w:w="80" w:type="dxa"/>
-              <w:bottom w:w="80" w:type="dxa"/>
-              <w:left w:w="115" w:type="dxa"/>
-              <w:right w:w="115" w:type="dxa"/>
-            </w:tcMar>
-          </w:tcPr>
-          <w:p>
-            <w:r>
-              <w:rPr>
-                <w:rFonts w:ascii="Arial" w:hAnsi="Arial"/>
-                <w:color w:val="1C1C1A"/>
-                <w:sz w:val="22"/>
-              </w:rPr>
-              <w:t>Where contact form submissions should also go</w:t>
-            </w:r>
-          </w:p>
-        </w:tc>
-      </w:tr>
-      <w:tr>
-        <w:tc>
-          <w:tcPr>
-            <w:tcW w:type="dxa" w:w="2520"/>
-            <w:tcMar>
-              <w:top w:w="80" w:type="dxa"/>
-              <w:bottom w:w="80" w:type="dxa"/>
-              <w:left w:w="115" w:type="dxa"/>
-              <w:right w:w="115" w:type="dxa"/>
-            </w:tcMar>
-          </w:tcPr>
-          <w:p>
-            <w:r>
-              <w:rPr>
-                <w:rFonts w:ascii="Arial" w:hAnsi="Arial"/>
-                <w:b/>
-                <w:color w:val="1A3A2A"/>
-                <w:sz w:val="22"/>
-              </w:rPr>
-              <w:t>City / service area</w:t>
-            </w:r>
-          </w:p>
-        </w:tc>
-        <w:tc>
-          <w:tcPr>
-            <w:tcW w:type="dxa" w:w="6480"/>
-            <w:tcMar>
-              <w:top w:w="80" w:type="dxa"/>
-              <w:bottom w:w="80" w:type="dxa"/>
-              <w:left w:w="115" w:type="dxa"/>
-              <w:right w:w="115" w:type="dxa"/>
-            </w:tcMar>
-          </w:tcPr>
-          <w:p>
-            <w:r>
-              <w:rPr>
-                <w:rFonts w:ascii="Arial" w:hAnsi="Arial"/>
-                <w:color w:val="1C1C1A"/>
-                <w:sz w:val="22"/>
-              </w:rPr>
-              <w:t>For local SEO language on the site</w:t>
-            </w:r>
-          </w:p>
-        </w:tc>
-      </w:tr>
-      <w:tr>
-        <w:tc>
-          <w:tcPr>
-            <w:tcW w:type="dxa" w:w="2520"/>
-            <w:tcMar>
-              <w:top w:w="80" w:type="dxa"/>
-              <w:bottom w:w="80" w:type="dxa"/>
-              <w:left w:w="115" w:type="dxa"/>
-              <w:right w:w="115" w:type="dxa"/>
-            </w:tcMar>
-          </w:tcPr>
-          <w:p>
-            <w:r>
-              <w:rPr>
-                <w:rFonts w:ascii="Arial" w:hAnsi="Arial"/>
-                <w:b/>
-                <w:color w:val="1A3A2A"/>
-                <w:sz w:val="22"/>
-              </w:rPr>
-              <w:t>Brand colors</w:t>
-            </w:r>
-          </w:p>
-        </w:tc>
-        <w:tc>
-          <w:tcPr>
-            <w:tcW w:type="dxa" w:w="6480"/>
-            <w:tcMar>
-              <w:top w:w="80" w:type="dxa"/>
-              <w:bottom w:w="80" w:type="dxa"/>
-              <w:left w:w="115" w:type="dxa"/>
-              <w:right w:w="115" w:type="dxa"/>
-            </w:tcMar>
-          </w:tcPr>
-          <w:p>
-            <w:r>
-              <w:rPr>
-                <w:rFonts w:ascii="Arial" w:hAnsi="Arial"/>
-                <w:color w:val="1C1C1A"/>
-                <w:sz w:val="22"/>
-              </w:rPr>
-              <w:t>Hex codes if they have them — otherwise pick from a simple palette</w:t>
-            </w:r>
-          </w:p>
-        </w:tc>
-      </w:tr>
-      <w:tr>
-        <w:tc>
-          <w:tcPr>
-            <w:tcW w:type="dxa" w:w="2520"/>
-            <w:tcMar>
-              <w:top w:w="80" w:type="dxa"/>
-              <w:bottom w:w="80" w:type="dxa"/>
-              <w:left w:w="115" w:type="dxa"/>
-              <w:right w:w="115" w:type="dxa"/>
-            </w:tcMar>
-          </w:tcPr>
-          <w:p>
-            <w:r>
-              <w:rPr>
-                <w:rFonts w:ascii="Arial" w:hAnsi="Arial"/>
-                <w:b/>
-                <w:color w:val="1A3A2A"/>
-                <w:sz w:val="22"/>
-              </w:rPr>
-              <w:t>Photos</w:t>
-            </w:r>
-          </w:p>
-        </w:tc>
-        <w:tc>
-          <w:tcPr>
-            <w:tcW w:type="dxa" w:w="6480"/>
-            <w:tcMar>
-              <w:top w:w="80" w:type="dxa"/>
-              <w:bottom w:w="80" w:type="dxa"/>
-              <w:left w:w="115" w:type="dxa"/>
-              <w:right w:w="115" w:type="dxa"/>
-            </w:tcMar>
-          </w:tcPr>
-          <w:p>
-            <w:r>
-              <w:rPr>
-                <w:rFonts w:ascii="Arial" w:hAnsi="Arial"/>
-                <w:color w:val="1C1C1A"/>
-                <w:sz w:val="22"/>
-              </w:rPr>
-              <w:t>Headshot, work photos, or logo if available — not required for launch</w:t>
+              <w:t>Host: www  |  Value: [their-site].netlify.app  |  TTL: Automatic</w:t>
             </w:r>
           </w:p>
         </w:tc>
@@ -3615,30 +3536,12 @@
     </w:tbl>
     <w:p>
       <w:pPr>
-        <w:spacing w:before="60" w:after="60"/>
+        <w:spacing w:before="0" w:after="80"/>
       </w:pPr>
     </w:p>
     <w:p>
       <w:pPr>
-        <w:spacing w:before="300" w:after="160"/>
-        <w:pBdr>
-          <w:bottom w:val="single" w:sz="4" w:space="4" w:color="e2e0d8"/>
-        </w:pBdr>
-      </w:pPr>
-      <w:r>
-        <w:rPr>
-          <w:rFonts w:ascii="Arial" w:hAnsi="Arial"/>
-          <w:b/>
-          <w:color w:val="1A3A2A"/>
-          <w:sz w:val="28"/>
-        </w:rPr>
-        <w:t>Step 2 — Customize the HTML Template</w:t>
-      </w:r>
-    </w:p>
-    <w:p>
-      <w:pPr>
-        <w:pStyle w:val="ListBullet"/>
-        <w:spacing w:before="0" w:after="80"/>
+        <w:spacing w:before="0" w:after="120"/>
       </w:pPr>
       <w:r>
         <w:rPr>
@@ -3646,862 +3549,7 @@
           <w:color w:val="1C1C1A"/>
           <w:sz w:val="22"/>
         </w:rPr>
-        <w:t>Open your base template file from the GitHub repo (see Part 6 for location)</w:t>
-      </w:r>
-    </w:p>
-    <w:p>
-      <w:pPr>
-        <w:pStyle w:val="ListBullet"/>
-        <w:spacing w:before="0" w:after="80"/>
-      </w:pPr>
-      <w:r>
-        <w:rPr>
-          <w:rFonts w:ascii="Arial" w:hAnsi="Arial"/>
-          <w:color w:val="1C1C1A"/>
-          <w:sz w:val="22"/>
-        </w:rPr>
-        <w:t>Find and replace all placeholder text: [YOUR NAME], [YOUR PHONE], [YOUR EMAIL], [YOUR CITY]</w:t>
-      </w:r>
-    </w:p>
-    <w:p>
-      <w:pPr>
-        <w:pStyle w:val="ListBullet"/>
-        <w:spacing w:before="0" w:after="80"/>
-      </w:pPr>
-      <w:r>
-        <w:rPr>
-          <w:rFonts w:ascii="Arial" w:hAnsi="Arial"/>
-          <w:color w:val="1C1C1A"/>
-          <w:sz w:val="22"/>
-        </w:rPr>
-        <w:t>Update the WEBHOOK_URL constant at the top with the Apps Script URL (set up in Part 9)</w:t>
-      </w:r>
-    </w:p>
-    <w:p>
-      <w:pPr>
-        <w:pStyle w:val="ListBullet"/>
-        <w:spacing w:before="0" w:after="80"/>
-      </w:pPr>
-      <w:r>
-        <w:rPr>
-          <w:rFonts w:ascii="Arial" w:hAnsi="Arial"/>
-          <w:color w:val="1C1C1A"/>
-          <w:sz w:val="22"/>
-        </w:rPr>
-        <w:t>Adjust colors in the :root CSS block if the client has brand colors</w:t>
-      </w:r>
-    </w:p>
-    <w:p>
-      <w:pPr>
-        <w:pStyle w:val="ListBullet"/>
-        <w:spacing w:before="0" w:after="80"/>
-      </w:pPr>
-      <w:r>
-        <w:rPr>
-          <w:rFonts w:ascii="Arial" w:hAnsi="Arial"/>
-          <w:color w:val="1C1C1A"/>
-          <w:sz w:val="22"/>
-        </w:rPr>
-        <w:t>Update the page title and meta description with the client's business name</w:t>
-      </w:r>
-    </w:p>
-    <w:p>
-      <w:pPr>
-        <w:pStyle w:val="ListBullet"/>
-        <w:spacing w:before="0" w:after="80"/>
-      </w:pPr>
-      <w:r>
-        <w:rPr>
-          <w:rFonts w:ascii="Arial" w:hAnsi="Arial"/>
-          <w:color w:val="1C1C1A"/>
-          <w:sz w:val="22"/>
-        </w:rPr>
-        <w:t>Preview in a browser before pushing to GitHub</w:t>
-      </w:r>
-    </w:p>
-    <w:p>
-      <w:pPr>
-        <w:spacing w:before="400" w:after="200"/>
-        <w:pBdr>
-          <w:bottom w:val="single" w:sz="12" w:space="4" w:color="c8a96e"/>
-        </w:pBdr>
-      </w:pPr>
-      <w:r>
-        <w:rPr>
-          <w:rFonts w:ascii="Arial" w:hAnsi="Arial"/>
-          <w:b/>
-          <w:color w:val="1A3A2A"/>
-          <w:sz w:val="36"/>
-        </w:rPr>
-        <w:t>Part 6 — GitHub Setup</w:t>
-      </w:r>
-    </w:p>
-    <w:p>
-      <w:pPr>
-        <w:spacing w:before="0" w:after="120"/>
-      </w:pPr>
-      <w:r>
-        <w:rPr>
-          <w:rFonts w:ascii="Arial" w:hAnsi="Arial"/>
-          <w:color w:val="1C1C1A"/>
-          <w:sz w:val="22"/>
-        </w:rPr>
-        <w:t>All client websites live in one GitHub repository under a clients/ folder. Each client gets their own subfolder. This keeps everything organized and makes Netlify deployment per-client simple.</w:t>
-      </w:r>
-    </w:p>
-    <w:p>
-      <w:pPr>
-        <w:spacing w:before="300" w:after="160"/>
-        <w:pBdr>
-          <w:bottom w:val="single" w:sz="4" w:space="4" w:color="e2e0d8"/>
-        </w:pBdr>
-      </w:pPr>
-      <w:r>
-        <w:rPr>
-          <w:rFonts w:ascii="Arial" w:hAnsi="Arial"/>
-          <w:b/>
-          <w:color w:val="1A3A2A"/>
-          <w:sz w:val="28"/>
-        </w:rPr>
-        <w:t>Step 1 — Repo Structure</w:t>
-      </w:r>
-    </w:p>
-    <w:p>
-      <w:pPr>
-        <w:spacing w:before="60" w:after="60"/>
-        <w:shd w:val="clear" w:color="auto" w:fill="F2F2F2"/>
-      </w:pPr>
-      <w:r>
-        <w:rPr>
-          <w:rFonts w:ascii="Courier New" w:hAnsi="Courier New"/>
-          <w:color w:val="1C1C1A"/>
-          <w:sz w:val="18"/>
-        </w:rPr>
-        <w:t>LeadManagement/</w:t>
-        <w:br/>
-        <w:t xml:space="preserve">  my-site/</w:t>
-        <w:br/>
-        <w:t xml:space="preserve">    index.html          ← your own business website</w:t>
-        <w:br/>
-        <w:t xml:space="preserve">  clients/</w:t>
-        <w:br/>
-        <w:t xml:space="preserve">    client-name/</w:t>
-        <w:br/>
-        <w:t xml:space="preserve">      index.html        ← each client's site</w:t>
-        <w:br/>
-        <w:t xml:space="preserve">    another-client/</w:t>
-        <w:br/>
-        <w:t xml:space="preserve">      index.html</w:t>
-      </w:r>
-    </w:p>
-    <w:tbl>
-      <w:tblPr>
-        <w:tblStyle w:val="TableGrid"/>
-        <w:tblW w:type="auto" w:w="0"/>
-        <w:tblLook w:firstColumn="1" w:firstRow="1" w:lastColumn="0" w:lastRow="0" w:noHBand="0" w:noVBand="1" w:val="04A0"/>
-        <w:tblBorders>
-          <w:top w:val="single" w:sz="4" w:space="0" w:color="D0CEC6"/>
-          <w:left w:val="single" w:sz="4" w:space="0" w:color="D0CEC6"/>
-          <w:bottom w:val="single" w:sz="4" w:space="0" w:color="D0CEC6"/>
-          <w:right w:val="single" w:sz="4" w:space="0" w:color="D0CEC6"/>
-          <w:insideH w:val="single" w:sz="4" w:space="0" w:color="D0CEC6"/>
-          <w:insideV w:val="single" w:sz="4" w:space="0" w:color="D0CEC6"/>
-        </w:tblBorders>
-      </w:tblPr>
-      <w:tblGrid>
-        <w:gridCol w:w="4536"/>
-        <w:gridCol w:w="4536"/>
-      </w:tblGrid>
-      <w:tr>
-        <w:tc>
-          <w:tcPr>
-            <w:tcW w:type="dxa" w:w="2520"/>
-            <w:tcMar>
-              <w:top w:w="80" w:type="dxa"/>
-              <w:bottom w:w="80" w:type="dxa"/>
-              <w:left w:w="115" w:type="dxa"/>
-              <w:right w:w="115" w:type="dxa"/>
-            </w:tcMar>
-            <w:shd w:val="clear" w:color="auto" w:fill="2c1f0e"/>
-          </w:tcPr>
-          <w:p>
-            <w:r>
-              <w:rPr>
-                <w:rFonts w:ascii="Arial" w:hAnsi="Arial"/>
-                <w:b/>
-                <w:color w:val="FFFFFF"/>
-                <w:sz w:val="22"/>
-              </w:rPr>
-              <w:t>GitHub Resource</w:t>
-            </w:r>
-          </w:p>
-        </w:tc>
-        <w:tc>
-          <w:tcPr>
-            <w:tcW w:type="dxa" w:w="6480"/>
-            <w:tcMar>
-              <w:top w:w="80" w:type="dxa"/>
-              <w:bottom w:w="80" w:type="dxa"/>
-              <w:left w:w="115" w:type="dxa"/>
-              <w:right w:w="115" w:type="dxa"/>
-            </w:tcMar>
-            <w:shd w:val="clear" w:color="auto" w:fill="2c1f0e"/>
-          </w:tcPr>
-          <w:p>
-            <w:r>
-              <w:rPr>
-                <w:rFonts w:ascii="Arial" w:hAnsi="Arial"/>
-                <w:b/>
-                <w:color w:val="FFFFFF"/>
-                <w:sz w:val="22"/>
-              </w:rPr>
-              <w:t>Link / Notes</w:t>
-            </w:r>
-          </w:p>
-        </w:tc>
-      </w:tr>
-      <w:tr>
-        <w:tc>
-          <w:tcPr>
-            <w:tcW w:type="dxa" w:w="2520"/>
-            <w:tcMar>
-              <w:top w:w="80" w:type="dxa"/>
-              <w:bottom w:w="80" w:type="dxa"/>
-              <w:left w:w="115" w:type="dxa"/>
-              <w:right w:w="115" w:type="dxa"/>
-            </w:tcMar>
-          </w:tcPr>
-          <w:p>
-            <w:r>
-              <w:rPr>
-                <w:rFonts w:ascii="Arial" w:hAnsi="Arial"/>
-                <w:b/>
-                <w:color w:val="1A3A2A"/>
-                <w:sz w:val="22"/>
-              </w:rPr>
-              <w:t>Your GitHub repo</w:t>
-            </w:r>
-          </w:p>
-        </w:tc>
-        <w:tc>
-          <w:tcPr>
-            <w:tcW w:type="dxa" w:w="6480"/>
-            <w:tcMar>
-              <w:top w:w="80" w:type="dxa"/>
-              <w:bottom w:w="80" w:type="dxa"/>
-              <w:left w:w="115" w:type="dxa"/>
-              <w:right w:w="115" w:type="dxa"/>
-            </w:tcMar>
-          </w:tcPr>
-          <w:p>
-            <w:r>
-              <w:rPr>
-                <w:rFonts w:ascii="Arial" w:hAnsi="Arial"/>
-                <w:color w:val="1C1C1A"/>
-                <w:sz w:val="22"/>
-              </w:rPr>
-              <w:t>[PLACEHOLDER: github.com/YOUR-USERNAME/LeadManagement]</w:t>
-            </w:r>
-          </w:p>
-        </w:tc>
-      </w:tr>
-      <w:tr>
-        <w:tc>
-          <w:tcPr>
-            <w:tcW w:type="dxa" w:w="2520"/>
-            <w:tcMar>
-              <w:top w:w="80" w:type="dxa"/>
-              <w:bottom w:w="80" w:type="dxa"/>
-              <w:left w:w="115" w:type="dxa"/>
-              <w:right w:w="115" w:type="dxa"/>
-            </w:tcMar>
-          </w:tcPr>
-          <w:p>
-            <w:r>
-              <w:rPr>
-                <w:rFonts w:ascii="Arial" w:hAnsi="Arial"/>
-                <w:b/>
-                <w:color w:val="1A3A2A"/>
-                <w:sz w:val="22"/>
-              </w:rPr>
-              <w:t>GitHub Desktop (optional)</w:t>
-            </w:r>
-          </w:p>
-        </w:tc>
-        <w:tc>
-          <w:tcPr>
-            <w:tcW w:type="dxa" w:w="6480"/>
-            <w:tcMar>
-              <w:top w:w="80" w:type="dxa"/>
-              <w:bottom w:w="80" w:type="dxa"/>
-              <w:left w:w="115" w:type="dxa"/>
-              <w:right w:w="115" w:type="dxa"/>
-            </w:tcMar>
-          </w:tcPr>
-          <w:p>
-            <w:r>
-              <w:rPr>
-                <w:rFonts w:ascii="Arial" w:hAnsi="Arial"/>
-                <w:color w:val="1C1C1A"/>
-                <w:sz w:val="22"/>
-              </w:rPr>
-              <w:t>[PLACEHOLDER: desktop.github.com — easier than command line]</w:t>
-            </w:r>
-          </w:p>
-        </w:tc>
-      </w:tr>
-    </w:tbl>
-    <w:p>
-      <w:pPr>
-        <w:spacing w:before="60" w:after="60"/>
-      </w:pPr>
-    </w:p>
-    <w:p>
-      <w:pPr>
-        <w:spacing w:before="300" w:after="160"/>
-        <w:pBdr>
-          <w:bottom w:val="single" w:sz="4" w:space="4" w:color="e2e0d8"/>
-        </w:pBdr>
-      </w:pPr>
-      <w:r>
-        <w:rPr>
-          <w:rFonts w:ascii="Arial" w:hAnsi="Arial"/>
-          <w:b/>
-          <w:color w:val="1A3A2A"/>
-          <w:sz w:val="28"/>
-        </w:rPr>
-        <w:t>Step 2 — Add the Client Folder</w:t>
-      </w:r>
-    </w:p>
-    <w:p>
-      <w:pPr>
-        <w:pStyle w:val="ListBullet"/>
-        <w:spacing w:before="0" w:after="80"/>
-      </w:pPr>
-      <w:r>
-        <w:rPr>
-          <w:rFonts w:ascii="Arial" w:hAnsi="Arial"/>
-          <w:color w:val="1C1C1A"/>
-          <w:sz w:val="22"/>
-        </w:rPr>
-        <w:t>Open your LeadManagement repo folder on your computer</w:t>
-      </w:r>
-    </w:p>
-    <w:p>
-      <w:pPr>
-        <w:pStyle w:val="ListBullet"/>
-        <w:spacing w:before="0" w:after="80"/>
-      </w:pPr>
-      <w:r>
-        <w:rPr>
-          <w:rFonts w:ascii="Arial" w:hAnsi="Arial"/>
-          <w:color w:val="1C1C1A"/>
-          <w:sz w:val="22"/>
-        </w:rPr>
-        <w:t>Inside the clients/ folder, create a new folder named after the client (lowercase, no spaces — e.g., rivera-plumbing)</w:t>
-      </w:r>
-    </w:p>
-    <w:p>
-      <w:pPr>
-        <w:pStyle w:val="ListBullet"/>
-        <w:spacing w:before="0" w:after="80"/>
-      </w:pPr>
-      <w:r>
-        <w:rPr>
-          <w:rFonts w:ascii="Arial" w:hAnsi="Arial"/>
-          <w:color w:val="1C1C1A"/>
-          <w:sz w:val="22"/>
-        </w:rPr>
-        <w:t>Copy your base index.html template into that folder</w:t>
-      </w:r>
-    </w:p>
-    <w:p>
-      <w:pPr>
-        <w:pStyle w:val="ListBullet"/>
-        <w:spacing w:before="0" w:after="80"/>
-      </w:pPr>
-      <w:r>
-        <w:rPr>
-          <w:rFonts w:ascii="Arial" w:hAnsi="Arial"/>
-          <w:color w:val="1C1C1A"/>
-          <w:sz w:val="22"/>
-        </w:rPr>
-        <w:t>Make your customizations (see Part 5)</w:t>
-      </w:r>
-    </w:p>
-    <w:p>
-      <w:pPr>
-        <w:spacing w:before="300" w:after="160"/>
-        <w:pBdr>
-          <w:bottom w:val="single" w:sz="4" w:space="4" w:color="e2e0d8"/>
-        </w:pBdr>
-      </w:pPr>
-      <w:r>
-        <w:rPr>
-          <w:rFonts w:ascii="Arial" w:hAnsi="Arial"/>
-          <w:b/>
-          <w:color w:val="1A3A2A"/>
-          <w:sz w:val="28"/>
-        </w:rPr>
-        <w:t>Step 3 — Push to GitHub</w:t>
-      </w:r>
-    </w:p>
-    <w:p>
-      <w:pPr>
-        <w:spacing w:before="60" w:after="60"/>
-        <w:shd w:val="clear" w:color="auto" w:fill="F2F2F2"/>
-      </w:pPr>
-      <w:r>
-        <w:rPr>
-          <w:rFonts w:ascii="Courier New" w:hAnsi="Courier New"/>
-          <w:color w:val="1C1C1A"/>
-          <w:sz w:val="18"/>
-        </w:rPr>
-        <w:t># In terminal from your LeadManagement folder:</w:t>
-        <w:br/>
-        <w:t>git add clients/rivera-plumbing/index.html</w:t>
-        <w:br/>
-        <w:t>git commit -m "Add Rivera Plumbing client site"</w:t>
-        <w:br/>
-        <w:t>git push</w:t>
-      </w:r>
-    </w:p>
-    <w:p>
-      <w:pPr>
-        <w:pStyle w:val="ListBullet"/>
-        <w:spacing w:before="0" w:after="80"/>
-      </w:pPr>
-      <w:r>
-        <w:rPr>
-          <w:rFonts w:ascii="Arial" w:hAnsi="Arial"/>
-          <w:color w:val="1C1C1A"/>
-          <w:sz w:val="22"/>
-        </w:rPr>
-        <w:t>Or use GitHub Desktop: stage the new file, write a commit message, click Commit, then Push</w:t>
-      </w:r>
-    </w:p>
-    <w:p>
-      <w:pPr>
-        <w:pStyle w:val="ListBullet"/>
-        <w:spacing w:before="0" w:after="80"/>
-      </w:pPr>
-      <w:r>
-        <w:rPr>
-          <w:rFonts w:ascii="Arial" w:hAnsi="Arial"/>
-          <w:color w:val="1C1C1A"/>
-          <w:sz w:val="22"/>
-        </w:rPr>
-        <w:t>Verify the file appears in the GitHub repo before moving to Netlify setup</w:t>
-      </w:r>
-    </w:p>
-    <w:p>
-      <w:pPr>
-        <w:spacing w:before="400" w:after="200"/>
-        <w:pBdr>
-          <w:bottom w:val="single" w:sz="12" w:space="4" w:color="c8a96e"/>
-        </w:pBdr>
-      </w:pPr>
-      <w:r>
-        <w:rPr>
-          <w:rFonts w:ascii="Arial" w:hAnsi="Arial"/>
-          <w:b/>
-          <w:color w:val="1A3A2A"/>
-          <w:sz w:val="36"/>
-        </w:rPr>
-        <w:t>Part 7 — Domain Purchase and DNS Setup</w:t>
-      </w:r>
-    </w:p>
-    <w:p>
-      <w:pPr>
-        <w:spacing w:before="0" w:after="120"/>
-      </w:pPr>
-      <w:r>
-        <w:rPr>
-          <w:rFonts w:ascii="Arial" w:hAnsi="Arial"/>
-          <w:color w:val="1C1C1A"/>
-          <w:sz w:val="22"/>
-        </w:rPr>
-        <w:t>The client purchases and owns their own domain. You help them pick it and walk them through the DNS settings needed to point it at Netlify.</w:t>
-      </w:r>
-    </w:p>
-    <w:p>
-      <w:pPr>
-        <w:spacing w:before="300" w:after="160"/>
-        <w:pBdr>
-          <w:bottom w:val="single" w:sz="4" w:space="4" w:color="e2e0d8"/>
-        </w:pBdr>
-      </w:pPr>
-      <w:r>
-        <w:rPr>
-          <w:rFonts w:ascii="Arial" w:hAnsi="Arial"/>
-          <w:b/>
-          <w:color w:val="1A3A2A"/>
-          <w:sz w:val="28"/>
-        </w:rPr>
-        <w:t>Step 1 — Choose and Purchase a Domain</w:t>
-      </w:r>
-    </w:p>
-    <w:p>
-      <w:pPr>
-        <w:pStyle w:val="ListBullet"/>
-        <w:spacing w:before="0" w:after="80"/>
-      </w:pPr>
-      <w:r>
-        <w:rPr>
-          <w:rFonts w:ascii="Arial" w:hAnsi="Arial"/>
-          <w:color w:val="1C1C1A"/>
-          <w:sz w:val="22"/>
-        </w:rPr>
-        <w:t>Recommended registrar: Namecheap (~$12/year for .com domains)</w:t>
-      </w:r>
-    </w:p>
-    <w:p>
-      <w:pPr>
-        <w:pStyle w:val="ListBullet"/>
-        <w:spacing w:before="0" w:after="80"/>
-      </w:pPr>
-      <w:r>
-        <w:rPr>
-          <w:rFonts w:ascii="Arial" w:hAnsi="Arial"/>
-          <w:color w:val="1C1C1A"/>
-          <w:sz w:val="22"/>
-        </w:rPr>
-        <w:t>Client should create their own Namecheap account — they own the domain, not you</w:t>
-      </w:r>
-    </w:p>
-    <w:p>
-      <w:pPr>
-        <w:pStyle w:val="ListBullet"/>
-        <w:spacing w:before="0" w:after="80"/>
-      </w:pPr>
-      <w:r>
-        <w:rPr>
-          <w:rFonts w:ascii="Arial" w:hAnsi="Arial"/>
-          <w:color w:val="1C1C1A"/>
-          <w:sz w:val="22"/>
-        </w:rPr>
-        <w:t>Ideal domain: businessname.com or businessnamecity.com (short, easy to spell)</w:t>
-      </w:r>
-    </w:p>
-    <w:p>
-      <w:pPr>
-        <w:pStyle w:val="ListBullet"/>
-        <w:spacing w:before="0" w:after="80"/>
-      </w:pPr>
-      <w:r>
-        <w:rPr>
-          <w:rFonts w:ascii="Arial" w:hAnsi="Arial"/>
-          <w:color w:val="1C1C1A"/>
-          <w:sz w:val="22"/>
-        </w:rPr>
-        <w:t>Avoid hyphens and numbers — hard to say on the phone</w:t>
-      </w:r>
-    </w:p>
-    <w:tbl>
-      <w:tblPr>
-        <w:tblStyle w:val="TableGrid"/>
-        <w:tblW w:type="auto" w:w="0"/>
-        <w:tblLook w:firstColumn="1" w:firstRow="1" w:lastColumn="0" w:lastRow="0" w:noHBand="0" w:noVBand="1" w:val="04A0"/>
-        <w:tblBorders>
-          <w:top w:val="single" w:sz="4" w:space="0" w:color="D0CEC6"/>
-          <w:left w:val="single" w:sz="4" w:space="0" w:color="D0CEC6"/>
-          <w:bottom w:val="single" w:sz="4" w:space="0" w:color="D0CEC6"/>
-          <w:right w:val="single" w:sz="4" w:space="0" w:color="D0CEC6"/>
-          <w:insideH w:val="single" w:sz="4" w:space="0" w:color="D0CEC6"/>
-          <w:insideV w:val="single" w:sz="4" w:space="0" w:color="D0CEC6"/>
-        </w:tblBorders>
-      </w:tblPr>
-      <w:tblGrid>
-        <w:gridCol w:w="4536"/>
-        <w:gridCol w:w="4536"/>
-      </w:tblGrid>
-      <w:tr>
-        <w:tc>
-          <w:tcPr>
-            <w:tcW w:type="dxa" w:w="2520"/>
-            <w:tcMar>
-              <w:top w:w="80" w:type="dxa"/>
-              <w:bottom w:w="80" w:type="dxa"/>
-              <w:left w:w="115" w:type="dxa"/>
-              <w:right w:w="115" w:type="dxa"/>
-            </w:tcMar>
-            <w:shd w:val="clear" w:color="auto" w:fill="2c1f0e"/>
-          </w:tcPr>
-          <w:p>
-            <w:r>
-              <w:rPr>
-                <w:rFonts w:ascii="Arial" w:hAnsi="Arial"/>
-                <w:b/>
-                <w:color w:val="FFFFFF"/>
-                <w:sz w:val="22"/>
-              </w:rPr>
-              <w:t>Domain Resource</w:t>
-            </w:r>
-          </w:p>
-        </w:tc>
-        <w:tc>
-          <w:tcPr>
-            <w:tcW w:type="dxa" w:w="6480"/>
-            <w:tcMar>
-              <w:top w:w="80" w:type="dxa"/>
-              <w:bottom w:w="80" w:type="dxa"/>
-              <w:left w:w="115" w:type="dxa"/>
-              <w:right w:w="115" w:type="dxa"/>
-            </w:tcMar>
-            <w:shd w:val="clear" w:color="auto" w:fill="2c1f0e"/>
-          </w:tcPr>
-          <w:p>
-            <w:r>
-              <w:rPr>
-                <w:rFonts w:ascii="Arial" w:hAnsi="Arial"/>
-                <w:b/>
-                <w:color w:val="FFFFFF"/>
-                <w:sz w:val="22"/>
-              </w:rPr>
-              <w:t>Link / Notes</w:t>
-            </w:r>
-          </w:p>
-        </w:tc>
-      </w:tr>
-      <w:tr>
-        <w:tc>
-          <w:tcPr>
-            <w:tcW w:type="dxa" w:w="2520"/>
-            <w:tcMar>
-              <w:top w:w="80" w:type="dxa"/>
-              <w:bottom w:w="80" w:type="dxa"/>
-              <w:left w:w="115" w:type="dxa"/>
-              <w:right w:w="115" w:type="dxa"/>
-            </w:tcMar>
-          </w:tcPr>
-          <w:p>
-            <w:r>
-              <w:rPr>
-                <w:rFonts w:ascii="Arial" w:hAnsi="Arial"/>
-                <w:b/>
-                <w:color w:val="1A3A2A"/>
-                <w:sz w:val="22"/>
-              </w:rPr>
-              <w:t>Namecheap</w:t>
-            </w:r>
-          </w:p>
-        </w:tc>
-        <w:tc>
-          <w:tcPr>
-            <w:tcW w:type="dxa" w:w="6480"/>
-            <w:tcMar>
-              <w:top w:w="80" w:type="dxa"/>
-              <w:bottom w:w="80" w:type="dxa"/>
-              <w:left w:w="115" w:type="dxa"/>
-              <w:right w:w="115" w:type="dxa"/>
-            </w:tcMar>
-          </w:tcPr>
-          <w:p>
-            <w:r>
-              <w:rPr>
-                <w:rFonts w:ascii="Arial" w:hAnsi="Arial"/>
-                <w:color w:val="1C1C1A"/>
-                <w:sz w:val="22"/>
-              </w:rPr>
-              <w:t>[PLACEHOLDER: namecheap.com — recommended registrar, ~$12/year]</w:t>
-            </w:r>
-          </w:p>
-        </w:tc>
-      </w:tr>
-      <w:tr>
-        <w:tc>
-          <w:tcPr>
-            <w:tcW w:type="dxa" w:w="2520"/>
-            <w:tcMar>
-              <w:top w:w="80" w:type="dxa"/>
-              <w:bottom w:w="80" w:type="dxa"/>
-              <w:left w:w="115" w:type="dxa"/>
-              <w:right w:w="115" w:type="dxa"/>
-            </w:tcMar>
-          </w:tcPr>
-          <w:p>
-            <w:r>
-              <w:rPr>
-                <w:rFonts w:ascii="Arial" w:hAnsi="Arial"/>
-                <w:b/>
-                <w:color w:val="1A3A2A"/>
-                <w:sz w:val="22"/>
-              </w:rPr>
-              <w:t>Google Domains (alt)</w:t>
-            </w:r>
-          </w:p>
-        </w:tc>
-        <w:tc>
-          <w:tcPr>
-            <w:tcW w:type="dxa" w:w="6480"/>
-            <w:tcMar>
-              <w:top w:w="80" w:type="dxa"/>
-              <w:bottom w:w="80" w:type="dxa"/>
-              <w:left w:w="115" w:type="dxa"/>
-              <w:right w:w="115" w:type="dxa"/>
-            </w:tcMar>
-          </w:tcPr>
-          <w:p>
-            <w:r>
-              <w:rPr>
-                <w:rFonts w:ascii="Arial" w:hAnsi="Arial"/>
-                <w:color w:val="1C1C1A"/>
-                <w:sz w:val="22"/>
-              </w:rPr>
-              <w:t>[PLACEHOLDER: domains.google.com — simple interface, $12/year]</w:t>
-            </w:r>
-          </w:p>
-        </w:tc>
-      </w:tr>
-      <w:tr>
-        <w:tc>
-          <w:tcPr>
-            <w:tcW w:type="dxa" w:w="2520"/>
-            <w:tcMar>
-              <w:top w:w="80" w:type="dxa"/>
-              <w:bottom w:w="80" w:type="dxa"/>
-              <w:left w:w="115" w:type="dxa"/>
-              <w:right w:w="115" w:type="dxa"/>
-            </w:tcMar>
-          </w:tcPr>
-          <w:p>
-            <w:r>
-              <w:rPr>
-                <w:rFonts w:ascii="Arial" w:hAnsi="Arial"/>
-                <w:b/>
-                <w:color w:val="1A3A2A"/>
-                <w:sz w:val="22"/>
-              </w:rPr>
-              <w:t>Domain availability check</w:t>
-            </w:r>
-          </w:p>
-        </w:tc>
-        <w:tc>
-          <w:tcPr>
-            <w:tcW w:type="dxa" w:w="6480"/>
-            <w:tcMar>
-              <w:top w:w="80" w:type="dxa"/>
-              <w:bottom w:w="80" w:type="dxa"/>
-              <w:left w:w="115" w:type="dxa"/>
-              <w:right w:w="115" w:type="dxa"/>
-            </w:tcMar>
-          </w:tcPr>
-          <w:p>
-            <w:r>
-              <w:rPr>
-                <w:rFonts w:ascii="Arial" w:hAnsi="Arial"/>
-                <w:color w:val="1C1C1A"/>
-                <w:sz w:val="22"/>
-              </w:rPr>
-              <w:t>Search at your registrar of choice before committing to a name]</w:t>
-            </w:r>
-          </w:p>
-        </w:tc>
-      </w:tr>
-    </w:tbl>
-    <w:p>
-      <w:pPr>
-        <w:spacing w:before="60" w:after="60"/>
-      </w:pPr>
-    </w:p>
-    <w:p>
-      <w:pPr>
-        <w:spacing w:before="300" w:after="160"/>
-        <w:pBdr>
-          <w:bottom w:val="single" w:sz="4" w:space="4" w:color="e2e0d8"/>
-        </w:pBdr>
-      </w:pPr>
-      <w:r>
-        <w:rPr>
-          <w:rFonts w:ascii="Arial" w:hAnsi="Arial"/>
-          <w:b/>
-          <w:color w:val="1A3A2A"/>
-          <w:sz w:val="28"/>
-        </w:rPr>
-        <w:t>Step 2 — Point the Domain to Netlify (DNS Settings)</w:t>
-      </w:r>
-    </w:p>
-    <w:p>
-      <w:pPr>
-        <w:spacing w:before="0" w:after="120"/>
-      </w:pPr>
-      <w:r>
-        <w:rPr>
-          <w:rFonts w:ascii="Arial" w:hAnsi="Arial"/>
-          <w:color w:val="1C1C1A"/>
-          <w:sz w:val="22"/>
-        </w:rPr>
-        <w:t>After deploying on Netlify (Part 8), you will get a Netlify subdomain. You then point the custom domain to it.</w:t>
-      </w:r>
-    </w:p>
-    <w:p>
-      <w:pPr>
-        <w:pStyle w:val="ListBullet"/>
-        <w:spacing w:before="0" w:after="80"/>
-      </w:pPr>
-      <w:r>
-        <w:rPr>
-          <w:rFonts w:ascii="Arial" w:hAnsi="Arial"/>
-          <w:color w:val="1C1C1A"/>
-          <w:sz w:val="22"/>
-        </w:rPr>
-        <w:t>In the client's Namecheap account → Domain List → Manage → Advanced DNS</w:t>
-      </w:r>
-    </w:p>
-    <w:p>
-      <w:pPr>
-        <w:pStyle w:val="ListBullet"/>
-        <w:spacing w:before="0" w:after="80"/>
-      </w:pPr>
-      <w:r>
-        <w:rPr>
-          <w:rFonts w:ascii="Arial" w:hAnsi="Arial"/>
-          <w:color w:val="1C1C1A"/>
-          <w:sz w:val="22"/>
-        </w:rPr>
-        <w:t>Add an A Record: Host = @, Value = 75.2.60.5 (Netlify's load balancer IP)</w:t>
-      </w:r>
-    </w:p>
-    <w:p>
-      <w:pPr>
-        <w:pStyle w:val="ListBullet"/>
-        <w:spacing w:before="0" w:after="80"/>
-      </w:pPr>
-      <w:r>
-        <w:rPr>
-          <w:rFonts w:ascii="Arial" w:hAnsi="Arial"/>
-          <w:color w:val="1C1C1A"/>
-          <w:sz w:val="22"/>
-        </w:rPr>
-        <w:t>Add a CNAME Record: Host = www, Value = [their-netlify-site].netlify.app</w:t>
-      </w:r>
-    </w:p>
-    <w:p>
-      <w:pPr>
-        <w:pStyle w:val="ListBullet"/>
-        <w:spacing w:before="0" w:after="80"/>
-      </w:pPr>
-      <w:r>
-        <w:rPr>
-          <w:rFonts w:ascii="Arial" w:hAnsi="Arial"/>
-          <w:color w:val="1C1C1A"/>
-          <w:sz w:val="22"/>
-        </w:rPr>
-        <w:t>DNS changes can take up to 24 hours to fully propagate — usually faster</w:t>
-      </w:r>
-    </w:p>
-    <w:p>
-      <w:pPr>
-        <w:pStyle w:val="ListBullet"/>
-        <w:spacing w:before="0" w:after="80"/>
-      </w:pPr>
-      <w:r>
-        <w:rPr>
-          <w:rFonts w:ascii="Arial" w:hAnsi="Arial"/>
-          <w:color w:val="1C1C1A"/>
-          <w:sz w:val="22"/>
-        </w:rPr>
-        <w:t>In Netlify → Site Settings → Domain Management → Add custom domain → enter their .com</w:t>
+        <w:t>Note: replace [their-site].netlify.app with the actual Netlify subdomain for this client (found in Netlify → Site Settings → General → Site name).</w:t>
       </w:r>
     </w:p>
     <w:p>
@@ -4531,7 +3579,7 @@
           <w:color w:val="1C1C1A"/>
           <w:sz w:val="22"/>
         </w:rPr>
-        <w:t>Each client site is deployed as a separate Netlify site, pointing to their specific folder in your GitHub repo. This keeps sites independent — updating one client does not affect another.</w:t>
+        <w:t>Applies to: Website + Lead Management only. Each client site is deployed as a separate Netlify site, pointing to their specific folder in your GitHub repo. This keeps sites independent — updating one client does not affect another.</w:t>
       </w:r>
     </w:p>
     <w:p>
@@ -4621,213 +3669,6 @@
         <w:t>Click Deploy Site</w:t>
       </w:r>
     </w:p>
-    <w:tbl>
-      <w:tblPr>
-        <w:tblStyle w:val="TableGrid"/>
-        <w:tblW w:type="auto" w:w="0"/>
-        <w:tblLook w:firstColumn="1" w:firstRow="1" w:lastColumn="0" w:lastRow="0" w:noHBand="0" w:noVBand="1" w:val="04A0"/>
-        <w:tblBorders>
-          <w:top w:val="single" w:sz="4" w:space="0" w:color="D0CEC6"/>
-          <w:left w:val="single" w:sz="4" w:space="0" w:color="D0CEC6"/>
-          <w:bottom w:val="single" w:sz="4" w:space="0" w:color="D0CEC6"/>
-          <w:right w:val="single" w:sz="4" w:space="0" w:color="D0CEC6"/>
-          <w:insideH w:val="single" w:sz="4" w:space="0" w:color="D0CEC6"/>
-          <w:insideV w:val="single" w:sz="4" w:space="0" w:color="D0CEC6"/>
-        </w:tblBorders>
-      </w:tblPr>
-      <w:tblGrid>
-        <w:gridCol w:w="4536"/>
-        <w:gridCol w:w="4536"/>
-      </w:tblGrid>
-      <w:tr>
-        <w:tc>
-          <w:tcPr>
-            <w:tcW w:type="dxa" w:w="2520"/>
-            <w:tcMar>
-              <w:top w:w="80" w:type="dxa"/>
-              <w:bottom w:w="80" w:type="dxa"/>
-              <w:left w:w="115" w:type="dxa"/>
-              <w:right w:w="115" w:type="dxa"/>
-            </w:tcMar>
-            <w:shd w:val="clear" w:color="auto" w:fill="2c1f0e"/>
-          </w:tcPr>
-          <w:p>
-            <w:r>
-              <w:rPr>
-                <w:rFonts w:ascii="Arial" w:hAnsi="Arial"/>
-                <w:b/>
-                <w:color w:val="FFFFFF"/>
-                <w:sz w:val="22"/>
-              </w:rPr>
-              <w:t>Netlify Resource</w:t>
-            </w:r>
-          </w:p>
-        </w:tc>
-        <w:tc>
-          <w:tcPr>
-            <w:tcW w:type="dxa" w:w="6480"/>
-            <w:tcMar>
-              <w:top w:w="80" w:type="dxa"/>
-              <w:bottom w:w="80" w:type="dxa"/>
-              <w:left w:w="115" w:type="dxa"/>
-              <w:right w:w="115" w:type="dxa"/>
-            </w:tcMar>
-            <w:shd w:val="clear" w:color="auto" w:fill="2c1f0e"/>
-          </w:tcPr>
-          <w:p>
-            <w:r>
-              <w:rPr>
-                <w:rFonts w:ascii="Arial" w:hAnsi="Arial"/>
-                <w:b/>
-                <w:color w:val="FFFFFF"/>
-                <w:sz w:val="22"/>
-              </w:rPr>
-              <w:t>Link / Notes</w:t>
-            </w:r>
-          </w:p>
-        </w:tc>
-      </w:tr>
-      <w:tr>
-        <w:tc>
-          <w:tcPr>
-            <w:tcW w:type="dxa" w:w="2520"/>
-            <w:tcMar>
-              <w:top w:w="80" w:type="dxa"/>
-              <w:bottom w:w="80" w:type="dxa"/>
-              <w:left w:w="115" w:type="dxa"/>
-              <w:right w:w="115" w:type="dxa"/>
-            </w:tcMar>
-          </w:tcPr>
-          <w:p>
-            <w:r>
-              <w:rPr>
-                <w:rFonts w:ascii="Arial" w:hAnsi="Arial"/>
-                <w:b/>
-                <w:color w:val="1A3A2A"/>
-                <w:sz w:val="22"/>
-              </w:rPr>
-              <w:t>Netlify Dashboard</w:t>
-            </w:r>
-          </w:p>
-        </w:tc>
-        <w:tc>
-          <w:tcPr>
-            <w:tcW w:type="dxa" w:w="6480"/>
-            <w:tcMar>
-              <w:top w:w="80" w:type="dxa"/>
-              <w:bottom w:w="80" w:type="dxa"/>
-              <w:left w:w="115" w:type="dxa"/>
-              <w:right w:w="115" w:type="dxa"/>
-            </w:tcMar>
-          </w:tcPr>
-          <w:p>
-            <w:r>
-              <w:rPr>
-                <w:rFonts w:ascii="Arial" w:hAnsi="Arial"/>
-                <w:color w:val="1C1C1A"/>
-                <w:sz w:val="22"/>
-              </w:rPr>
-              <w:t>[PLACEHOLDER: app.netlify.com]</w:t>
-            </w:r>
-          </w:p>
-        </w:tc>
-      </w:tr>
-      <w:tr>
-        <w:tc>
-          <w:tcPr>
-            <w:tcW w:type="dxa" w:w="2520"/>
-            <w:tcMar>
-              <w:top w:w="80" w:type="dxa"/>
-              <w:bottom w:w="80" w:type="dxa"/>
-              <w:left w:w="115" w:type="dxa"/>
-              <w:right w:w="115" w:type="dxa"/>
-            </w:tcMar>
-          </w:tcPr>
-          <w:p>
-            <w:r>
-              <w:rPr>
-                <w:rFonts w:ascii="Arial" w:hAnsi="Arial"/>
-                <w:b/>
-                <w:color w:val="1A3A2A"/>
-                <w:sz w:val="22"/>
-              </w:rPr>
-              <w:t>Your Netlify team/account</w:t>
-            </w:r>
-          </w:p>
-        </w:tc>
-        <w:tc>
-          <w:tcPr>
-            <w:tcW w:type="dxa" w:w="6480"/>
-            <w:tcMar>
-              <w:top w:w="80" w:type="dxa"/>
-              <w:bottom w:w="80" w:type="dxa"/>
-              <w:left w:w="115" w:type="dxa"/>
-              <w:right w:w="115" w:type="dxa"/>
-            </w:tcMar>
-          </w:tcPr>
-          <w:p>
-            <w:r>
-              <w:rPr>
-                <w:rFonts w:ascii="Arial" w:hAnsi="Arial"/>
-                <w:color w:val="1C1C1A"/>
-                <w:sz w:val="22"/>
-              </w:rPr>
-              <w:t>[PLACEHOLDER: app.netlify.com/teams/YOUR-TEAM]</w:t>
-            </w:r>
-          </w:p>
-        </w:tc>
-      </w:tr>
-      <w:tr>
-        <w:tc>
-          <w:tcPr>
-            <w:tcW w:type="dxa" w:w="2520"/>
-            <w:tcMar>
-              <w:top w:w="80" w:type="dxa"/>
-              <w:bottom w:w="80" w:type="dxa"/>
-              <w:left w:w="115" w:type="dxa"/>
-              <w:right w:w="115" w:type="dxa"/>
-            </w:tcMar>
-          </w:tcPr>
-          <w:p>
-            <w:r>
-              <w:rPr>
-                <w:rFonts w:ascii="Arial" w:hAnsi="Arial"/>
-                <w:b/>
-                <w:color w:val="1A3A2A"/>
-                <w:sz w:val="22"/>
-              </w:rPr>
-              <w:t>Publish directory format</w:t>
-            </w:r>
-          </w:p>
-        </w:tc>
-        <w:tc>
-          <w:tcPr>
-            <w:tcW w:type="dxa" w:w="6480"/>
-            <w:tcMar>
-              <w:top w:w="80" w:type="dxa"/>
-              <w:bottom w:w="80" w:type="dxa"/>
-              <w:left w:w="115" w:type="dxa"/>
-              <w:right w:w="115" w:type="dxa"/>
-            </w:tcMar>
-          </w:tcPr>
-          <w:p>
-            <w:r>
-              <w:rPr>
-                <w:rFonts w:ascii="Arial" w:hAnsi="Arial"/>
-                <w:color w:val="1C1C1A"/>
-                <w:sz w:val="22"/>
-              </w:rPr>
-              <w:t>clients/client-folder-name</w:t>
-            </w:r>
-          </w:p>
-        </w:tc>
-      </w:tr>
-    </w:tbl>
-    <w:p>
-      <w:pPr>
-        <w:spacing w:before="60" w:after="60"/>
-      </w:pPr>
-    </w:p>
     <w:p>
       <w:pPr>
         <w:spacing w:before="300" w:after="160"/>
@@ -5002,7 +3843,7 @@
           <w:color w:val="1A3A2A"/>
           <w:sz w:val="36"/>
         </w:rPr>
-        <w:t>Part 9 — Lead System Setup (Google Sheets + Apps Script)</w:t>
+        <w:t>Part 9 — Snippet Deployment</w:t>
       </w:r>
     </w:p>
     <w:p>
@@ -5015,7 +3856,299 @@
           <w:color w:val="1C1C1A"/>
           <w:sz w:val="22"/>
         </w:rPr>
-        <w:t>Each client gets their own Google Sheet for lead tracking and their own Apps Script webhook. This keeps client data completely separate.</w:t>
+        <w:t>Applies to: Lead Intake + Lead Management only. The client already has a website. You add a self-contained lead intake form snippet to their existing site. No Netlify, no GitHub repo changes needed for their site — just the embed code and the Apps Script webhook.</w:t>
+      </w:r>
+    </w:p>
+    <w:p>
+      <w:pPr>
+        <w:spacing w:before="300" w:after="160"/>
+        <w:pBdr>
+          <w:bottom w:val="single" w:sz="4" w:space="4" w:color="e2e0d8"/>
+        </w:pBdr>
+      </w:pPr>
+      <w:r>
+        <w:rPr>
+          <w:rFonts w:ascii="Arial" w:hAnsi="Arial"/>
+          <w:b/>
+          <w:color w:val="1A3A2A"/>
+          <w:sz w:val="28"/>
+        </w:rPr>
+        <w:t>Step 1 — Set Up the Apps Script First</w:t>
+      </w:r>
+    </w:p>
+    <w:p>
+      <w:pPr>
+        <w:spacing w:before="0" w:after="120"/>
+      </w:pPr>
+      <w:r>
+        <w:rPr>
+          <w:rFonts w:ascii="Arial" w:hAnsi="Arial"/>
+          <w:color w:val="1C1C1A"/>
+          <w:sz w:val="22"/>
+        </w:rPr>
+        <w:t>Complete Part 10 (lead system setup) before providing the snippet code — you need the webhook URL to put into the snippet.</w:t>
+      </w:r>
+    </w:p>
+    <w:p>
+      <w:pPr>
+        <w:spacing w:before="300" w:after="160"/>
+        <w:pBdr>
+          <w:bottom w:val="single" w:sz="4" w:space="4" w:color="e2e0d8"/>
+        </w:pBdr>
+      </w:pPr>
+      <w:r>
+        <w:rPr>
+          <w:rFonts w:ascii="Arial" w:hAnsi="Arial"/>
+          <w:b/>
+          <w:color w:val="1A3A2A"/>
+          <w:sz w:val="28"/>
+        </w:rPr>
+        <w:t>Step 2 — Prepare the Snippet</w:t>
+      </w:r>
+    </w:p>
+    <w:p>
+      <w:pPr>
+        <w:pStyle w:val="ListBullet"/>
+        <w:spacing w:before="0" w:after="80"/>
+      </w:pPr>
+      <w:r>
+        <w:rPr>
+          <w:rFonts w:ascii="Arial" w:hAnsi="Arial"/>
+          <w:color w:val="1C1C1A"/>
+          <w:sz w:val="22"/>
+        </w:rPr>
+        <w:t>Open clients/templates/snippet-lead-intake-only.html from your GitHub repo</w:t>
+      </w:r>
+    </w:p>
+    <w:p>
+      <w:pPr>
+        <w:pStyle w:val="ListBullet"/>
+        <w:spacing w:before="0" w:after="80"/>
+      </w:pPr>
+      <w:r>
+        <w:rPr>
+          <w:rFonts w:ascii="Arial" w:hAnsi="Arial"/>
+          <w:color w:val="1C1C1A"/>
+          <w:sz w:val="22"/>
+        </w:rPr>
+        <w:t>Replace [CLIENT_WEBHOOK_URL] with the Apps Script deployment URL from Part 10</w:t>
+      </w:r>
+    </w:p>
+    <w:p>
+      <w:pPr>
+        <w:pStyle w:val="ListBullet"/>
+        <w:spacing w:before="0" w:after="80"/>
+      </w:pPr>
+      <w:r>
+        <w:rPr>
+          <w:rFonts w:ascii="Arial" w:hAnsi="Arial"/>
+          <w:color w:val="1C1C1A"/>
+          <w:sz w:val="22"/>
+        </w:rPr>
+        <w:t>Update any placeholder text: phone number, business-specific confirmation message</w:t>
+      </w:r>
+    </w:p>
+    <w:p>
+      <w:pPr>
+        <w:pStyle w:val="ListBullet"/>
+        <w:spacing w:before="0" w:after="80"/>
+      </w:pPr>
+      <w:r>
+        <w:rPr>
+          <w:rFonts w:ascii="Arial" w:hAnsi="Arial"/>
+          <w:color w:val="1C1C1A"/>
+          <w:sz w:val="22"/>
+        </w:rPr>
+        <w:t>Test the snippet locally by opening it in a browser and submitting a test entry</w:t>
+      </w:r>
+    </w:p>
+    <w:p>
+      <w:pPr>
+        <w:spacing w:before="300" w:after="160"/>
+        <w:pBdr>
+          <w:bottom w:val="single" w:sz="4" w:space="4" w:color="e2e0d8"/>
+        </w:pBdr>
+      </w:pPr>
+      <w:r>
+        <w:rPr>
+          <w:rFonts w:ascii="Arial" w:hAnsi="Arial"/>
+          <w:b/>
+          <w:color w:val="1A3A2A"/>
+          <w:sz w:val="28"/>
+        </w:rPr>
+        <w:t>Step 3 — Deliver the Snippet to the Client</w:t>
+      </w:r>
+    </w:p>
+    <w:p>
+      <w:pPr>
+        <w:spacing w:before="0" w:after="120"/>
+      </w:pPr>
+      <w:r>
+        <w:rPr>
+          <w:rFonts w:ascii="Arial" w:hAnsi="Arial"/>
+          <w:color w:val="1C1C1A"/>
+          <w:sz w:val="22"/>
+        </w:rPr>
+        <w:t>Most Lead Intake clients have a web developer, a website platform (Squarespace, Wix, WordPress), or manage their own site. Provide the snippet in a way that works for their situation.</w:t>
+      </w:r>
+    </w:p>
+    <w:p>
+      <w:pPr>
+        <w:pStyle w:val="ListBullet"/>
+        <w:spacing w:before="0" w:after="80"/>
+      </w:pPr>
+      <w:r>
+        <w:rPr>
+          <w:rFonts w:ascii="Arial" w:hAnsi="Arial"/>
+          <w:color w:val="1C1C1A"/>
+          <w:sz w:val="22"/>
+        </w:rPr>
+        <w:t>If they have a developer: send the three-part snippet (styles, HTML, script) with clear labels for where each piece goes</w:t>
+      </w:r>
+    </w:p>
+    <w:p>
+      <w:pPr>
+        <w:pStyle w:val="ListBullet"/>
+        <w:spacing w:before="0" w:after="80"/>
+      </w:pPr>
+      <w:r>
+        <w:rPr>
+          <w:rFonts w:ascii="Arial" w:hAnsi="Arial"/>
+          <w:color w:val="1C1C1A"/>
+          <w:sz w:val="22"/>
+        </w:rPr>
+        <w:t>If they are on WordPress: walk them through using a Custom HTML block in their page editor</w:t>
+      </w:r>
+    </w:p>
+    <w:p>
+      <w:pPr>
+        <w:pStyle w:val="ListBullet"/>
+        <w:spacing w:before="0" w:after="80"/>
+      </w:pPr>
+      <w:r>
+        <w:rPr>
+          <w:rFonts w:ascii="Arial" w:hAnsi="Arial"/>
+          <w:color w:val="1C1C1A"/>
+          <w:sz w:val="22"/>
+        </w:rPr>
+        <w:t>If they are on Squarespace or Wix: use a Code Block or Embed element on the page</w:t>
+      </w:r>
+    </w:p>
+    <w:p>
+      <w:pPr>
+        <w:pStyle w:val="ListBullet"/>
+        <w:spacing w:before="0" w:after="80"/>
+      </w:pPr>
+      <w:r>
+        <w:rPr>
+          <w:rFonts w:ascii="Arial" w:hAnsi="Arial"/>
+          <w:color w:val="1C1C1A"/>
+          <w:sz w:val="22"/>
+        </w:rPr>
+        <w:t>If they want you to add it directly: get temporary access to their site and add it yourself</w:t>
+      </w:r>
+    </w:p>
+    <w:p>
+      <w:pPr>
+        <w:spacing w:before="300" w:after="160"/>
+        <w:pBdr>
+          <w:bottom w:val="single" w:sz="4" w:space="4" w:color="e2e0d8"/>
+        </w:pBdr>
+      </w:pPr>
+      <w:r>
+        <w:rPr>
+          <w:rFonts w:ascii="Arial" w:hAnsi="Arial"/>
+          <w:b/>
+          <w:color w:val="1A3A2A"/>
+          <w:sz w:val="28"/>
+        </w:rPr>
+        <w:t>Step 4 — Confirm the Form Is Live</w:t>
+      </w:r>
+    </w:p>
+    <w:p>
+      <w:pPr>
+        <w:pStyle w:val="ListBullet"/>
+        <w:spacing w:before="0" w:after="80"/>
+      </w:pPr>
+      <w:r>
+        <w:rPr>
+          <w:rFonts w:ascii="Arial" w:hAnsi="Arial"/>
+          <w:color w:val="1C1C1A"/>
+          <w:sz w:val="22"/>
+        </w:rPr>
+        <w:t>Once the snippet is on their site, submit a test entry through the live form</w:t>
+      </w:r>
+    </w:p>
+    <w:p>
+      <w:pPr>
+        <w:pStyle w:val="ListBullet"/>
+        <w:spacing w:before="0" w:after="80"/>
+      </w:pPr>
+      <w:r>
+        <w:rPr>
+          <w:rFonts w:ascii="Arial" w:hAnsi="Arial"/>
+          <w:color w:val="1C1C1A"/>
+          <w:sz w:val="22"/>
+        </w:rPr>
+        <w:t>Confirm the row appears in the Google Sheet within seconds</w:t>
+      </w:r>
+    </w:p>
+    <w:p>
+      <w:pPr>
+        <w:pStyle w:val="ListBullet"/>
+        <w:spacing w:before="0" w:after="80"/>
+      </w:pPr>
+      <w:r>
+        <w:rPr>
+          <w:rFonts w:ascii="Arial" w:hAnsi="Arial"/>
+          <w:color w:val="1C1C1A"/>
+          <w:sz w:val="22"/>
+        </w:rPr>
+        <w:t>Confirm the notification email fires</w:t>
+      </w:r>
+    </w:p>
+    <w:p>
+      <w:pPr>
+        <w:pStyle w:val="ListBullet"/>
+        <w:spacing w:before="0" w:after="80"/>
+      </w:pPr>
+      <w:r>
+        <w:rPr>
+          <w:rFonts w:ascii="Arial" w:hAnsi="Arial"/>
+          <w:color w:val="1C1C1A"/>
+          <w:sz w:val="22"/>
+        </w:rPr>
+        <w:t>Do not mark the client as onboarded until the live test passes</w:t>
+      </w:r>
+    </w:p>
+    <w:p>
+      <w:pPr>
+        <w:spacing w:before="400" w:after="200"/>
+        <w:pBdr>
+          <w:bottom w:val="single" w:sz="12" w:space="4" w:color="c8a96e"/>
+        </w:pBdr>
+      </w:pPr>
+      <w:r>
+        <w:rPr>
+          <w:rFonts w:ascii="Arial" w:hAnsi="Arial"/>
+          <w:b/>
+          <w:color w:val="1A3A2A"/>
+          <w:sz w:val="36"/>
+        </w:rPr>
+        <w:t>Part 10 — Lead System Setup (Google Sheets + Apps Script)</w:t>
+      </w:r>
+    </w:p>
+    <w:p>
+      <w:pPr>
+        <w:spacing w:before="0" w:after="120"/>
+      </w:pPr>
+      <w:r>
+        <w:rPr>
+          <w:rFonts w:ascii="Arial" w:hAnsi="Arial"/>
+          <w:color w:val="1C1C1A"/>
+          <w:sz w:val="22"/>
+        </w:rPr>
+        <w:t>Applies to: both services. Each client gets their own Google Sheet for lead tracking and their own Apps Script webhook. This keeps client data completely separate.</w:t>
       </w:r>
     </w:p>
     <w:p>
@@ -5077,213 +4210,6 @@
         <w:t>Add column headers in Row 1: Timestamp, Name, Phone, Email, Message, Source</w:t>
       </w:r>
     </w:p>
-    <w:tbl>
-      <w:tblPr>
-        <w:tblStyle w:val="TableGrid"/>
-        <w:tblW w:type="auto" w:w="0"/>
-        <w:tblLook w:firstColumn="1" w:firstRow="1" w:lastColumn="0" w:lastRow="0" w:noHBand="0" w:noVBand="1" w:val="04A0"/>
-        <w:tblBorders>
-          <w:top w:val="single" w:sz="4" w:space="0" w:color="D0CEC6"/>
-          <w:left w:val="single" w:sz="4" w:space="0" w:color="D0CEC6"/>
-          <w:bottom w:val="single" w:sz="4" w:space="0" w:color="D0CEC6"/>
-          <w:right w:val="single" w:sz="4" w:space="0" w:color="D0CEC6"/>
-          <w:insideH w:val="single" w:sz="4" w:space="0" w:color="D0CEC6"/>
-          <w:insideV w:val="single" w:sz="4" w:space="0" w:color="D0CEC6"/>
-        </w:tblBorders>
-      </w:tblPr>
-      <w:tblGrid>
-        <w:gridCol w:w="4536"/>
-        <w:gridCol w:w="4536"/>
-      </w:tblGrid>
-      <w:tr>
-        <w:tc>
-          <w:tcPr>
-            <w:tcW w:type="dxa" w:w="2520"/>
-            <w:tcMar>
-              <w:top w:w="80" w:type="dxa"/>
-              <w:bottom w:w="80" w:type="dxa"/>
-              <w:left w:w="115" w:type="dxa"/>
-              <w:right w:w="115" w:type="dxa"/>
-            </w:tcMar>
-            <w:shd w:val="clear" w:color="auto" w:fill="2c1f0e"/>
-          </w:tcPr>
-          <w:p>
-            <w:r>
-              <w:rPr>
-                <w:rFonts w:ascii="Arial" w:hAnsi="Arial"/>
-                <w:b/>
-                <w:color w:val="FFFFFF"/>
-                <w:sz w:val="22"/>
-              </w:rPr>
-              <w:t>Resource</w:t>
-            </w:r>
-          </w:p>
-        </w:tc>
-        <w:tc>
-          <w:tcPr>
-            <w:tcW w:type="dxa" w:w="6480"/>
-            <w:tcMar>
-              <w:top w:w="80" w:type="dxa"/>
-              <w:bottom w:w="80" w:type="dxa"/>
-              <w:left w:w="115" w:type="dxa"/>
-              <w:right w:w="115" w:type="dxa"/>
-            </w:tcMar>
-            <w:shd w:val="clear" w:color="auto" w:fill="2c1f0e"/>
-          </w:tcPr>
-          <w:p>
-            <w:r>
-              <w:rPr>
-                <w:rFonts w:ascii="Arial" w:hAnsi="Arial"/>
-                <w:b/>
-                <w:color w:val="FFFFFF"/>
-                <w:sz w:val="22"/>
-              </w:rPr>
-              <w:t>Link / Notes</w:t>
-            </w:r>
-          </w:p>
-        </w:tc>
-      </w:tr>
-      <w:tr>
-        <w:tc>
-          <w:tcPr>
-            <w:tcW w:type="dxa" w:w="2520"/>
-            <w:tcMar>
-              <w:top w:w="80" w:type="dxa"/>
-              <w:bottom w:w="80" w:type="dxa"/>
-              <w:left w:w="115" w:type="dxa"/>
-              <w:right w:w="115" w:type="dxa"/>
-            </w:tcMar>
-          </w:tcPr>
-          <w:p>
-            <w:r>
-              <w:rPr>
-                <w:rFonts w:ascii="Arial" w:hAnsi="Arial"/>
-                <w:b/>
-                <w:color w:val="1A3A2A"/>
-                <w:sz w:val="22"/>
-              </w:rPr>
-              <w:t>Google Drive</w:t>
-            </w:r>
-          </w:p>
-        </w:tc>
-        <w:tc>
-          <w:tcPr>
-            <w:tcW w:type="dxa" w:w="6480"/>
-            <w:tcMar>
-              <w:top w:w="80" w:type="dxa"/>
-              <w:bottom w:w="80" w:type="dxa"/>
-              <w:left w:w="115" w:type="dxa"/>
-              <w:right w:w="115" w:type="dxa"/>
-            </w:tcMar>
-          </w:tcPr>
-          <w:p>
-            <w:r>
-              <w:rPr>
-                <w:rFonts w:ascii="Arial" w:hAnsi="Arial"/>
-                <w:color w:val="1C1C1A"/>
-                <w:sz w:val="22"/>
-              </w:rPr>
-              <w:t>[PLACEHOLDER: drive.google.com — create one folder per client]</w:t>
-            </w:r>
-          </w:p>
-        </w:tc>
-      </w:tr>
-      <w:tr>
-        <w:tc>
-          <w:tcPr>
-            <w:tcW w:type="dxa" w:w="2520"/>
-            <w:tcMar>
-              <w:top w:w="80" w:type="dxa"/>
-              <w:bottom w:w="80" w:type="dxa"/>
-              <w:left w:w="115" w:type="dxa"/>
-              <w:right w:w="115" w:type="dxa"/>
-            </w:tcMar>
-          </w:tcPr>
-          <w:p>
-            <w:r>
-              <w:rPr>
-                <w:rFonts w:ascii="Arial" w:hAnsi="Arial"/>
-                <w:b/>
-                <w:color w:val="1A3A2A"/>
-                <w:sz w:val="22"/>
-              </w:rPr>
-              <w:t>Lead Sheet template</w:t>
-            </w:r>
-          </w:p>
-        </w:tc>
-        <w:tc>
-          <w:tcPr>
-            <w:tcW w:type="dxa" w:w="6480"/>
-            <w:tcMar>
-              <w:top w:w="80" w:type="dxa"/>
-              <w:bottom w:w="80" w:type="dxa"/>
-              <w:left w:w="115" w:type="dxa"/>
-              <w:right w:w="115" w:type="dxa"/>
-            </w:tcMar>
-          </w:tcPr>
-          <w:p>
-            <w:r>
-              <w:rPr>
-                <w:rFonts w:ascii="Arial" w:hAnsi="Arial"/>
-                <w:color w:val="1C1C1A"/>
-                <w:sz w:val="22"/>
-              </w:rPr>
-              <w:t>[PLACEHOLDER: link to your base Google Sheet template if you have one]</w:t>
-            </w:r>
-          </w:p>
-        </w:tc>
-      </w:tr>
-      <w:tr>
-        <w:tc>
-          <w:tcPr>
-            <w:tcW w:type="dxa" w:w="2520"/>
-            <w:tcMar>
-              <w:top w:w="80" w:type="dxa"/>
-              <w:bottom w:w="80" w:type="dxa"/>
-              <w:left w:w="115" w:type="dxa"/>
-              <w:right w:w="115" w:type="dxa"/>
-            </w:tcMar>
-          </w:tcPr>
-          <w:p>
-            <w:r>
-              <w:rPr>
-                <w:rFonts w:ascii="Arial" w:hAnsi="Arial"/>
-                <w:b/>
-                <w:color w:val="1A3A2A"/>
-                <w:sz w:val="22"/>
-              </w:rPr>
-              <w:t>Apps Script guide</w:t>
-            </w:r>
-          </w:p>
-        </w:tc>
-        <w:tc>
-          <w:tcPr>
-            <w:tcW w:type="dxa" w:w="6480"/>
-            <w:tcMar>
-              <w:top w:w="80" w:type="dxa"/>
-              <w:bottom w:w="80" w:type="dxa"/>
-              <w:left w:w="115" w:type="dxa"/>
-              <w:right w:w="115" w:type="dxa"/>
-            </w:tcMar>
-          </w:tcPr>
-          <w:p>
-            <w:r>
-              <w:rPr>
-                <w:rFonts w:ascii="Arial" w:hAnsi="Arial"/>
-                <w:color w:val="1C1C1A"/>
-                <w:sz w:val="22"/>
-              </w:rPr>
-              <w:t>Refer to: Lead Intake — Apps Script Setup Guide.docx in your docs folder</w:t>
-            </w:r>
-          </w:p>
-        </w:tc>
-      </w:tr>
-    </w:tbl>
-    <w:p>
-      <w:pPr>
-        <w:spacing w:before="60" w:after="60"/>
-      </w:pPr>
-    </w:p>
     <w:p>
       <w:pPr>
         <w:spacing w:before="300" w:after="160"/>
@@ -5368,7 +4294,7 @@
           <w:color w:val="1C1C1A"/>
           <w:sz w:val="22"/>
         </w:rPr>
-        <w:t>Copy the deployment URL — this is the WEBHOOK_URL for the client's site</w:t>
+        <w:t>Copy the deployment URL — this is the WEBHOOK_URL for the client's form</w:t>
       </w:r>
     </w:p>
     <w:p>
@@ -5382,7 +4308,7 @@
           <w:color w:val="1C1C1A"/>
           <w:sz w:val="22"/>
         </w:rPr>
-        <w:t>Paste the webhook URL into the client's index.html at the top of the script section</w:t>
+        <w:t>Paste the webhook URL into the client's HTML template or snippet</w:t>
       </w:r>
     </w:p>
     <w:p>
@@ -5396,7 +4322,21 @@
           <w:color w:val="1C1C1A"/>
           <w:sz w:val="22"/>
         </w:rPr>
-        <w:t>Push the updated HTML to GitHub (Netlify will auto-redeploy)</w:t>
+        <w:t>For Website + Lead Management: push the updated HTML to GitHub (Netlify will auto-redeploy)</w:t>
+      </w:r>
+    </w:p>
+    <w:p>
+      <w:pPr>
+        <w:pStyle w:val="ListBullet"/>
+        <w:spacing w:before="0" w:after="80"/>
+      </w:pPr>
+      <w:r>
+        <w:rPr>
+          <w:rFonts w:ascii="Arial" w:hAnsi="Arial"/>
+          <w:color w:val="1C1C1A"/>
+          <w:sz w:val="22"/>
+        </w:rPr>
+        <w:t>For Lead Intake + Lead Management: provide the updated snippet to the client</w:t>
       </w:r>
     </w:p>
     <w:p>
@@ -5427,7 +4367,7 @@
           <w:color w:val="1C1C1A"/>
           <w:sz w:val="22"/>
         </w:rPr>
-        <w:t>Open the live client site and submit the contact form with test data</w:t>
+        <w:t>Open the live client site or snippet and submit the contact form with test data</w:t>
       </w:r>
     </w:p>
     <w:p>
@@ -5455,7 +4395,7 @@
           <w:color w:val="1C1C1A"/>
           <w:sz w:val="22"/>
         </w:rPr>
-        <w:t>Confirm the client receives a notification email if you have that set up</w:t>
+        <w:t>Confirm the client receives a notification email</w:t>
       </w:r>
     </w:p>
     <w:p>
@@ -5469,7 +4409,7 @@
           <w:color w:val="1C1C1A"/>
           <w:sz w:val="22"/>
         </w:rPr>
-        <w:t>If the form does not submit, check the webhook URL in the HTML and redeploy</w:t>
+        <w:t>If the form does not submit, check the webhook URL and redeploy</w:t>
       </w:r>
     </w:p>
     <w:p>
@@ -5486,7 +4426,7 @@
           <w:color w:val="1A3A2A"/>
           <w:sz w:val="36"/>
         </w:rPr>
-        <w:t>Part 10 — Google Business Profile Access</w:t>
+        <w:t>Part 11 — Google Business Profile Access</w:t>
       </w:r>
     </w:p>
     <w:p>
@@ -5499,350 +4439,78 @@
           <w:color w:val="1C1C1A"/>
           <w:sz w:val="22"/>
         </w:rPr>
-        <w:t>Refer to the full guide in your docs folder: Google Business Profile — Manager Access Guide.docx. Below is the quick checklist for onboarding.</w:t>
+        <w:t>Applies to: both services — quarterly GBP audit is included in both packages. Refer to the full guide in your docs folder: Google Business Profile — Manager Access Guide.docx. Below is the quick checklist for onboarding.</w:t>
       </w:r>
     </w:p>
-    <w:tbl>
-      <w:tblPr>
-        <w:tblStyle w:val="TableGrid"/>
-        <w:tblW w:type="auto" w:w="0"/>
-        <w:tblLook w:firstColumn="1" w:firstRow="1" w:lastColumn="0" w:lastRow="0" w:noHBand="0" w:noVBand="1" w:val="04A0"/>
-        <w:tblBorders>
-          <w:top w:val="single" w:sz="4" w:space="0" w:color="D0CEC6"/>
-          <w:left w:val="single" w:sz="4" w:space="0" w:color="D0CEC6"/>
-          <w:bottom w:val="single" w:sz="4" w:space="0" w:color="D0CEC6"/>
-          <w:right w:val="single" w:sz="4" w:space="0" w:color="D0CEC6"/>
-          <w:insideH w:val="single" w:sz="4" w:space="0" w:color="D0CEC6"/>
-          <w:insideV w:val="single" w:sz="4" w:space="0" w:color="D0CEC6"/>
-        </w:tblBorders>
-      </w:tblPr>
-      <w:tblGrid>
-        <w:gridCol w:w="4536"/>
-        <w:gridCol w:w="4536"/>
-      </w:tblGrid>
-      <w:tr>
-        <w:tc>
-          <w:tcPr>
-            <w:tcW w:type="dxa" w:w="2520"/>
-            <w:tcMar>
-              <w:top w:w="80" w:type="dxa"/>
-              <w:bottom w:w="80" w:type="dxa"/>
-              <w:left w:w="115" w:type="dxa"/>
-              <w:right w:w="115" w:type="dxa"/>
-            </w:tcMar>
-            <w:shd w:val="clear" w:color="auto" w:fill="2c1f0e"/>
-          </w:tcPr>
-          <w:p>
-            <w:r>
-              <w:rPr>
-                <w:rFonts w:ascii="Arial" w:hAnsi="Arial"/>
-                <w:b/>
-                <w:color w:val="FFFFFF"/>
-                <w:sz w:val="22"/>
-              </w:rPr>
-              <w:t>Checklist Item</w:t>
-            </w:r>
-          </w:p>
-        </w:tc>
-        <w:tc>
-          <w:tcPr>
-            <w:tcW w:type="dxa" w:w="6480"/>
-            <w:tcMar>
-              <w:top w:w="80" w:type="dxa"/>
-              <w:bottom w:w="80" w:type="dxa"/>
-              <w:left w:w="115" w:type="dxa"/>
-              <w:right w:w="115" w:type="dxa"/>
-            </w:tcMar>
-            <w:shd w:val="clear" w:color="auto" w:fill="2c1f0e"/>
-          </w:tcPr>
-          <w:p>
-            <w:r>
-              <w:rPr>
-                <w:rFonts w:ascii="Arial" w:hAnsi="Arial"/>
-                <w:b/>
-                <w:color w:val="FFFFFF"/>
-                <w:sz w:val="22"/>
-              </w:rPr>
-              <w:t>Notes</w:t>
-            </w:r>
-          </w:p>
-        </w:tc>
-      </w:tr>
-      <w:tr>
-        <w:tc>
-          <w:tcPr>
-            <w:tcW w:type="dxa" w:w="2520"/>
-            <w:tcMar>
-              <w:top w:w="80" w:type="dxa"/>
-              <w:bottom w:w="80" w:type="dxa"/>
-              <w:left w:w="115" w:type="dxa"/>
-              <w:right w:w="115" w:type="dxa"/>
-            </w:tcMar>
-          </w:tcPr>
-          <w:p>
-            <w:r>
-              <w:rPr>
-                <w:rFonts w:ascii="Arial" w:hAnsi="Arial"/>
-                <w:b/>
-                <w:color w:val="1A3A2A"/>
-                <w:sz w:val="22"/>
-              </w:rPr>
-              <w:t>Client invites you as Manager</w:t>
-            </w:r>
-          </w:p>
-        </w:tc>
-        <w:tc>
-          <w:tcPr>
-            <w:tcW w:type="dxa" w:w="6480"/>
-            <w:tcMar>
-              <w:top w:w="80" w:type="dxa"/>
-              <w:bottom w:w="80" w:type="dxa"/>
-              <w:left w:w="115" w:type="dxa"/>
-              <w:right w:w="115" w:type="dxa"/>
-            </w:tcMar>
-          </w:tcPr>
-          <w:p>
-            <w:r>
-              <w:rPr>
-                <w:rFonts w:ascii="Arial" w:hAnsi="Arial"/>
-                <w:color w:val="1C1C1A"/>
-                <w:sz w:val="22"/>
-              </w:rPr>
-              <w:t>business.google.com → Settings → Managers → Add your email</w:t>
-            </w:r>
-          </w:p>
-        </w:tc>
-      </w:tr>
-      <w:tr>
-        <w:tc>
-          <w:tcPr>
-            <w:tcW w:type="dxa" w:w="2520"/>
-            <w:tcMar>
-              <w:top w:w="80" w:type="dxa"/>
-              <w:bottom w:w="80" w:type="dxa"/>
-              <w:left w:w="115" w:type="dxa"/>
-              <w:right w:w="115" w:type="dxa"/>
-            </w:tcMar>
-          </w:tcPr>
-          <w:p>
-            <w:r>
-              <w:rPr>
-                <w:rFonts w:ascii="Arial" w:hAnsi="Arial"/>
-                <w:b/>
-                <w:color w:val="1A3A2A"/>
-                <w:sz w:val="22"/>
-              </w:rPr>
-              <w:t>You accept the invitation</w:t>
-            </w:r>
-          </w:p>
-        </w:tc>
-        <w:tc>
-          <w:tcPr>
-            <w:tcW w:type="dxa" w:w="6480"/>
-            <w:tcMar>
-              <w:top w:w="80" w:type="dxa"/>
-              <w:bottom w:w="80" w:type="dxa"/>
-              <w:left w:w="115" w:type="dxa"/>
-              <w:right w:w="115" w:type="dxa"/>
-            </w:tcMar>
-          </w:tcPr>
-          <w:p>
-            <w:r>
-              <w:rPr>
-                <w:rFonts w:ascii="Arial" w:hAnsi="Arial"/>
-                <w:color w:val="1C1C1A"/>
-                <w:sz w:val="22"/>
-              </w:rPr>
-              <w:t>Check your Gmail — click Accept in the email from Google</w:t>
-            </w:r>
-          </w:p>
-        </w:tc>
-      </w:tr>
-      <w:tr>
-        <w:tc>
-          <w:tcPr>
-            <w:tcW w:type="dxa" w:w="2520"/>
-            <w:tcMar>
-              <w:top w:w="80" w:type="dxa"/>
-              <w:bottom w:w="80" w:type="dxa"/>
-              <w:left w:w="115" w:type="dxa"/>
-              <w:right w:w="115" w:type="dxa"/>
-            </w:tcMar>
-          </w:tcPr>
-          <w:p>
-            <w:r>
-              <w:rPr>
-                <w:rFonts w:ascii="Arial" w:hAnsi="Arial"/>
-                <w:b/>
-                <w:color w:val="1A3A2A"/>
-                <w:sz w:val="22"/>
-              </w:rPr>
-              <w:t>Website URL updated</w:t>
-            </w:r>
-          </w:p>
-        </w:tc>
-        <w:tc>
-          <w:tcPr>
-            <w:tcW w:type="dxa" w:w="6480"/>
-            <w:tcMar>
-              <w:top w:w="80" w:type="dxa"/>
-              <w:bottom w:w="80" w:type="dxa"/>
-              <w:left w:w="115" w:type="dxa"/>
-              <w:right w:w="115" w:type="dxa"/>
-            </w:tcMar>
-          </w:tcPr>
-          <w:p>
-            <w:r>
-              <w:rPr>
-                <w:rFonts w:ascii="Arial" w:hAnsi="Arial"/>
-                <w:color w:val="1C1C1A"/>
-                <w:sz w:val="22"/>
-              </w:rPr>
-              <w:t>Add the live domain once HTTPS is confirmed in Netlify</w:t>
-            </w:r>
-          </w:p>
-        </w:tc>
-      </w:tr>
-      <w:tr>
-        <w:tc>
-          <w:tcPr>
-            <w:tcW w:type="dxa" w:w="2520"/>
-            <w:tcMar>
-              <w:top w:w="80" w:type="dxa"/>
-              <w:bottom w:w="80" w:type="dxa"/>
-              <w:left w:w="115" w:type="dxa"/>
-              <w:right w:w="115" w:type="dxa"/>
-            </w:tcMar>
-          </w:tcPr>
-          <w:p>
-            <w:r>
-              <w:rPr>
-                <w:rFonts w:ascii="Arial" w:hAnsi="Arial"/>
-                <w:b/>
-                <w:color w:val="1A3A2A"/>
-                <w:sz w:val="22"/>
-              </w:rPr>
-              <w:t>Business hours entered</w:t>
-            </w:r>
-          </w:p>
-        </w:tc>
-        <w:tc>
-          <w:tcPr>
-            <w:tcW w:type="dxa" w:w="6480"/>
-            <w:tcMar>
-              <w:top w:w="80" w:type="dxa"/>
-              <w:bottom w:w="80" w:type="dxa"/>
-              <w:left w:w="115" w:type="dxa"/>
-              <w:right w:w="115" w:type="dxa"/>
-            </w:tcMar>
-          </w:tcPr>
-          <w:p>
-            <w:r>
-              <w:rPr>
-                <w:rFonts w:ascii="Arial" w:hAnsi="Arial"/>
-                <w:color w:val="1C1C1A"/>
-                <w:sz w:val="22"/>
-              </w:rPr>
-              <w:t>Add if client provided them during discovery call</w:t>
-            </w:r>
-          </w:p>
-        </w:tc>
-      </w:tr>
-      <w:tr>
-        <w:tc>
-          <w:tcPr>
-            <w:tcW w:type="dxa" w:w="2520"/>
-            <w:tcMar>
-              <w:top w:w="80" w:type="dxa"/>
-              <w:bottom w:w="80" w:type="dxa"/>
-              <w:left w:w="115" w:type="dxa"/>
-              <w:right w:w="115" w:type="dxa"/>
-            </w:tcMar>
-          </w:tcPr>
-          <w:p>
-            <w:r>
-              <w:rPr>
-                <w:rFonts w:ascii="Arial" w:hAnsi="Arial"/>
-                <w:b/>
-                <w:color w:val="1A3A2A"/>
-                <w:sz w:val="22"/>
-              </w:rPr>
-              <w:t>Phone number correct</w:t>
-            </w:r>
-          </w:p>
-        </w:tc>
-        <w:tc>
-          <w:tcPr>
-            <w:tcW w:type="dxa" w:w="6480"/>
-            <w:tcMar>
-              <w:top w:w="80" w:type="dxa"/>
-              <w:bottom w:w="80" w:type="dxa"/>
-              <w:left w:w="115" w:type="dxa"/>
-              <w:right w:w="115" w:type="dxa"/>
-            </w:tcMar>
-          </w:tcPr>
-          <w:p>
-            <w:r>
-              <w:rPr>
-                <w:rFonts w:ascii="Arial" w:hAnsi="Arial"/>
-                <w:color w:val="1C1C1A"/>
-                <w:sz w:val="22"/>
-              </w:rPr>
-              <w:t>Should match what is on their website</w:t>
-            </w:r>
-          </w:p>
-        </w:tc>
-      </w:tr>
-      <w:tr>
-        <w:tc>
-          <w:tcPr>
-            <w:tcW w:type="dxa" w:w="2520"/>
-            <w:tcMar>
-              <w:top w:w="80" w:type="dxa"/>
-              <w:bottom w:w="80" w:type="dxa"/>
-              <w:left w:w="115" w:type="dxa"/>
-              <w:right w:w="115" w:type="dxa"/>
-            </w:tcMar>
-          </w:tcPr>
-          <w:p>
-            <w:r>
-              <w:rPr>
-                <w:rFonts w:ascii="Arial" w:hAnsi="Arial"/>
-                <w:b/>
-                <w:color w:val="1A3A2A"/>
-                <w:sz w:val="22"/>
-              </w:rPr>
-              <w:t>Category set accurately</w:t>
-            </w:r>
-          </w:p>
-        </w:tc>
-        <w:tc>
-          <w:tcPr>
-            <w:tcW w:type="dxa" w:w="6480"/>
-            <w:tcMar>
-              <w:top w:w="80" w:type="dxa"/>
-              <w:bottom w:w="80" w:type="dxa"/>
-              <w:left w:w="115" w:type="dxa"/>
-              <w:right w:w="115" w:type="dxa"/>
-            </w:tcMar>
-          </w:tcPr>
-          <w:p>
-            <w:r>
-              <w:rPr>
-                <w:rFonts w:ascii="Arial" w:hAnsi="Arial"/>
-                <w:color w:val="1C1C1A"/>
-                <w:sz w:val="22"/>
-              </w:rPr>
-              <w:t>Most specific category available — e.g., Plumber, not Contractor</w:t>
-            </w:r>
-          </w:p>
-        </w:tc>
-      </w:tr>
-    </w:tbl>
     <w:p>
       <w:pPr>
-        <w:spacing w:before="60" w:after="60"/>
-      </w:pPr>
+        <w:pStyle w:val="ListBullet"/>
+        <w:spacing w:before="0" w:after="80"/>
+      </w:pPr>
+      <w:r>
+        <w:rPr>
+          <w:rFonts w:ascii="Arial" w:hAnsi="Arial"/>
+          <w:color w:val="1C1C1A"/>
+          <w:sz w:val="22"/>
+        </w:rPr>
+        <w:t>Ask the client if they have a Google Business Profile set up</w:t>
+      </w:r>
+    </w:p>
+    <w:p>
+      <w:pPr>
+        <w:pStyle w:val="ListBullet"/>
+        <w:spacing w:before="0" w:after="80"/>
+      </w:pPr>
+      <w:r>
+        <w:rPr>
+          <w:rFonts w:ascii="Arial" w:hAnsi="Arial"/>
+          <w:color w:val="1C1C1A"/>
+          <w:sz w:val="22"/>
+        </w:rPr>
+        <w:t>If yes: request Manager access (not Owner) — follow the GBP Manager Access Guide</w:t>
+      </w:r>
+    </w:p>
+    <w:p>
+      <w:pPr>
+        <w:pStyle w:val="ListBullet"/>
+        <w:spacing w:before="0" w:after="80"/>
+      </w:pPr>
+      <w:r>
+        <w:rPr>
+          <w:rFonts w:ascii="Arial" w:hAnsi="Arial"/>
+          <w:color w:val="1C1C1A"/>
+          <w:sz w:val="22"/>
+        </w:rPr>
+        <w:t>If no: walk them through creating one, then request Manager access</w:t>
+      </w:r>
+    </w:p>
+    <w:p>
+      <w:pPr>
+        <w:pStyle w:val="ListBullet"/>
+        <w:spacing w:before="0" w:after="80"/>
+      </w:pPr>
+      <w:r>
+        <w:rPr>
+          <w:rFonts w:ascii="Arial" w:hAnsi="Arial"/>
+          <w:color w:val="1C1C1A"/>
+          <w:sz w:val="22"/>
+        </w:rPr>
+        <w:t>Confirm your Manager access appears in their GBP dashboard before marking this complete</w:t>
+      </w:r>
+    </w:p>
+    <w:p>
+      <w:pPr>
+        <w:pStyle w:val="ListBullet"/>
+        <w:spacing w:before="0" w:after="80"/>
+      </w:pPr>
+      <w:r>
+        <w:rPr>
+          <w:rFonts w:ascii="Arial" w:hAnsi="Arial"/>
+          <w:color w:val="1C1C1A"/>
+          <w:sz w:val="22"/>
+        </w:rPr>
+        <w:t>Add a recurring calendar reminder to do a quarterly audit for this client</w:t>
+      </w:r>
     </w:p>
     <w:p>
       <w:pPr>
@@ -5858,7 +4526,20 @@
           <w:color w:val="1A3A2A"/>
           <w:sz w:val="36"/>
         </w:rPr>
-        <w:t>Part 11 — Client Handoff and Ongoing Support</w:t>
+        <w:t>Part 12 — Client Handoff and Ongoing Support</w:t>
+      </w:r>
+    </w:p>
+    <w:p>
+      <w:pPr>
+        <w:spacing w:before="0" w:after="120"/>
+      </w:pPr>
+      <w:r>
+        <w:rPr>
+          <w:rFonts w:ascii="Arial" w:hAnsi="Arial"/>
+          <w:color w:val="1C1C1A"/>
+          <w:sz w:val="22"/>
+        </w:rPr>
+        <w:t>Applies to: both services. Once the form is live, tested, and the lead system is confirmed working, send the client a handoff email.</w:t>
       </w:r>
     </w:p>
     <w:p>
@@ -5880,19 +4561,6 @@
     </w:p>
     <w:p>
       <w:pPr>
-        <w:spacing w:before="0" w:after="120"/>
-      </w:pPr>
-      <w:r>
-        <w:rPr>
-          <w:rFonts w:ascii="Arial" w:hAnsi="Arial"/>
-          <w:color w:val="1C1C1A"/>
-          <w:sz w:val="22"/>
-        </w:rPr>
-        <w:t>Once the site is live, DNS is connected, and the lead form is tested, send the client a handoff email with everything they need.</w:t>
-      </w:r>
-    </w:p>
-    <w:p>
-      <w:pPr>
         <w:spacing w:before="60" w:after="60"/>
         <w:shd w:val="clear" w:color="auto" w:fill="F2F2F2"/>
       </w:pPr>
@@ -5902,33 +4570,37 @@
           <w:color w:val="1C1C1A"/>
           <w:sz w:val="18"/>
         </w:rPr>
-        <w:t>Subject: Your website is live — here's everything you need</w:t>
+        <w:t>Subject: Your lead system is live — here's everything you need</w:t>
         <w:br/>
         <w:br/>
         <w:t>Hi [NAME],</w:t>
         <w:br/>
         <w:br/>
-        <w:t>Your site is live at [DOMAIN]. Here's a quick summary:</w:t>
+        <w:t>You're all set. Here's a quick summary of what's in place:</w:t>
         <w:br/>
         <w:br/>
-        <w:t xml:space="preserve">  Website: [https://theirdomain.com]</w:t>
+        <w:t xml:space="preserve">  [Website: https://theirdomain.com]  ← include if Website + Lead Management</w:t>
         <w:br/>
         <w:t xml:space="preserve">  Lead Sheet: [link to their Google Sheet]</w:t>
         <w:br/>
-        <w:t xml:space="preserve">  Contact form: tested and working — leads go directly to the sheet</w:t>
+        <w:t xml:space="preserve">  Lead form: tested and working — every submission goes to the sheet</w:t>
         <w:br/>
-        <w:t xml:space="preserve">  Lead notifications: you'll get an email within minutes of each new lead</w:t>
+        <w:t xml:space="preserve">  Notifications: you'll get an email + text within minutes of each new lead</w:t>
+        <w:br/>
+        <w:t xml:space="preserve">  Monthly report: I'll send you a lead summary at the end of each month</w:t>
+        <w:br/>
+        <w:t xml:space="preserve">  GBP audit: I'll review your Google Business Profile quarterly</w:t>
         <w:br/>
         <w:br/>
         <w:t>For any updates or questions, just reply to this email.</w:t>
         <w:br/>
         <w:br/>
-        <w:t>Your monthly billing of $[AMOUNT] will continue on the 1st of each month</w:t>
+        <w:t>Your monthly billing of $[69 or 59] will continue on the 1st of each month</w:t>
         <w:br/>
         <w:t>via Stripe — you'll receive a receipt automatically.</w:t>
         <w:br/>
         <w:br/>
-        <w:t>Thanks for trusting me with this — excited to see the leads come in.</w:t>
+        <w:t>Thanks for trusting me with this.</w:t>
         <w:br/>
         <w:br/>
         <w:t>[YOUR NAME]</w:t>
@@ -5953,302 +4625,103 @@
         <w:t>Step 2 — What the Client Can Expect Each Month</w:t>
       </w:r>
     </w:p>
-    <w:tbl>
-      <w:tblPr>
-        <w:tblStyle w:val="TableGrid"/>
-        <w:tblW w:type="auto" w:w="0"/>
-        <w:tblLook w:firstColumn="1" w:firstRow="1" w:lastColumn="0" w:lastRow="0" w:noHBand="0" w:noVBand="1" w:val="04A0"/>
-        <w:tblBorders>
-          <w:top w:val="single" w:sz="4" w:space="0" w:color="D0CEC6"/>
-          <w:left w:val="single" w:sz="4" w:space="0" w:color="D0CEC6"/>
-          <w:bottom w:val="single" w:sz="4" w:space="0" w:color="D0CEC6"/>
-          <w:right w:val="single" w:sz="4" w:space="0" w:color="D0CEC6"/>
-          <w:insideH w:val="single" w:sz="4" w:space="0" w:color="D0CEC6"/>
-          <w:insideV w:val="single" w:sz="4" w:space="0" w:color="D0CEC6"/>
-        </w:tblBorders>
-      </w:tblPr>
-      <w:tblGrid>
-        <w:gridCol w:w="4536"/>
-        <w:gridCol w:w="4536"/>
-      </w:tblGrid>
-      <w:tr>
-        <w:tc>
-          <w:tcPr>
-            <w:tcW w:type="dxa" w:w="2520"/>
-            <w:tcMar>
-              <w:top w:w="80" w:type="dxa"/>
-              <w:bottom w:w="80" w:type="dxa"/>
-              <w:left w:w="115" w:type="dxa"/>
-              <w:right w:w="115" w:type="dxa"/>
-            </w:tcMar>
-            <w:shd w:val="clear" w:color="auto" w:fill="2c1f0e"/>
-          </w:tcPr>
-          <w:p>
-            <w:r>
-              <w:rPr>
-                <w:rFonts w:ascii="Arial" w:hAnsi="Arial"/>
-                <w:b/>
-                <w:color w:val="FFFFFF"/>
-                <w:sz w:val="22"/>
-              </w:rPr>
-              <w:t>Deliverable</w:t>
-            </w:r>
-          </w:p>
-        </w:tc>
-        <w:tc>
-          <w:tcPr>
-            <w:tcW w:type="dxa" w:w="6480"/>
-            <w:tcMar>
-              <w:top w:w="80" w:type="dxa"/>
-              <w:bottom w:w="80" w:type="dxa"/>
-              <w:left w:w="115" w:type="dxa"/>
-              <w:right w:w="115" w:type="dxa"/>
-            </w:tcMar>
-            <w:shd w:val="clear" w:color="auto" w:fill="2c1f0e"/>
-          </w:tcPr>
-          <w:p>
-            <w:r>
-              <w:rPr>
-                <w:rFonts w:ascii="Arial" w:hAnsi="Arial"/>
-                <w:b/>
-                <w:color w:val="FFFFFF"/>
-                <w:sz w:val="22"/>
-              </w:rPr>
-              <w:t>Frequency</w:t>
-            </w:r>
-          </w:p>
-        </w:tc>
-      </w:tr>
-      <w:tr>
-        <w:tc>
-          <w:tcPr>
-            <w:tcW w:type="dxa" w:w="2520"/>
-            <w:tcMar>
-              <w:top w:w="80" w:type="dxa"/>
-              <w:bottom w:w="80" w:type="dxa"/>
-              <w:left w:w="115" w:type="dxa"/>
-              <w:right w:w="115" w:type="dxa"/>
-            </w:tcMar>
-          </w:tcPr>
-          <w:p>
-            <w:r>
-              <w:rPr>
-                <w:rFonts w:ascii="Arial" w:hAnsi="Arial"/>
-                <w:b/>
-                <w:color w:val="1A3A2A"/>
-                <w:sz w:val="22"/>
-              </w:rPr>
-              <w:t>Content updates (if included in package)</w:t>
-            </w:r>
-          </w:p>
-        </w:tc>
-        <w:tc>
-          <w:tcPr>
-            <w:tcW w:type="dxa" w:w="6480"/>
-            <w:tcMar>
-              <w:top w:w="80" w:type="dxa"/>
-              <w:bottom w:w="80" w:type="dxa"/>
-              <w:left w:w="115" w:type="dxa"/>
-              <w:right w:w="115" w:type="dxa"/>
-            </w:tcMar>
-          </w:tcPr>
-          <w:p>
-            <w:r>
-              <w:rPr>
-                <w:rFonts w:ascii="Arial" w:hAnsi="Arial"/>
-                <w:color w:val="1C1C1A"/>
-                <w:sz w:val="22"/>
-              </w:rPr>
-              <w:t>Up to their plan limit — client submits requests by email</w:t>
-            </w:r>
-          </w:p>
-        </w:tc>
-      </w:tr>
-      <w:tr>
-        <w:tc>
-          <w:tcPr>
-            <w:tcW w:type="dxa" w:w="2520"/>
-            <w:tcMar>
-              <w:top w:w="80" w:type="dxa"/>
-              <w:bottom w:w="80" w:type="dxa"/>
-              <w:left w:w="115" w:type="dxa"/>
-              <w:right w:w="115" w:type="dxa"/>
-            </w:tcMar>
-          </w:tcPr>
-          <w:p>
-            <w:r>
-              <w:rPr>
-                <w:rFonts w:ascii="Arial" w:hAnsi="Arial"/>
-                <w:b/>
-                <w:color w:val="1A3A2A"/>
-                <w:sz w:val="22"/>
-              </w:rPr>
-              <w:t>Lead sheet active</w:t>
-            </w:r>
-          </w:p>
-        </w:tc>
-        <w:tc>
-          <w:tcPr>
-            <w:tcW w:type="dxa" w:w="6480"/>
-            <w:tcMar>
-              <w:top w:w="80" w:type="dxa"/>
-              <w:bottom w:w="80" w:type="dxa"/>
-              <w:left w:w="115" w:type="dxa"/>
-              <w:right w:w="115" w:type="dxa"/>
-            </w:tcMar>
-          </w:tcPr>
-          <w:p>
-            <w:r>
-              <w:rPr>
-                <w:rFonts w:ascii="Arial" w:hAnsi="Arial"/>
-                <w:color w:val="1C1C1A"/>
-                <w:sz w:val="22"/>
-              </w:rPr>
-              <w:t>Ongoing — no action needed from client</w:t>
-            </w:r>
-          </w:p>
-        </w:tc>
-      </w:tr>
-      <w:tr>
-        <w:tc>
-          <w:tcPr>
-            <w:tcW w:type="dxa" w:w="2520"/>
-            <w:tcMar>
-              <w:top w:w="80" w:type="dxa"/>
-              <w:bottom w:w="80" w:type="dxa"/>
-              <w:left w:w="115" w:type="dxa"/>
-              <w:right w:w="115" w:type="dxa"/>
-            </w:tcMar>
-          </w:tcPr>
-          <w:p>
-            <w:r>
-              <w:rPr>
-                <w:rFonts w:ascii="Arial" w:hAnsi="Arial"/>
-                <w:b/>
-                <w:color w:val="1A3A2A"/>
-                <w:sz w:val="22"/>
-              </w:rPr>
-              <w:t>Stripe monthly charge + receipt</w:t>
-            </w:r>
-          </w:p>
-        </w:tc>
-        <w:tc>
-          <w:tcPr>
-            <w:tcW w:type="dxa" w:w="6480"/>
-            <w:tcMar>
-              <w:top w:w="80" w:type="dxa"/>
-              <w:bottom w:w="80" w:type="dxa"/>
-              <w:left w:w="115" w:type="dxa"/>
-              <w:right w:w="115" w:type="dxa"/>
-            </w:tcMar>
-          </w:tcPr>
-          <w:p>
-            <w:r>
-              <w:rPr>
-                <w:rFonts w:ascii="Arial" w:hAnsi="Arial"/>
-                <w:color w:val="1C1C1A"/>
-                <w:sz w:val="22"/>
-              </w:rPr>
-              <w:t>1st of each month — automatic</w:t>
-            </w:r>
-          </w:p>
-        </w:tc>
-      </w:tr>
-      <w:tr>
-        <w:tc>
-          <w:tcPr>
-            <w:tcW w:type="dxa" w:w="2520"/>
-            <w:tcMar>
-              <w:top w:w="80" w:type="dxa"/>
-              <w:bottom w:w="80" w:type="dxa"/>
-              <w:left w:w="115" w:type="dxa"/>
-              <w:right w:w="115" w:type="dxa"/>
-            </w:tcMar>
-          </w:tcPr>
-          <w:p>
-            <w:r>
-              <w:rPr>
-                <w:rFonts w:ascii="Arial" w:hAnsi="Arial"/>
-                <w:b/>
-                <w:color w:val="1A3A2A"/>
-                <w:sz w:val="22"/>
-              </w:rPr>
-              <w:t>Site uptime monitoring</w:t>
-            </w:r>
-          </w:p>
-        </w:tc>
-        <w:tc>
-          <w:tcPr>
-            <w:tcW w:type="dxa" w:w="6480"/>
-            <w:tcMar>
-              <w:top w:w="80" w:type="dxa"/>
-              <w:bottom w:w="80" w:type="dxa"/>
-              <w:left w:w="115" w:type="dxa"/>
-              <w:right w:w="115" w:type="dxa"/>
-            </w:tcMar>
-          </w:tcPr>
-          <w:p>
-            <w:r>
-              <w:rPr>
-                <w:rFonts w:ascii="Arial" w:hAnsi="Arial"/>
-                <w:color w:val="1C1C1A"/>
-                <w:sz w:val="22"/>
-              </w:rPr>
-              <w:t>Netlify handles this automatically</w:t>
-            </w:r>
-          </w:p>
-        </w:tc>
-      </w:tr>
-      <w:tr>
-        <w:tc>
-          <w:tcPr>
-            <w:tcW w:type="dxa" w:w="2520"/>
-            <w:tcMar>
-              <w:top w:w="80" w:type="dxa"/>
-              <w:bottom w:w="80" w:type="dxa"/>
-              <w:left w:w="115" w:type="dxa"/>
-              <w:right w:w="115" w:type="dxa"/>
-            </w:tcMar>
-          </w:tcPr>
-          <w:p>
-            <w:r>
-              <w:rPr>
-                <w:rFonts w:ascii="Arial" w:hAnsi="Arial"/>
-                <w:b/>
-                <w:color w:val="1A3A2A"/>
-                <w:sz w:val="22"/>
-              </w:rPr>
-              <w:t>Google Business Profile updates</w:t>
-            </w:r>
-          </w:p>
-        </w:tc>
-        <w:tc>
-          <w:tcPr>
-            <w:tcW w:type="dxa" w:w="6480"/>
-            <w:tcMar>
-              <w:top w:w="80" w:type="dxa"/>
-              <w:bottom w:w="80" w:type="dxa"/>
-              <w:left w:w="115" w:type="dxa"/>
-              <w:right w:w="115" w:type="dxa"/>
-            </w:tcMar>
-          </w:tcPr>
-          <w:p>
-            <w:r>
-              <w:rPr>
-                <w:rFonts w:ascii="Arial" w:hAnsi="Arial"/>
-                <w:color w:val="1C1C1A"/>
-                <w:sz w:val="22"/>
-              </w:rPr>
-              <w:t>As needed — client contacts you with changes</w:t>
-            </w:r>
-          </w:p>
-        </w:tc>
-      </w:tr>
-    </w:tbl>
     <w:p>
       <w:pPr>
-        <w:spacing w:before="60" w:after="60"/>
-      </w:pPr>
+        <w:pStyle w:val="ListBullet"/>
+        <w:spacing w:before="0" w:after="80"/>
+      </w:pPr>
+      <w:r>
+        <w:rPr>
+          <w:rFonts w:ascii="Arial" w:hAnsi="Arial"/>
+          <w:color w:val="1C1C1A"/>
+          <w:sz w:val="22"/>
+        </w:rPr>
+        <w:t>Instant email + text notification every time someone submits the lead form</w:t>
+      </w:r>
+    </w:p>
+    <w:p>
+      <w:pPr>
+        <w:pStyle w:val="ListBullet"/>
+        <w:spacing w:before="0" w:after="80"/>
+      </w:pPr>
+      <w:r>
+        <w:rPr>
+          <w:rFonts w:ascii="Arial" w:hAnsi="Arial"/>
+          <w:color w:val="1C1C1A"/>
+          <w:sz w:val="22"/>
+        </w:rPr>
+        <w:t>Every lead logged automatically in their Google Sheet — organized and permanent</w:t>
+      </w:r>
+    </w:p>
+    <w:p>
+      <w:pPr>
+        <w:pStyle w:val="ListBullet"/>
+        <w:spacing w:before="0" w:after="80"/>
+      </w:pPr>
+      <w:r>
+        <w:rPr>
+          <w:rFonts w:ascii="Arial" w:hAnsi="Arial"/>
+          <w:color w:val="1C1C1A"/>
+          <w:sz w:val="22"/>
+        </w:rPr>
+        <w:t>Monthly lead summary report sent by you at the end of each month</w:t>
+      </w:r>
+    </w:p>
+    <w:p>
+      <w:pPr>
+        <w:pStyle w:val="ListBullet"/>
+        <w:spacing w:before="0" w:after="80"/>
+      </w:pPr>
+      <w:r>
+        <w:rPr>
+          <w:rFonts w:ascii="Arial" w:hAnsi="Arial"/>
+          <w:color w:val="1C1C1A"/>
+          <w:sz w:val="22"/>
+        </w:rPr>
+        <w:t>Quarterly Google Business Profile audit — you review for accuracy and flag issues</w:t>
+      </w:r>
+    </w:p>
+    <w:p>
+      <w:pPr>
+        <w:pStyle w:val="ListBullet"/>
+        <w:spacing w:before="0" w:after="80"/>
+      </w:pPr>
+      <w:r>
+        <w:rPr>
+          <w:rFonts w:ascii="Arial" w:hAnsi="Arial"/>
+          <w:color w:val="1C1C1A"/>
+          <w:sz w:val="22"/>
+        </w:rPr>
+        <w:t>Speed-to-lead facts sheet provided at onboarding — explains the value of responding fast</w:t>
+      </w:r>
+    </w:p>
+    <w:p>
+      <w:pPr>
+        <w:pStyle w:val="ListBullet"/>
+        <w:spacing w:before="0" w:after="80"/>
+      </w:pPr>
+      <w:r>
+        <w:rPr>
+          <w:rFonts w:ascii="Arial" w:hAnsi="Arial"/>
+          <w:color w:val="1C1C1A"/>
+          <w:sz w:val="22"/>
+        </w:rPr>
+        <w:t>Form updates always included at no charge — just ask</w:t>
+      </w:r>
+    </w:p>
+    <w:p>
+      <w:pPr>
+        <w:pStyle w:val="ListBullet"/>
+        <w:spacing w:before="0" w:after="80"/>
+      </w:pPr>
+      <w:r>
+        <w:rPr>
+          <w:rFonts w:ascii="Arial" w:hAnsi="Arial"/>
+          <w:color w:val="1C1C1A"/>
+          <w:sz w:val="22"/>
+        </w:rPr>
+        <w:t>Website + Lead Management clients: ongoing site tweaks and content edits included</w:t>
+      </w:r>
     </w:p>
     <w:p>
       <w:pPr>
@@ -6278,7 +4751,7 @@
           <w:color w:val="1C1C1A"/>
           <w:sz w:val="22"/>
         </w:rPr>
-        <w:t>Check that the lead form is still submitting correctly (submit a test entry)</w:t>
+        <w:t>Submit a test entry on the client's form — confirm it lands in the Google Sheet</w:t>
       </w:r>
     </w:p>
     <w:p>
@@ -6292,7 +4765,7 @@
           <w:color w:val="1C1C1A"/>
           <w:sz w:val="22"/>
         </w:rPr>
-        <w:t>Review Netlify for any deploy errors or alerts</w:t>
+        <w:t>Review Netlify for any deploy errors or alerts (Website + Lead Management clients only)</w:t>
       </w:r>
     </w:p>
     <w:p>
@@ -6306,7 +4779,7 @@
           <w:color w:val="1C1C1A"/>
           <w:sz w:val="22"/>
         </w:rPr>
-        <w:t>Check Stripe for any failed payments — follow up with client within 3 days</w:t>
+        <w:t>Check Stripe for any failed payments — follow up with client within 3 business days</w:t>
       </w:r>
     </w:p>
     <w:p>
@@ -6320,7 +4793,7 @@
           <w:color w:val="1C1C1A"/>
           <w:sz w:val="22"/>
         </w:rPr>
-        <w:t>Apply any content updates the client has requested</w:t>
+        <w:t>Apply any content updates or form changes the client has requested</w:t>
       </w:r>
     </w:p>
     <w:p>
@@ -6334,485 +4807,22 @@
           <w:color w:val="1C1C1A"/>
           <w:sz w:val="22"/>
         </w:rPr>
-        <w:t>Check Google Business Profile for new reviews — flag any negative ones to client</w:t>
+        <w:t>Send the monthly lead summary report — pull from the Google Sheet and email it</w:t>
       </w:r>
     </w:p>
-    <w:tbl>
-      <w:tblPr>
-        <w:tblStyle w:val="TableGrid"/>
-        <w:tblW w:type="auto" w:w="0"/>
-        <w:tblLook w:firstColumn="1" w:firstRow="1" w:lastColumn="0" w:lastRow="0" w:noHBand="0" w:noVBand="1" w:val="04A0"/>
-        <w:tblBorders>
-          <w:top w:val="single" w:sz="4" w:space="0" w:color="D0CEC6"/>
-          <w:left w:val="single" w:sz="4" w:space="0" w:color="D0CEC6"/>
-          <w:bottom w:val="single" w:sz="4" w:space="0" w:color="D0CEC6"/>
-          <w:right w:val="single" w:sz="4" w:space="0" w:color="D0CEC6"/>
-          <w:insideH w:val="single" w:sz="4" w:space="0" w:color="D0CEC6"/>
-          <w:insideV w:val="single" w:sz="4" w:space="0" w:color="D0CEC6"/>
-        </w:tblBorders>
-      </w:tblPr>
-      <w:tblGrid>
-        <w:gridCol w:w="4536"/>
-        <w:gridCol w:w="4536"/>
-      </w:tblGrid>
-      <w:tr>
-        <w:tc>
-          <w:tcPr>
-            <w:tcW w:type="dxa" w:w="2520"/>
-            <w:tcMar>
-              <w:top w:w="80" w:type="dxa"/>
-              <w:bottom w:w="80" w:type="dxa"/>
-              <w:left w:w="115" w:type="dxa"/>
-              <w:right w:w="115" w:type="dxa"/>
-            </w:tcMar>
-            <w:shd w:val="clear" w:color="auto" w:fill="2c1f0e"/>
-          </w:tcPr>
-          <w:p>
-            <w:r>
-              <w:rPr>
-                <w:rFonts w:ascii="Arial" w:hAnsi="Arial"/>
-                <w:b/>
-                <w:color w:val="FFFFFF"/>
-                <w:sz w:val="22"/>
-              </w:rPr>
-              <w:t>Your Key Tools — Quick Reference</w:t>
-            </w:r>
-          </w:p>
-        </w:tc>
-        <w:tc>
-          <w:tcPr>
-            <w:tcW w:type="dxa" w:w="6480"/>
-            <w:tcMar>
-              <w:top w:w="80" w:type="dxa"/>
-              <w:bottom w:w="80" w:type="dxa"/>
-              <w:left w:w="115" w:type="dxa"/>
-              <w:right w:w="115" w:type="dxa"/>
-            </w:tcMar>
-            <w:shd w:val="clear" w:color="auto" w:fill="2c1f0e"/>
-          </w:tcPr>
-          <w:p>
-            <w:r>
-              <w:rPr>
-                <w:rFonts w:ascii="Arial" w:hAnsi="Arial"/>
-                <w:b/>
-                <w:color w:val="FFFFFF"/>
-                <w:sz w:val="22"/>
-              </w:rPr>
-              <w:t>Link</w:t>
-            </w:r>
-          </w:p>
-        </w:tc>
-      </w:tr>
-      <w:tr>
-        <w:tc>
-          <w:tcPr>
-            <w:tcW w:type="dxa" w:w="2520"/>
-            <w:tcMar>
-              <w:top w:w="80" w:type="dxa"/>
-              <w:bottom w:w="80" w:type="dxa"/>
-              <w:left w:w="115" w:type="dxa"/>
-              <w:right w:w="115" w:type="dxa"/>
-            </w:tcMar>
-          </w:tcPr>
-          <w:p>
-            <w:r>
-              <w:rPr>
-                <w:rFonts w:ascii="Arial" w:hAnsi="Arial"/>
-                <w:b/>
-                <w:color w:val="1A3A2A"/>
-                <w:sz w:val="22"/>
-              </w:rPr>
-              <w:t>GitHub repo</w:t>
-            </w:r>
-          </w:p>
-        </w:tc>
-        <w:tc>
-          <w:tcPr>
-            <w:tcW w:type="dxa" w:w="6480"/>
-            <w:tcMar>
-              <w:top w:w="80" w:type="dxa"/>
-              <w:bottom w:w="80" w:type="dxa"/>
-              <w:left w:w="115" w:type="dxa"/>
-              <w:right w:w="115" w:type="dxa"/>
-            </w:tcMar>
-          </w:tcPr>
-          <w:p>
-            <w:r>
-              <w:rPr>
-                <w:rFonts w:ascii="Arial" w:hAnsi="Arial"/>
-                <w:color w:val="1C1C1A"/>
-                <w:sz w:val="22"/>
-              </w:rPr>
-              <w:t>[PLACEHOLDER: github.com/YOUR-USERNAME/LeadManagement]</w:t>
-            </w:r>
-          </w:p>
-        </w:tc>
-      </w:tr>
-      <w:tr>
-        <w:tc>
-          <w:tcPr>
-            <w:tcW w:type="dxa" w:w="2520"/>
-            <w:tcMar>
-              <w:top w:w="80" w:type="dxa"/>
-              <w:bottom w:w="80" w:type="dxa"/>
-              <w:left w:w="115" w:type="dxa"/>
-              <w:right w:w="115" w:type="dxa"/>
-            </w:tcMar>
-          </w:tcPr>
-          <w:p>
-            <w:r>
-              <w:rPr>
-                <w:rFonts w:ascii="Arial" w:hAnsi="Arial"/>
-                <w:b/>
-                <w:color w:val="1A3A2A"/>
-                <w:sz w:val="22"/>
-              </w:rPr>
-              <w:t>Netlify dashboard</w:t>
-            </w:r>
-          </w:p>
-        </w:tc>
-        <w:tc>
-          <w:tcPr>
-            <w:tcW w:type="dxa" w:w="6480"/>
-            <w:tcMar>
-              <w:top w:w="80" w:type="dxa"/>
-              <w:bottom w:w="80" w:type="dxa"/>
-              <w:left w:w="115" w:type="dxa"/>
-              <w:right w:w="115" w:type="dxa"/>
-            </w:tcMar>
-          </w:tcPr>
-          <w:p>
-            <w:r>
-              <w:rPr>
-                <w:rFonts w:ascii="Arial" w:hAnsi="Arial"/>
-                <w:color w:val="1C1C1A"/>
-                <w:sz w:val="22"/>
-              </w:rPr>
-              <w:t>[PLACEHOLDER: app.netlify.com]</w:t>
-            </w:r>
-          </w:p>
-        </w:tc>
-      </w:tr>
-      <w:tr>
-        <w:tc>
-          <w:tcPr>
-            <w:tcW w:type="dxa" w:w="2520"/>
-            <w:tcMar>
-              <w:top w:w="80" w:type="dxa"/>
-              <w:bottom w:w="80" w:type="dxa"/>
-              <w:left w:w="115" w:type="dxa"/>
-              <w:right w:w="115" w:type="dxa"/>
-            </w:tcMar>
-          </w:tcPr>
-          <w:p>
-            <w:r>
-              <w:rPr>
-                <w:rFonts w:ascii="Arial" w:hAnsi="Arial"/>
-                <w:b/>
-                <w:color w:val="1A3A2A"/>
-                <w:sz w:val="22"/>
-              </w:rPr>
-              <w:t>Stripe dashboard</w:t>
-            </w:r>
-          </w:p>
-        </w:tc>
-        <w:tc>
-          <w:tcPr>
-            <w:tcW w:type="dxa" w:w="6480"/>
-            <w:tcMar>
-              <w:top w:w="80" w:type="dxa"/>
-              <w:bottom w:w="80" w:type="dxa"/>
-              <w:left w:w="115" w:type="dxa"/>
-              <w:right w:w="115" w:type="dxa"/>
-            </w:tcMar>
-          </w:tcPr>
-          <w:p>
-            <w:r>
-              <w:rPr>
-                <w:rFonts w:ascii="Arial" w:hAnsi="Arial"/>
-                <w:color w:val="1C1C1A"/>
-                <w:sz w:val="22"/>
-              </w:rPr>
-              <w:t>[PLACEHOLDER: dashboard.stripe.com]</w:t>
-            </w:r>
-          </w:p>
-        </w:tc>
-      </w:tr>
-      <w:tr>
-        <w:tc>
-          <w:tcPr>
-            <w:tcW w:type="dxa" w:w="2520"/>
-            <w:tcMar>
-              <w:top w:w="80" w:type="dxa"/>
-              <w:bottom w:w="80" w:type="dxa"/>
-              <w:left w:w="115" w:type="dxa"/>
-              <w:right w:w="115" w:type="dxa"/>
-            </w:tcMar>
-          </w:tcPr>
-          <w:p>
-            <w:r>
-              <w:rPr>
-                <w:rFonts w:ascii="Arial" w:hAnsi="Arial"/>
-                <w:b/>
-                <w:color w:val="1A3A2A"/>
-                <w:sz w:val="22"/>
-              </w:rPr>
-              <w:t>Google Drive (client folders)</w:t>
-            </w:r>
-          </w:p>
-        </w:tc>
-        <w:tc>
-          <w:tcPr>
-            <w:tcW w:type="dxa" w:w="6480"/>
-            <w:tcMar>
-              <w:top w:w="80" w:type="dxa"/>
-              <w:bottom w:w="80" w:type="dxa"/>
-              <w:left w:w="115" w:type="dxa"/>
-              <w:right w:w="115" w:type="dxa"/>
-            </w:tcMar>
-          </w:tcPr>
-          <w:p>
-            <w:r>
-              <w:rPr>
-                <w:rFonts w:ascii="Arial" w:hAnsi="Arial"/>
-                <w:color w:val="1C1C1A"/>
-                <w:sz w:val="22"/>
-              </w:rPr>
-              <w:t>[PLACEHOLDER: drive.google.com]</w:t>
-            </w:r>
-          </w:p>
-        </w:tc>
-      </w:tr>
-      <w:tr>
-        <w:tc>
-          <w:tcPr>
-            <w:tcW w:type="dxa" w:w="2520"/>
-            <w:tcMar>
-              <w:top w:w="80" w:type="dxa"/>
-              <w:bottom w:w="80" w:type="dxa"/>
-              <w:left w:w="115" w:type="dxa"/>
-              <w:right w:w="115" w:type="dxa"/>
-            </w:tcMar>
-          </w:tcPr>
-          <w:p>
-            <w:r>
-              <w:rPr>
-                <w:rFonts w:ascii="Arial" w:hAnsi="Arial"/>
-                <w:b/>
-                <w:color w:val="1A3A2A"/>
-                <w:sz w:val="22"/>
-              </w:rPr>
-              <w:t>Google Workspace email</w:t>
-            </w:r>
-          </w:p>
-        </w:tc>
-        <w:tc>
-          <w:tcPr>
-            <w:tcW w:type="dxa" w:w="6480"/>
-            <w:tcMar>
-              <w:top w:w="80" w:type="dxa"/>
-              <w:bottom w:w="80" w:type="dxa"/>
-              <w:left w:w="115" w:type="dxa"/>
-              <w:right w:w="115" w:type="dxa"/>
-            </w:tcMar>
-          </w:tcPr>
-          <w:p>
-            <w:r>
-              <w:rPr>
-                <w:rFonts w:ascii="Arial" w:hAnsi="Arial"/>
-                <w:color w:val="1C1C1A"/>
-                <w:sz w:val="22"/>
-              </w:rPr>
-              <w:t>[PLACEHOLDER: mail.google.com — your business email]</w:t>
-            </w:r>
-          </w:p>
-        </w:tc>
-      </w:tr>
-      <w:tr>
-        <w:tc>
-          <w:tcPr>
-            <w:tcW w:type="dxa" w:w="2520"/>
-            <w:tcMar>
-              <w:top w:w="80" w:type="dxa"/>
-              <w:bottom w:w="80" w:type="dxa"/>
-              <w:left w:w="115" w:type="dxa"/>
-              <w:right w:w="115" w:type="dxa"/>
-            </w:tcMar>
-          </w:tcPr>
-          <w:p>
-            <w:r>
-              <w:rPr>
-                <w:rFonts w:ascii="Arial" w:hAnsi="Arial"/>
-                <w:b/>
-                <w:color w:val="1A3A2A"/>
-                <w:sz w:val="22"/>
-              </w:rPr>
-              <w:t>Your website</w:t>
-            </w:r>
-          </w:p>
-        </w:tc>
-        <w:tc>
-          <w:tcPr>
-            <w:tcW w:type="dxa" w:w="6480"/>
-            <w:tcMar>
-              <w:top w:w="80" w:type="dxa"/>
-              <w:bottom w:w="80" w:type="dxa"/>
-              <w:left w:w="115" w:type="dxa"/>
-              <w:right w:w="115" w:type="dxa"/>
-            </w:tcMar>
-          </w:tcPr>
-          <w:p>
-            <w:r>
-              <w:rPr>
-                <w:rFonts w:ascii="Arial" w:hAnsi="Arial"/>
-                <w:color w:val="1C1C1A"/>
-                <w:sz w:val="22"/>
-              </w:rPr>
-              <w:t>[PLACEHOLDER: your live Netlify or custom domain URL]</w:t>
-            </w:r>
-          </w:p>
-        </w:tc>
-      </w:tr>
-      <w:tr>
-        <w:tc>
-          <w:tcPr>
-            <w:tcW w:type="dxa" w:w="2520"/>
-            <w:tcMar>
-              <w:top w:w="80" w:type="dxa"/>
-              <w:bottom w:w="80" w:type="dxa"/>
-              <w:left w:w="115" w:type="dxa"/>
-              <w:right w:w="115" w:type="dxa"/>
-            </w:tcMar>
-          </w:tcPr>
-          <w:p>
-            <w:r>
-              <w:rPr>
-                <w:rFonts w:ascii="Arial" w:hAnsi="Arial"/>
-                <w:b/>
-                <w:color w:val="1A3A2A"/>
-                <w:sz w:val="22"/>
-              </w:rPr>
-              <w:t>Contract template</w:t>
-            </w:r>
-          </w:p>
-        </w:tc>
-        <w:tc>
-          <w:tcPr>
-            <w:tcW w:type="dxa" w:w="6480"/>
-            <w:tcMar>
-              <w:top w:w="80" w:type="dxa"/>
-              <w:bottom w:w="80" w:type="dxa"/>
-              <w:left w:w="115" w:type="dxa"/>
-              <w:right w:w="115" w:type="dxa"/>
-            </w:tcMar>
-          </w:tcPr>
-          <w:p>
-            <w:r>
-              <w:rPr>
-                <w:rFonts w:ascii="Arial" w:hAnsi="Arial"/>
-                <w:color w:val="1C1C1A"/>
-                <w:sz w:val="22"/>
-              </w:rPr>
-              <w:t>[PLACEHOLDER: link to Google Doc contract template]</w:t>
-            </w:r>
-          </w:p>
-        </w:tc>
-      </w:tr>
-      <w:tr>
-        <w:tc>
-          <w:tcPr>
-            <w:tcW w:type="dxa" w:w="2520"/>
-            <w:tcMar>
-              <w:top w:w="80" w:type="dxa"/>
-              <w:bottom w:w="80" w:type="dxa"/>
-              <w:left w:w="115" w:type="dxa"/>
-              <w:right w:w="115" w:type="dxa"/>
-            </w:tcMar>
-          </w:tcPr>
-          <w:p>
-            <w:r>
-              <w:rPr>
-                <w:rFonts w:ascii="Arial" w:hAnsi="Arial"/>
-                <w:b/>
-                <w:color w:val="1A3A2A"/>
-                <w:sz w:val="22"/>
-              </w:rPr>
-              <w:t>Apps Script setup guide</w:t>
-            </w:r>
-          </w:p>
-        </w:tc>
-        <w:tc>
-          <w:tcPr>
-            <w:tcW w:type="dxa" w:w="6480"/>
-            <w:tcMar>
-              <w:top w:w="80" w:type="dxa"/>
-              <w:bottom w:w="80" w:type="dxa"/>
-              <w:left w:w="115" w:type="dxa"/>
-              <w:right w:w="115" w:type="dxa"/>
-            </w:tcMar>
-          </w:tcPr>
-          <w:p>
-            <w:r>
-              <w:rPr>
-                <w:rFonts w:ascii="Arial" w:hAnsi="Arial"/>
-                <w:color w:val="1C1C1A"/>
-                <w:sz w:val="22"/>
-              </w:rPr>
-              <w:t>Lead Intake — Apps Script Setup Guide.docx in /docs folder</w:t>
-            </w:r>
-          </w:p>
-        </w:tc>
-      </w:tr>
-      <w:tr>
-        <w:tc>
-          <w:tcPr>
-            <w:tcW w:type="dxa" w:w="2520"/>
-            <w:tcMar>
-              <w:top w:w="80" w:type="dxa"/>
-              <w:bottom w:w="80" w:type="dxa"/>
-              <w:left w:w="115" w:type="dxa"/>
-              <w:right w:w="115" w:type="dxa"/>
-            </w:tcMar>
-          </w:tcPr>
-          <w:p>
-            <w:r>
-              <w:rPr>
-                <w:rFonts w:ascii="Arial" w:hAnsi="Arial"/>
-                <w:b/>
-                <w:color w:val="1A3A2A"/>
-                <w:sz w:val="22"/>
-              </w:rPr>
-              <w:t>Google Business guide</w:t>
-            </w:r>
-          </w:p>
-        </w:tc>
-        <w:tc>
-          <w:tcPr>
-            <w:tcW w:type="dxa" w:w="6480"/>
-            <w:tcMar>
-              <w:top w:w="80" w:type="dxa"/>
-              <w:bottom w:w="80" w:type="dxa"/>
-              <w:left w:w="115" w:type="dxa"/>
-              <w:right w:w="115" w:type="dxa"/>
-            </w:tcMar>
-          </w:tcPr>
-          <w:p>
-            <w:r>
-              <w:rPr>
-                <w:rFonts w:ascii="Arial" w:hAnsi="Arial"/>
-                <w:color w:val="1C1C1A"/>
-                <w:sz w:val="22"/>
-              </w:rPr>
-              <w:t>Google Business Profile — Manager Access Guide.docx in /docs folder</w:t>
-            </w:r>
-          </w:p>
-        </w:tc>
-      </w:tr>
-    </w:tbl>
     <w:p>
       <w:pPr>
-        <w:spacing w:before="60" w:after="60"/>
-      </w:pPr>
+        <w:pStyle w:val="ListBullet"/>
+        <w:spacing w:before="0" w:after="80"/>
+      </w:pPr>
+      <w:r>
+        <w:rPr>
+          <w:rFonts w:ascii="Arial" w:hAnsi="Arial"/>
+          <w:color w:val="1C1C1A"/>
+          <w:sz w:val="22"/>
+        </w:rPr>
+        <w:t>Once per quarter: run the GBP audit and send a brief summary to the client</w:t>
+      </w:r>
     </w:p>
     <w:sectPr>
       <w:pgSz w:w="12240" w:h="15840"/>
